--- a/高中物理/高中物理同步/人教版必修3 第9章 静电场及其应用·冲刺卷（4题）.docx
+++ b/高中物理/高中物理同步/人教版必修3 第9章 静电场及其应用·冲刺卷（4题）.docx
@@ -108,7 +108,7 @@
           <m:e>
             <m:r>
               <w:rPr>
-                <w:rFonts w:ascii="Cambria Math" w:eastAsia="宋体" w:hAnsi="Cambria Math" w:cs="Cambria Math"/>
+                <w:rFonts w:ascii="Times New Roman" w:eastAsia="宋体" w:hAnsi="Times New Roman" w:cs="Cambria Math"/>
               </w:rPr>
               <m:t>Q</m:t>
             </m:r>
@@ -116,7 +116,7 @@
           <m:sub>
             <m:r>
               <w:rPr>
-                <w:rFonts w:ascii="Cambria Math" w:eastAsia="宋体" w:hAnsi="Cambria Math" w:cs="Cambria Math"/>
+                <w:rFonts w:ascii="Times New Roman" w:eastAsia="宋体" w:hAnsi="Times New Roman" w:cs="Cambria Math"/>
               </w:rPr>
               <m:t>1</m:t>
             </m:r>
@@ -124,7 +124,7 @@
         </m:sSub>
         <m:r>
           <w:rPr>
-            <w:rFonts w:ascii="Cambria Math" w:eastAsia="宋体" w:hAnsi="Cambria Math" w:cs="Cambria Math"/>
+            <w:rFonts w:ascii="Times New Roman" w:eastAsia="宋体" w:hAnsi="Times New Roman" w:cs="Cambria Math"/>
           </w:rPr>
           <m:t>、</m:t>
         </m:r>
@@ -132,7 +132,7 @@
           <m:e>
             <m:r>
               <w:rPr>
-                <w:rFonts w:ascii="Cambria Math" w:eastAsia="宋体" w:hAnsi="Cambria Math" w:cs="Cambria Math"/>
+                <w:rFonts w:ascii="Times New Roman" w:eastAsia="宋体" w:hAnsi="Times New Roman" w:cs="Cambria Math"/>
               </w:rPr>
               <m:t>Q</m:t>
             </m:r>
@@ -140,7 +140,7 @@
           <m:sub>
             <m:r>
               <w:rPr>
-                <w:rFonts w:ascii="Cambria Math" w:eastAsia="宋体" w:hAnsi="Cambria Math" w:cs="Cambria Math"/>
+                <w:rFonts w:ascii="Times New Roman" w:eastAsia="宋体" w:hAnsi="Times New Roman" w:cs="Cambria Math"/>
               </w:rPr>
               <m:t>2</m:t>
             </m:r>
@@ -160,7 +160,7 @@
           <m:e>
             <m:r>
               <w:rPr>
-                <w:rFonts w:ascii="Cambria Math" w:eastAsia="宋体" w:hAnsi="Cambria Math" w:cs="Cambria Math"/>
+                <w:rFonts w:ascii="Times New Roman" w:eastAsia="宋体" w:hAnsi="Times New Roman" w:cs="Cambria Math"/>
               </w:rPr>
               <m:t>Q</m:t>
             </m:r>
@@ -168,7 +168,7 @@
           <m:sub>
             <m:r>
               <w:rPr>
-                <w:rFonts w:ascii="Cambria Math" w:eastAsia="宋体" w:hAnsi="Cambria Math" w:cs="Cambria Math"/>
+                <w:rFonts w:ascii="Times New Roman" w:eastAsia="宋体" w:hAnsi="Times New Roman" w:cs="Cambria Math"/>
               </w:rPr>
               <m:t>3</m:t>
             </m:r>
@@ -176,13 +176,13 @@
         </m:sSub>
         <m:r>
           <w:rPr>
-            <w:rFonts w:ascii="Cambria Math" w:eastAsia="宋体" w:hAnsi="Cambria Math" w:cs="Cambria Math"/>
+            <w:rFonts w:ascii="Times New Roman" w:eastAsia="宋体" w:hAnsi="Times New Roman" w:cs="Cambria Math"/>
           </w:rPr>
           <m:t>、</m:t>
         </m:r>
         <m:r>
           <w:rPr>
-            <w:rFonts w:ascii="Cambria Math" w:eastAsia="宋体" w:hAnsi="Cambria Math" w:cs="Cambria Math"/>
+            <w:rFonts w:ascii="Times New Roman" w:eastAsia="宋体" w:hAnsi="Times New Roman" w:cs="Cambria Math"/>
           </w:rPr>
           <m:t>P</m:t>
         </m:r>
@@ -198,13 +198,13 @@
       <m:oMath>
         <m:r>
           <w:rPr>
-            <w:rFonts w:ascii="Cambria Math" w:eastAsia="宋体" w:hAnsi="Cambria Math" w:cs="Cambria Math"/>
+            <w:rFonts w:ascii="Times New Roman" w:eastAsia="宋体" w:hAnsi="Times New Roman" w:cs="Cambria Math"/>
           </w:rPr>
           <m:t>60</m:t>
         </m:r>
         <m:r>
           <w:rPr>
-            <w:rFonts w:ascii="Cambria Math" w:eastAsia="宋体" w:hAnsi="Cambria Math" w:cs="Cambria Math"/>
+            <w:rFonts w:ascii="Times New Roman" w:eastAsia="宋体" w:hAnsi="Times New Roman" w:cs="Cambria Math"/>
           </w:rPr>
           <m:t>°</m:t>
         </m:r>
@@ -220,13 +220,13 @@
       <m:oMath>
         <m:r>
           <w:rPr>
-            <w:rFonts w:ascii="Cambria Math" w:eastAsia="宋体" w:hAnsi="Cambria Math" w:cs="Cambria Math"/>
+            <w:rFonts w:ascii="Times New Roman" w:eastAsia="宋体" w:hAnsi="Times New Roman" w:cs="Cambria Math"/>
           </w:rPr>
           <m:t>90</m:t>
         </m:r>
         <m:r>
           <w:rPr>
-            <w:rFonts w:ascii="Cambria Math" w:eastAsia="宋体" w:hAnsi="Cambria Math" w:cs="Cambria Math"/>
+            <w:rFonts w:ascii="Times New Roman" w:eastAsia="宋体" w:hAnsi="Times New Roman" w:cs="Cambria Math"/>
           </w:rPr>
           <m:t>°</m:t>
         </m:r>
@@ -242,13 +242,13 @@
       <m:oMath>
         <m:r>
           <w:rPr>
-            <w:rFonts w:ascii="Cambria Math" w:eastAsia="宋体" w:hAnsi="Cambria Math" w:cs="Cambria Math"/>
+            <w:rFonts w:ascii="Times New Roman" w:eastAsia="宋体" w:hAnsi="Times New Roman" w:cs="Cambria Math"/>
           </w:rPr>
           <m:t>30</m:t>
         </m:r>
         <m:r>
           <w:rPr>
-            <w:rFonts w:ascii="Cambria Math" w:eastAsia="宋体" w:hAnsi="Cambria Math" w:cs="Cambria Math"/>
+            <w:rFonts w:ascii="Times New Roman" w:eastAsia="宋体" w:hAnsi="Times New Roman" w:cs="Cambria Math"/>
           </w:rPr>
           <m:t>°</m:t>
         </m:r>
@@ -281,19 +281,19 @@
       <m:oMath>
         <m:r>
           <w:rPr>
-            <w:rFonts w:ascii="Cambria Math" w:eastAsia="宋体" w:hAnsi="Cambria Math" w:cs="Cambria Math"/>
+            <w:rFonts w:ascii="Times New Roman" w:eastAsia="宋体" w:hAnsi="Times New Roman" w:cs="Cambria Math"/>
           </w:rPr>
           <m:t>q</m:t>
         </m:r>
         <m:r>
           <w:rPr>
-            <w:rFonts w:ascii="Cambria Math" w:eastAsia="宋体" w:hAnsi="Cambria Math" w:cs="Cambria Math"/>
+            <w:rFonts w:ascii="Times New Roman" w:eastAsia="宋体" w:hAnsi="Times New Roman" w:cs="Cambria Math"/>
           </w:rPr>
           <m:t>&gt;</m:t>
         </m:r>
         <m:r>
           <w:rPr>
-            <w:rFonts w:ascii="Cambria Math" w:eastAsia="宋体" w:hAnsi="Cambria Math" w:cs="Cambria Math"/>
+            <w:rFonts w:ascii="Times New Roman" w:eastAsia="宋体" w:hAnsi="Times New Roman" w:cs="Cambria Math"/>
           </w:rPr>
           <m:t>0</m:t>
         </m:r>
@@ -390,7 +390,7 @@
           <m:e>
             <m:r>
               <w:rPr>
-                <w:rFonts w:ascii="Cambria Math" w:eastAsia="宋体" w:hAnsi="Cambria Math" w:cs="Cambria Math"/>
+                <w:rFonts w:ascii="Times New Roman" w:eastAsia="宋体" w:hAnsi="Times New Roman" w:cs="Cambria Math"/>
               </w:rPr>
               <m:t>Q</m:t>
             </m:r>
@@ -398,7 +398,7 @@
           <m:sub>
             <m:r>
               <w:rPr>
-                <w:rFonts w:ascii="Cambria Math" w:eastAsia="宋体" w:hAnsi="Cambria Math" w:cs="Cambria Math"/>
+                <w:rFonts w:ascii="Times New Roman" w:eastAsia="宋体" w:hAnsi="Times New Roman" w:cs="Cambria Math"/>
               </w:rPr>
               <m:t>1</m:t>
             </m:r>
@@ -406,19 +406,19 @@
         </m:sSub>
         <m:r>
           <w:rPr>
-            <w:rFonts w:ascii="Cambria Math" w:eastAsia="宋体" w:hAnsi="Cambria Math" w:cs="Cambria Math"/>
+            <w:rFonts w:ascii="Times New Roman" w:eastAsia="宋体" w:hAnsi="Times New Roman" w:cs="Cambria Math"/>
           </w:rPr>
           <m:t>=</m:t>
         </m:r>
         <m:r>
           <w:rPr>
-            <w:rFonts w:ascii="Cambria Math" w:eastAsia="宋体" w:hAnsi="Cambria Math" w:cs="Cambria Math"/>
+            <w:rFonts w:ascii="Times New Roman" w:eastAsia="宋体" w:hAnsi="Times New Roman" w:cs="Cambria Math"/>
           </w:rPr>
           <m:t>2</m:t>
         </m:r>
         <m:r>
           <w:rPr>
-            <w:rFonts w:ascii="Cambria Math" w:eastAsia="宋体" w:hAnsi="Cambria Math" w:cs="Cambria Math"/>
+            <w:rFonts w:ascii="Times New Roman" w:eastAsia="宋体" w:hAnsi="Times New Roman" w:cs="Cambria Math"/>
           </w:rPr>
           <m:t>q</m:t>
         </m:r>
@@ -436,7 +436,7 @@
           <m:e>
             <m:r>
               <w:rPr>
-                <w:rFonts w:ascii="Cambria Math" w:eastAsia="宋体" w:hAnsi="Cambria Math" w:cs="Cambria Math"/>
+                <w:rFonts w:ascii="Times New Roman" w:eastAsia="宋体" w:hAnsi="Times New Roman" w:cs="Cambria Math"/>
               </w:rPr>
               <m:t>Q</m:t>
             </m:r>
@@ -444,7 +444,7 @@
           <m:sub>
             <m:r>
               <w:rPr>
-                <w:rFonts w:ascii="Cambria Math" w:eastAsia="宋体" w:hAnsi="Cambria Math" w:cs="Cambria Math"/>
+                <w:rFonts w:ascii="Times New Roman" w:eastAsia="宋体" w:hAnsi="Times New Roman" w:cs="Cambria Math"/>
               </w:rPr>
               <m:t>2</m:t>
             </m:r>
@@ -452,7 +452,7 @@
         </m:sSub>
         <m:r>
           <w:rPr>
-            <w:rFonts w:ascii="Cambria Math" w:eastAsia="宋体" w:hAnsi="Cambria Math" w:cs="Cambria Math"/>
+            <w:rFonts w:ascii="Times New Roman" w:eastAsia="宋体" w:hAnsi="Times New Roman" w:cs="Cambria Math"/>
           </w:rPr>
           <m:t>=</m:t>
         </m:r>
@@ -464,7 +464,7 @@
           <m:e>
             <m:r>
               <w:rPr>
-                <w:rFonts w:ascii="Cambria Math" w:eastAsia="宋体" w:hAnsi="Cambria Math" w:cs="Cambria Math"/>
+                <w:rFonts w:ascii="Times New Roman" w:eastAsia="宋体" w:hAnsi="Times New Roman" w:cs="Cambria Math"/>
               </w:rPr>
               <m:t>3</m:t>
             </m:r>
@@ -472,7 +472,7 @@
         </m:rad>
         <m:r>
           <w:rPr>
-            <w:rFonts w:ascii="Cambria Math" w:eastAsia="宋体" w:hAnsi="Cambria Math" w:cs="Cambria Math"/>
+            <w:rFonts w:ascii="Times New Roman" w:eastAsia="宋体" w:hAnsi="Times New Roman" w:cs="Cambria Math"/>
           </w:rPr>
           <m:t>q</m:t>
         </m:r>
@@ -490,7 +490,7 @@
           <m:e>
             <m:r>
               <w:rPr>
-                <w:rFonts w:ascii="Cambria Math" w:eastAsia="宋体" w:hAnsi="Cambria Math" w:cs="Cambria Math"/>
+                <w:rFonts w:ascii="Times New Roman" w:eastAsia="宋体" w:hAnsi="Times New Roman" w:cs="Cambria Math"/>
               </w:rPr>
               <m:t>Q</m:t>
             </m:r>
@@ -498,7 +498,7 @@
           <m:sub>
             <m:r>
               <w:rPr>
-                <w:rFonts w:ascii="Cambria Math" w:eastAsia="宋体" w:hAnsi="Cambria Math" w:cs="Cambria Math"/>
+                <w:rFonts w:ascii="Times New Roman" w:eastAsia="宋体" w:hAnsi="Times New Roman" w:cs="Cambria Math"/>
               </w:rPr>
               <m:t>3</m:t>
             </m:r>
@@ -506,13 +506,13 @@
         </m:sSub>
         <m:r>
           <w:rPr>
-            <w:rFonts w:ascii="Cambria Math" w:eastAsia="宋体" w:hAnsi="Cambria Math" w:cs="Cambria Math"/>
+            <w:rFonts w:ascii="Times New Roman" w:eastAsia="宋体" w:hAnsi="Times New Roman" w:cs="Cambria Math"/>
           </w:rPr>
           <m:t>=</m:t>
         </m:r>
         <m:r>
           <w:rPr>
-            <w:rFonts w:ascii="Cambria Math" w:eastAsia="宋体" w:hAnsi="Cambria Math" w:cs="Cambria Math"/>
+            <w:rFonts w:ascii="Times New Roman" w:eastAsia="宋体" w:hAnsi="Times New Roman" w:cs="Cambria Math"/>
           </w:rPr>
           <m:t>2</m:t>
         </m:r>
@@ -524,7 +524,7 @@
           <m:e>
             <m:r>
               <w:rPr>
-                <w:rFonts w:ascii="Cambria Math" w:eastAsia="宋体" w:hAnsi="Cambria Math" w:cs="Cambria Math"/>
+                <w:rFonts w:ascii="Times New Roman" w:eastAsia="宋体" w:hAnsi="Times New Roman" w:cs="Cambria Math"/>
               </w:rPr>
               <m:t>3</m:t>
             </m:r>
@@ -532,7 +532,7 @@
         </m:rad>
         <m:r>
           <w:rPr>
-            <w:rFonts w:ascii="Cambria Math" w:eastAsia="宋体" w:hAnsi="Cambria Math" w:cs="Cambria Math"/>
+            <w:rFonts w:ascii="Times New Roman" w:eastAsia="宋体" w:hAnsi="Times New Roman" w:cs="Cambria Math"/>
           </w:rPr>
           <m:t>q</m:t>
         </m:r>
@@ -558,7 +558,7 @@
           <m:e>
             <m:r>
               <w:rPr>
-                <w:rFonts w:ascii="Cambria Math" w:eastAsia="宋体" w:hAnsi="Cambria Math" w:cs="Cambria Math"/>
+                <w:rFonts w:ascii="Times New Roman" w:eastAsia="宋体" w:hAnsi="Times New Roman" w:cs="Cambria Math"/>
               </w:rPr>
               <m:t>Q</m:t>
             </m:r>
@@ -566,7 +566,7 @@
           <m:sub>
             <m:r>
               <w:rPr>
-                <w:rFonts w:ascii="Cambria Math" w:eastAsia="宋体" w:hAnsi="Cambria Math" w:cs="Cambria Math"/>
+                <w:rFonts w:ascii="Times New Roman" w:eastAsia="宋体" w:hAnsi="Times New Roman" w:cs="Cambria Math"/>
               </w:rPr>
               <m:t>1</m:t>
             </m:r>
@@ -574,25 +574,25 @@
         </m:sSub>
         <m:r>
           <w:rPr>
-            <w:rFonts w:ascii="Cambria Math" w:eastAsia="宋体" w:hAnsi="Cambria Math" w:cs="Cambria Math"/>
+            <w:rFonts w:ascii="Times New Roman" w:eastAsia="宋体" w:hAnsi="Times New Roman" w:cs="Cambria Math"/>
           </w:rPr>
           <m:t>=</m:t>
         </m:r>
         <m:r>
           <w:rPr>
-            <w:rFonts w:ascii="Cambria Math" w:eastAsia="宋体" w:hAnsi="Cambria Math" w:cs="Cambria Math"/>
+            <w:rFonts w:ascii="Times New Roman" w:eastAsia="宋体" w:hAnsi="Times New Roman" w:cs="Cambria Math"/>
           </w:rPr>
           <m:t>−</m:t>
         </m:r>
         <m:r>
           <w:rPr>
-            <w:rFonts w:ascii="Cambria Math" w:eastAsia="宋体" w:hAnsi="Cambria Math" w:cs="Cambria Math"/>
+            <w:rFonts w:ascii="Times New Roman" w:eastAsia="宋体" w:hAnsi="Times New Roman" w:cs="Cambria Math"/>
           </w:rPr>
           <m:t>2</m:t>
         </m:r>
         <m:r>
           <w:rPr>
-            <w:rFonts w:ascii="Cambria Math" w:eastAsia="宋体" w:hAnsi="Cambria Math" w:cs="Cambria Math"/>
+            <w:rFonts w:ascii="Times New Roman" w:eastAsia="宋体" w:hAnsi="Times New Roman" w:cs="Cambria Math"/>
           </w:rPr>
           <m:t>q</m:t>
         </m:r>
@@ -610,7 +610,7 @@
           <m:e>
             <m:r>
               <w:rPr>
-                <w:rFonts w:ascii="Cambria Math" w:eastAsia="宋体" w:hAnsi="Cambria Math" w:cs="Cambria Math"/>
+                <w:rFonts w:ascii="Times New Roman" w:eastAsia="宋体" w:hAnsi="Times New Roman" w:cs="Cambria Math"/>
               </w:rPr>
               <m:t>Q</m:t>
             </m:r>
@@ -618,7 +618,7 @@
           <m:sub>
             <m:r>
               <w:rPr>
-                <w:rFonts w:ascii="Cambria Math" w:eastAsia="宋体" w:hAnsi="Cambria Math" w:cs="Cambria Math"/>
+                <w:rFonts w:ascii="Times New Roman" w:eastAsia="宋体" w:hAnsi="Times New Roman" w:cs="Cambria Math"/>
               </w:rPr>
               <m:t>2</m:t>
             </m:r>
@@ -626,13 +626,13 @@
         </m:sSub>
         <m:r>
           <w:rPr>
-            <w:rFonts w:ascii="Cambria Math" w:eastAsia="宋体" w:hAnsi="Cambria Math" w:cs="Cambria Math"/>
+            <w:rFonts w:ascii="Times New Roman" w:eastAsia="宋体" w:hAnsi="Times New Roman" w:cs="Cambria Math"/>
           </w:rPr>
           <m:t>=</m:t>
         </m:r>
         <m:r>
           <w:rPr>
-            <w:rFonts w:ascii="Cambria Math" w:eastAsia="宋体" w:hAnsi="Cambria Math" w:cs="Cambria Math"/>
+            <w:rFonts w:ascii="Times New Roman" w:eastAsia="宋体" w:hAnsi="Times New Roman" w:cs="Cambria Math"/>
           </w:rPr>
           <m:t>−</m:t>
         </m:r>
@@ -644,7 +644,7 @@
           <m:e>
             <m:r>
               <w:rPr>
-                <w:rFonts w:ascii="Cambria Math" w:eastAsia="宋体" w:hAnsi="Cambria Math" w:cs="Cambria Math"/>
+                <w:rFonts w:ascii="Times New Roman" w:eastAsia="宋体" w:hAnsi="Times New Roman" w:cs="Cambria Math"/>
               </w:rPr>
               <m:t>2</m:t>
             </m:r>
@@ -652,7 +652,7 @@
         </m:rad>
         <m:r>
           <w:rPr>
-            <w:rFonts w:ascii="Cambria Math" w:eastAsia="宋体" w:hAnsi="Cambria Math" w:cs="Cambria Math"/>
+            <w:rFonts w:ascii="Times New Roman" w:eastAsia="宋体" w:hAnsi="Times New Roman" w:cs="Cambria Math"/>
           </w:rPr>
           <m:t>q</m:t>
         </m:r>
@@ -670,7 +670,7 @@
           <m:e>
             <m:r>
               <w:rPr>
-                <w:rFonts w:ascii="Cambria Math" w:eastAsia="宋体" w:hAnsi="Cambria Math" w:cs="Cambria Math"/>
+                <w:rFonts w:ascii="Times New Roman" w:eastAsia="宋体" w:hAnsi="Times New Roman" w:cs="Cambria Math"/>
               </w:rPr>
               <m:t>Q</m:t>
             </m:r>
@@ -678,7 +678,7 @@
           <m:sub>
             <m:r>
               <w:rPr>
-                <w:rFonts w:ascii="Cambria Math" w:eastAsia="宋体" w:hAnsi="Cambria Math" w:cs="Cambria Math"/>
+                <w:rFonts w:ascii="Times New Roman" w:eastAsia="宋体" w:hAnsi="Times New Roman" w:cs="Cambria Math"/>
               </w:rPr>
               <m:t>3</m:t>
             </m:r>
@@ -686,19 +686,19 @@
         </m:sSub>
         <m:r>
           <w:rPr>
-            <w:rFonts w:ascii="Cambria Math" w:eastAsia="宋体" w:hAnsi="Cambria Math" w:cs="Cambria Math"/>
+            <w:rFonts w:ascii="Times New Roman" w:eastAsia="宋体" w:hAnsi="Times New Roman" w:cs="Cambria Math"/>
           </w:rPr>
           <m:t>=</m:t>
         </m:r>
         <m:r>
           <w:rPr>
-            <w:rFonts w:ascii="Cambria Math" w:eastAsia="宋体" w:hAnsi="Cambria Math" w:cs="Cambria Math"/>
+            <w:rFonts w:ascii="Times New Roman" w:eastAsia="宋体" w:hAnsi="Times New Roman" w:cs="Cambria Math"/>
           </w:rPr>
           <m:t>−</m:t>
         </m:r>
         <m:r>
           <w:rPr>
-            <w:rFonts w:ascii="Cambria Math" w:eastAsia="宋体" w:hAnsi="Cambria Math" w:cs="Cambria Math"/>
+            <w:rFonts w:ascii="Times New Roman" w:eastAsia="宋体" w:hAnsi="Times New Roman" w:cs="Cambria Math"/>
           </w:rPr>
           <m:t>2</m:t>
         </m:r>
@@ -710,7 +710,7 @@
           <m:e>
             <m:r>
               <w:rPr>
-                <w:rFonts w:ascii="Cambria Math" w:eastAsia="宋体" w:hAnsi="Cambria Math" w:cs="Cambria Math"/>
+                <w:rFonts w:ascii="Times New Roman" w:eastAsia="宋体" w:hAnsi="Times New Roman" w:cs="Cambria Math"/>
               </w:rPr>
               <m:t>3</m:t>
             </m:r>
@@ -718,7 +718,7 @@
         </m:rad>
         <m:r>
           <w:rPr>
-            <w:rFonts w:ascii="Cambria Math" w:eastAsia="宋体" w:hAnsi="Cambria Math" w:cs="Cambria Math"/>
+            <w:rFonts w:ascii="Times New Roman" w:eastAsia="宋体" w:hAnsi="Times New Roman" w:cs="Cambria Math"/>
           </w:rPr>
           <m:t>q</m:t>
         </m:r>
@@ -750,7 +750,7 @@
           <m:e>
             <m:r>
               <w:rPr>
-                <w:rFonts w:ascii="Cambria Math" w:eastAsia="宋体" w:hAnsi="Cambria Math" w:cs="Cambria Math"/>
+                <w:rFonts w:ascii="Times New Roman" w:eastAsia="宋体" w:hAnsi="Times New Roman" w:cs="Cambria Math"/>
               </w:rPr>
               <m:t>Q</m:t>
             </m:r>
@@ -758,7 +758,7 @@
           <m:sub>
             <m:r>
               <w:rPr>
-                <w:rFonts w:ascii="Cambria Math" w:eastAsia="宋体" w:hAnsi="Cambria Math" w:cs="Cambria Math"/>
+                <w:rFonts w:ascii="Times New Roman" w:eastAsia="宋体" w:hAnsi="Times New Roman" w:cs="Cambria Math"/>
               </w:rPr>
               <m:t>1</m:t>
             </m:r>
@@ -766,25 +766,25 @@
         </m:sSub>
         <m:r>
           <w:rPr>
-            <w:rFonts w:ascii="Cambria Math" w:eastAsia="宋体" w:hAnsi="Cambria Math" w:cs="Cambria Math"/>
+            <w:rFonts w:ascii="Times New Roman" w:eastAsia="宋体" w:hAnsi="Times New Roman" w:cs="Cambria Math"/>
           </w:rPr>
           <m:t>=</m:t>
         </m:r>
         <m:r>
           <w:rPr>
-            <w:rFonts w:ascii="Cambria Math" w:eastAsia="宋体" w:hAnsi="Cambria Math" w:cs="Cambria Math"/>
+            <w:rFonts w:ascii="Times New Roman" w:eastAsia="宋体" w:hAnsi="Times New Roman" w:cs="Cambria Math"/>
           </w:rPr>
           <m:t>−</m:t>
         </m:r>
         <m:r>
           <w:rPr>
-            <w:rFonts w:ascii="Cambria Math" w:eastAsia="宋体" w:hAnsi="Cambria Math" w:cs="Cambria Math"/>
+            <w:rFonts w:ascii="Times New Roman" w:eastAsia="宋体" w:hAnsi="Times New Roman" w:cs="Cambria Math"/>
           </w:rPr>
           <m:t>2</m:t>
         </m:r>
         <m:r>
           <w:rPr>
-            <w:rFonts w:ascii="Cambria Math" w:eastAsia="宋体" w:hAnsi="Cambria Math" w:cs="Cambria Math"/>
+            <w:rFonts w:ascii="Times New Roman" w:eastAsia="宋体" w:hAnsi="Times New Roman" w:cs="Cambria Math"/>
           </w:rPr>
           <m:t>q</m:t>
         </m:r>
@@ -802,7 +802,7 @@
           <m:e>
             <m:r>
               <w:rPr>
-                <w:rFonts w:ascii="Cambria Math" w:eastAsia="宋体" w:hAnsi="Cambria Math" w:cs="Cambria Math"/>
+                <w:rFonts w:ascii="Times New Roman" w:eastAsia="宋体" w:hAnsi="Times New Roman" w:cs="Cambria Math"/>
               </w:rPr>
               <m:t>Q</m:t>
             </m:r>
@@ -810,7 +810,7 @@
           <m:sub>
             <m:r>
               <w:rPr>
-                <w:rFonts w:ascii="Cambria Math" w:eastAsia="宋体" w:hAnsi="Cambria Math" w:cs="Cambria Math"/>
+                <w:rFonts w:ascii="Times New Roman" w:eastAsia="宋体" w:hAnsi="Times New Roman" w:cs="Cambria Math"/>
               </w:rPr>
               <m:t>2</m:t>
             </m:r>
@@ -818,7 +818,7 @@
         </m:sSub>
         <m:r>
           <w:rPr>
-            <w:rFonts w:ascii="Cambria Math" w:eastAsia="宋体" w:hAnsi="Cambria Math" w:cs="Cambria Math"/>
+            <w:rFonts w:ascii="Times New Roman" w:eastAsia="宋体" w:hAnsi="Times New Roman" w:cs="Cambria Math"/>
           </w:rPr>
           <m:t>=</m:t>
         </m:r>
@@ -830,7 +830,7 @@
           <m:e>
             <m:r>
               <w:rPr>
-                <w:rFonts w:ascii="Cambria Math" w:eastAsia="宋体" w:hAnsi="Cambria Math" w:cs="Cambria Math"/>
+                <w:rFonts w:ascii="Times New Roman" w:eastAsia="宋体" w:hAnsi="Times New Roman" w:cs="Cambria Math"/>
               </w:rPr>
               <m:t>3</m:t>
             </m:r>
@@ -838,7 +838,7 @@
         </m:rad>
         <m:r>
           <w:rPr>
-            <w:rFonts w:ascii="Cambria Math" w:eastAsia="宋体" w:hAnsi="Cambria Math" w:cs="Cambria Math"/>
+            <w:rFonts w:ascii="Times New Roman" w:eastAsia="宋体" w:hAnsi="Times New Roman" w:cs="Cambria Math"/>
           </w:rPr>
           <m:t>q</m:t>
         </m:r>
@@ -856,7 +856,7 @@
           <m:e>
             <m:r>
               <w:rPr>
-                <w:rFonts w:ascii="Cambria Math" w:eastAsia="宋体" w:hAnsi="Cambria Math" w:cs="Cambria Math"/>
+                <w:rFonts w:ascii="Times New Roman" w:eastAsia="宋体" w:hAnsi="Times New Roman" w:cs="Cambria Math"/>
               </w:rPr>
               <m:t>Q</m:t>
             </m:r>
@@ -864,7 +864,7 @@
           <m:sub>
             <m:r>
               <w:rPr>
-                <w:rFonts w:ascii="Cambria Math" w:eastAsia="宋体" w:hAnsi="Cambria Math" w:cs="Cambria Math"/>
+                <w:rFonts w:ascii="Times New Roman" w:eastAsia="宋体" w:hAnsi="Times New Roman" w:cs="Cambria Math"/>
               </w:rPr>
               <m:t>3</m:t>
             </m:r>
@@ -872,19 +872,19 @@
         </m:sSub>
         <m:r>
           <w:rPr>
-            <w:rFonts w:ascii="Cambria Math" w:eastAsia="宋体" w:hAnsi="Cambria Math" w:cs="Cambria Math"/>
+            <w:rFonts w:ascii="Times New Roman" w:eastAsia="宋体" w:hAnsi="Times New Roman" w:cs="Cambria Math"/>
           </w:rPr>
           <m:t>=</m:t>
         </m:r>
         <m:r>
           <w:rPr>
-            <w:rFonts w:ascii="Cambria Math" w:eastAsia="宋体" w:hAnsi="Cambria Math" w:cs="Cambria Math"/>
+            <w:rFonts w:ascii="Times New Roman" w:eastAsia="宋体" w:hAnsi="Times New Roman" w:cs="Cambria Math"/>
           </w:rPr>
           <m:t>−</m:t>
         </m:r>
         <m:r>
           <w:rPr>
-            <w:rFonts w:ascii="Cambria Math" w:eastAsia="宋体" w:hAnsi="Cambria Math" w:cs="Cambria Math"/>
+            <w:rFonts w:ascii="Times New Roman" w:eastAsia="宋体" w:hAnsi="Times New Roman" w:cs="Cambria Math"/>
           </w:rPr>
           <m:t>2</m:t>
         </m:r>
@@ -896,7 +896,7 @@
           <m:e>
             <m:r>
               <w:rPr>
-                <w:rFonts w:ascii="Cambria Math" w:eastAsia="宋体" w:hAnsi="Cambria Math" w:cs="Cambria Math"/>
+                <w:rFonts w:ascii="Times New Roman" w:eastAsia="宋体" w:hAnsi="Times New Roman" w:cs="Cambria Math"/>
               </w:rPr>
               <m:t>3</m:t>
             </m:r>
@@ -904,7 +904,7 @@
         </m:rad>
         <m:r>
           <w:rPr>
-            <w:rFonts w:ascii="Cambria Math" w:eastAsia="宋体" w:hAnsi="Cambria Math" w:cs="Cambria Math"/>
+            <w:rFonts w:ascii="Times New Roman" w:eastAsia="宋体" w:hAnsi="Times New Roman" w:cs="Cambria Math"/>
           </w:rPr>
           <m:t>q</m:t>
         </m:r>
@@ -930,7 +930,7 @@
           <m:e>
             <m:r>
               <w:rPr>
-                <w:rFonts w:ascii="Cambria Math" w:eastAsia="宋体" w:hAnsi="Cambria Math" w:cs="Cambria Math"/>
+                <w:rFonts w:ascii="Times New Roman" w:eastAsia="宋体" w:hAnsi="Times New Roman" w:cs="Cambria Math"/>
               </w:rPr>
               <m:t>Q</m:t>
             </m:r>
@@ -938,7 +938,7 @@
           <m:sub>
             <m:r>
               <w:rPr>
-                <w:rFonts w:ascii="Cambria Math" w:eastAsia="宋体" w:hAnsi="Cambria Math" w:cs="Cambria Math"/>
+                <w:rFonts w:ascii="Times New Roman" w:eastAsia="宋体" w:hAnsi="Times New Roman" w:cs="Cambria Math"/>
               </w:rPr>
               <m:t>1</m:t>
             </m:r>
@@ -946,19 +946,19 @@
         </m:sSub>
         <m:r>
           <w:rPr>
-            <w:rFonts w:ascii="Cambria Math" w:eastAsia="宋体" w:hAnsi="Cambria Math" w:cs="Cambria Math"/>
+            <w:rFonts w:ascii="Times New Roman" w:eastAsia="宋体" w:hAnsi="Times New Roman" w:cs="Cambria Math"/>
           </w:rPr>
           <m:t>=</m:t>
         </m:r>
         <m:r>
           <w:rPr>
-            <w:rFonts w:ascii="Cambria Math" w:eastAsia="宋体" w:hAnsi="Cambria Math" w:cs="Cambria Math"/>
+            <w:rFonts w:ascii="Times New Roman" w:eastAsia="宋体" w:hAnsi="Times New Roman" w:cs="Cambria Math"/>
           </w:rPr>
           <m:t>2</m:t>
         </m:r>
         <m:r>
           <w:rPr>
-            <w:rFonts w:ascii="Cambria Math" w:eastAsia="宋体" w:hAnsi="Cambria Math" w:cs="Cambria Math"/>
+            <w:rFonts w:ascii="Times New Roman" w:eastAsia="宋体" w:hAnsi="Times New Roman" w:cs="Cambria Math"/>
           </w:rPr>
           <m:t>q</m:t>
         </m:r>
@@ -976,7 +976,7 @@
           <m:e>
             <m:r>
               <w:rPr>
-                <w:rFonts w:ascii="Cambria Math" w:eastAsia="宋体" w:hAnsi="Cambria Math" w:cs="Cambria Math"/>
+                <w:rFonts w:ascii="Times New Roman" w:eastAsia="宋体" w:hAnsi="Times New Roman" w:cs="Cambria Math"/>
               </w:rPr>
               <m:t>Q</m:t>
             </m:r>
@@ -984,7 +984,7 @@
           <m:sub>
             <m:r>
               <w:rPr>
-                <w:rFonts w:ascii="Cambria Math" w:eastAsia="宋体" w:hAnsi="Cambria Math" w:cs="Cambria Math"/>
+                <w:rFonts w:ascii="Times New Roman" w:eastAsia="宋体" w:hAnsi="Times New Roman" w:cs="Cambria Math"/>
               </w:rPr>
               <m:t>2</m:t>
             </m:r>
@@ -992,7 +992,7 @@
         </m:sSub>
         <m:r>
           <w:rPr>
-            <w:rFonts w:ascii="Cambria Math" w:eastAsia="宋体" w:hAnsi="Cambria Math" w:cs="Cambria Math"/>
+            <w:rFonts w:ascii="Times New Roman" w:eastAsia="宋体" w:hAnsi="Times New Roman" w:cs="Cambria Math"/>
           </w:rPr>
           <m:t>=</m:t>
         </m:r>
@@ -1004,7 +1004,7 @@
           <m:e>
             <m:r>
               <w:rPr>
-                <w:rFonts w:ascii="Cambria Math" w:eastAsia="宋体" w:hAnsi="Cambria Math" w:cs="Cambria Math"/>
+                <w:rFonts w:ascii="Times New Roman" w:eastAsia="宋体" w:hAnsi="Times New Roman" w:cs="Cambria Math"/>
               </w:rPr>
               <m:t>2</m:t>
             </m:r>
@@ -1012,7 +1012,7 @@
         </m:rad>
         <m:r>
           <w:rPr>
-            <w:rFonts w:ascii="Cambria Math" w:eastAsia="宋体" w:hAnsi="Cambria Math" w:cs="Cambria Math"/>
+            <w:rFonts w:ascii="Times New Roman" w:eastAsia="宋体" w:hAnsi="Times New Roman" w:cs="Cambria Math"/>
           </w:rPr>
           <m:t>q</m:t>
         </m:r>
@@ -1030,7 +1030,7 @@
           <m:e>
             <m:r>
               <w:rPr>
-                <w:rFonts w:ascii="Cambria Math" w:eastAsia="宋体" w:hAnsi="Cambria Math" w:cs="Cambria Math"/>
+                <w:rFonts w:ascii="Times New Roman" w:eastAsia="宋体" w:hAnsi="Times New Roman" w:cs="Cambria Math"/>
               </w:rPr>
               <m:t>Q</m:t>
             </m:r>
@@ -1038,7 +1038,7 @@
           <m:sub>
             <m:r>
               <w:rPr>
-                <w:rFonts w:ascii="Cambria Math" w:eastAsia="宋体" w:hAnsi="Cambria Math" w:cs="Cambria Math"/>
+                <w:rFonts w:ascii="Times New Roman" w:eastAsia="宋体" w:hAnsi="Times New Roman" w:cs="Cambria Math"/>
               </w:rPr>
               <m:t>3</m:t>
             </m:r>
@@ -1046,13 +1046,13 @@
         </m:sSub>
         <m:r>
           <w:rPr>
-            <w:rFonts w:ascii="Cambria Math" w:eastAsia="宋体" w:hAnsi="Cambria Math" w:cs="Cambria Math"/>
+            <w:rFonts w:ascii="Times New Roman" w:eastAsia="宋体" w:hAnsi="Times New Roman" w:cs="Cambria Math"/>
           </w:rPr>
           <m:t>=</m:t>
         </m:r>
         <m:r>
           <w:rPr>
-            <w:rFonts w:ascii="Cambria Math" w:eastAsia="宋体" w:hAnsi="Cambria Math" w:cs="Cambria Math"/>
+            <w:rFonts w:ascii="Times New Roman" w:eastAsia="宋体" w:hAnsi="Times New Roman" w:cs="Cambria Math"/>
           </w:rPr>
           <m:t>2</m:t>
         </m:r>
@@ -1064,7 +1064,7 @@
           <m:e>
             <m:r>
               <w:rPr>
-                <w:rFonts w:ascii="Cambria Math" w:eastAsia="宋体" w:hAnsi="Cambria Math" w:cs="Cambria Math"/>
+                <w:rFonts w:ascii="Times New Roman" w:eastAsia="宋体" w:hAnsi="Times New Roman" w:cs="Cambria Math"/>
               </w:rPr>
               <m:t>3</m:t>
             </m:r>
@@ -1072,7 +1072,7 @@
         </m:rad>
         <m:r>
           <w:rPr>
-            <w:rFonts w:ascii="Cambria Math" w:eastAsia="宋体" w:hAnsi="Cambria Math" w:cs="Cambria Math"/>
+            <w:rFonts w:ascii="Times New Roman" w:eastAsia="宋体" w:hAnsi="Times New Roman" w:cs="Cambria Math"/>
           </w:rPr>
           <m:t>q</m:t>
         </m:r>
@@ -1150,7 +1150,7 @@
       <m:oMath>
         <m:r>
           <w:rPr>
-            <w:rFonts w:ascii="Cambria Math" w:eastAsia="宋体" w:hAnsi="Cambria Math" w:cs="Cambria Math"/>
+            <w:rFonts w:ascii="Times New Roman" w:eastAsia="宋体" w:hAnsi="Times New Roman" w:cs="Cambria Math"/>
           </w:rPr>
           <m:t>P</m:t>
         </m:r>
@@ -1166,7 +1166,7 @@
       <m:oMath>
         <m:r>
           <w:rPr>
-            <w:rFonts w:ascii="Cambria Math" w:eastAsia="宋体" w:hAnsi="Cambria Math" w:cs="Cambria Math"/>
+            <w:rFonts w:ascii="Times New Roman" w:eastAsia="宋体" w:hAnsi="Times New Roman" w:cs="Cambria Math"/>
           </w:rPr>
           <m:t>P</m:t>
         </m:r>
@@ -1182,7 +1182,7 @@
       <m:oMath>
         <m:r>
           <w:rPr>
-            <w:rFonts w:ascii="Cambria Math" w:eastAsia="宋体" w:hAnsi="Cambria Math" w:cs="Cambria Math"/>
+            <w:rFonts w:ascii="Times New Roman" w:eastAsia="宋体" w:hAnsi="Times New Roman" w:cs="Cambria Math"/>
           </w:rPr>
           <m:t>P</m:t>
         </m:r>
@@ -1219,7 +1219,7 @@
           <m:e>
             <m:r>
               <w:rPr>
-                <w:rFonts w:ascii="Cambria Math" w:eastAsia="宋体" w:hAnsi="Cambria Math" w:cs="Cambria Math"/>
+                <w:rFonts w:ascii="Times New Roman" w:eastAsia="宋体" w:hAnsi="Times New Roman" w:cs="Cambria Math"/>
               </w:rPr>
               <m:t>Q</m:t>
             </m:r>
@@ -1227,7 +1227,7 @@
           <m:sub>
             <m:r>
               <w:rPr>
-                <w:rFonts w:ascii="Cambria Math" w:eastAsia="宋体" w:hAnsi="Cambria Math" w:cs="Cambria Math"/>
+                <w:rFonts w:ascii="Times New Roman" w:eastAsia="宋体" w:hAnsi="Times New Roman" w:cs="Cambria Math"/>
               </w:rPr>
               <m:t>1</m:t>
             </m:r>
@@ -1247,7 +1247,7 @@
           <m:e>
             <m:r>
               <w:rPr>
-                <w:rFonts w:ascii="Cambria Math" w:eastAsia="宋体" w:hAnsi="Cambria Math" w:cs="Cambria Math"/>
+                <w:rFonts w:ascii="Times New Roman" w:eastAsia="宋体" w:hAnsi="Times New Roman" w:cs="Cambria Math"/>
               </w:rPr>
               <m:t>Q</m:t>
             </m:r>
@@ -1255,7 +1255,7 @@
           <m:sub>
             <m:r>
               <w:rPr>
-                <w:rFonts w:ascii="Cambria Math" w:eastAsia="宋体" w:hAnsi="Cambria Math" w:cs="Cambria Math"/>
+                <w:rFonts w:ascii="Times New Roman" w:eastAsia="宋体" w:hAnsi="Times New Roman" w:cs="Cambria Math"/>
               </w:rPr>
               <m:t>2</m:t>
             </m:r>
@@ -1273,7 +1273,7 @@
       <m:oMath>
         <m:r>
           <w:rPr>
-            <w:rFonts w:ascii="Cambria Math" w:eastAsia="宋体" w:hAnsi="Cambria Math" w:cs="Cambria Math"/>
+            <w:rFonts w:ascii="Times New Roman" w:eastAsia="宋体" w:hAnsi="Times New Roman" w:cs="Cambria Math"/>
           </w:rPr>
           <m:t>r</m:t>
         </m:r>
@@ -1291,7 +1291,7 @@
           <m:e>
             <m:r>
               <w:rPr>
-                <w:rFonts w:ascii="Cambria Math" w:eastAsia="宋体" w:hAnsi="Cambria Math" w:cs="Cambria Math"/>
+                <w:rFonts w:ascii="Times New Roman" w:eastAsia="宋体" w:hAnsi="Times New Roman" w:cs="Cambria Math"/>
               </w:rPr>
               <m:t>Q</m:t>
             </m:r>
@@ -1299,7 +1299,7 @@
           <m:sub>
             <m:r>
               <w:rPr>
-                <w:rFonts w:ascii="Cambria Math" w:eastAsia="宋体" w:hAnsi="Cambria Math" w:cs="Cambria Math"/>
+                <w:rFonts w:ascii="Times New Roman" w:eastAsia="宋体" w:hAnsi="Times New Roman" w:cs="Cambria Math"/>
               </w:rPr>
               <m:t>2</m:t>
             </m:r>
@@ -1328,7 +1328,7 @@
       <m:oMath>
         <m:r>
           <w:rPr>
-            <w:rFonts w:ascii="Cambria Math" w:eastAsia="宋体" w:hAnsi="Cambria Math" w:cs="Cambria Math"/>
+            <w:rFonts w:ascii="Times New Roman" w:eastAsia="宋体" w:hAnsi="Times New Roman" w:cs="Cambria Math"/>
           </w:rPr>
           <m:t>P</m:t>
         </m:r>
@@ -1336,7 +1336,7 @@
           <m:e>
             <m:r>
               <w:rPr>
-                <w:rFonts w:ascii="Cambria Math" w:eastAsia="宋体" w:hAnsi="Cambria Math" w:cs="Cambria Math"/>
+                <w:rFonts w:ascii="Times New Roman" w:eastAsia="宋体" w:hAnsi="Times New Roman" w:cs="Cambria Math"/>
               </w:rPr>
               <m:t>Q</m:t>
             </m:r>
@@ -1344,7 +1344,7 @@
           <m:sub>
             <m:r>
               <w:rPr>
-                <w:rFonts w:ascii="Cambria Math" w:eastAsia="宋体" w:hAnsi="Cambria Math" w:cs="Cambria Math"/>
+                <w:rFonts w:ascii="Times New Roman" w:eastAsia="宋体" w:hAnsi="Times New Roman" w:cs="Cambria Math"/>
               </w:rPr>
               <m:t>1</m:t>
             </m:r>
@@ -1352,19 +1352,19 @@
         </m:sSub>
         <m:r>
           <w:rPr>
-            <w:rFonts w:ascii="Cambria Math" w:eastAsia="宋体" w:hAnsi="Cambria Math" w:cs="Cambria Math"/>
+            <w:rFonts w:ascii="Times New Roman" w:eastAsia="宋体" w:hAnsi="Times New Roman" w:cs="Cambria Math"/>
           </w:rPr>
           <m:t>=</m:t>
         </m:r>
         <m:r>
           <w:rPr>
-            <w:rFonts w:ascii="Cambria Math" w:eastAsia="宋体" w:hAnsi="Cambria Math" w:cs="Cambria Math"/>
+            <w:rFonts w:ascii="Times New Roman" w:eastAsia="宋体" w:hAnsi="Times New Roman" w:cs="Cambria Math"/>
           </w:rPr>
           <m:t>2</m:t>
         </m:r>
         <m:r>
           <w:rPr>
-            <w:rFonts w:ascii="Cambria Math" w:eastAsia="宋体" w:hAnsi="Cambria Math" w:cs="Cambria Math"/>
+            <w:rFonts w:ascii="Times New Roman" w:eastAsia="宋体" w:hAnsi="Times New Roman" w:cs="Cambria Math"/>
           </w:rPr>
           <m:t>r</m:t>
         </m:r>
@@ -1380,7 +1380,7 @@
       <m:oMath>
         <m:r>
           <w:rPr>
-            <w:rFonts w:ascii="Cambria Math" w:eastAsia="宋体" w:hAnsi="Cambria Math" w:cs="Cambria Math"/>
+            <w:rFonts w:ascii="Times New Roman" w:eastAsia="宋体" w:hAnsi="Times New Roman" w:cs="Cambria Math"/>
           </w:rPr>
           <m:t>P</m:t>
         </m:r>
@@ -1388,7 +1388,7 @@
           <m:e>
             <m:r>
               <w:rPr>
-                <w:rFonts w:ascii="Cambria Math" w:eastAsia="宋体" w:hAnsi="Cambria Math" w:cs="Cambria Math"/>
+                <w:rFonts w:ascii="Times New Roman" w:eastAsia="宋体" w:hAnsi="Times New Roman" w:cs="Cambria Math"/>
               </w:rPr>
               <m:t>Q</m:t>
             </m:r>
@@ -1396,7 +1396,7 @@
           <m:sub>
             <m:r>
               <w:rPr>
-                <w:rFonts w:ascii="Cambria Math" w:eastAsia="宋体" w:hAnsi="Cambria Math" w:cs="Cambria Math"/>
+                <w:rFonts w:ascii="Times New Roman" w:eastAsia="宋体" w:hAnsi="Times New Roman" w:cs="Cambria Math"/>
               </w:rPr>
               <m:t>2</m:t>
             </m:r>
@@ -1404,7 +1404,7 @@
         </m:sSub>
         <m:r>
           <w:rPr>
-            <w:rFonts w:ascii="Cambria Math" w:eastAsia="宋体" w:hAnsi="Cambria Math" w:cs="Cambria Math"/>
+            <w:rFonts w:ascii="Times New Roman" w:eastAsia="宋体" w:hAnsi="Times New Roman" w:cs="Cambria Math"/>
           </w:rPr>
           <m:t>=</m:t>
         </m:r>
@@ -1416,7 +1416,7 @@
           <m:e>
             <m:r>
               <w:rPr>
-                <w:rFonts w:ascii="Cambria Math" w:eastAsia="宋体" w:hAnsi="Cambria Math" w:cs="Cambria Math"/>
+                <w:rFonts w:ascii="Times New Roman" w:eastAsia="宋体" w:hAnsi="Times New Roman" w:cs="Cambria Math"/>
               </w:rPr>
               <m:t>3</m:t>
             </m:r>
@@ -1424,7 +1424,7 @@
         </m:rad>
         <m:r>
           <w:rPr>
-            <w:rFonts w:ascii="Cambria Math" w:eastAsia="宋体" w:hAnsi="Cambria Math" w:cs="Cambria Math"/>
+            <w:rFonts w:ascii="Times New Roman" w:eastAsia="宋体" w:hAnsi="Times New Roman" w:cs="Cambria Math"/>
           </w:rPr>
           <m:t>r</m:t>
         </m:r>
@@ -1440,7 +1440,7 @@
       <m:oMath>
         <m:r>
           <w:rPr>
-            <w:rFonts w:ascii="Cambria Math" w:eastAsia="宋体" w:hAnsi="Cambria Math" w:cs="Cambria Math"/>
+            <w:rFonts w:ascii="Times New Roman" w:eastAsia="宋体" w:hAnsi="Times New Roman" w:cs="Cambria Math"/>
           </w:rPr>
           <m:t>P</m:t>
         </m:r>
@@ -1448,7 +1448,7 @@
           <m:e>
             <m:r>
               <w:rPr>
-                <w:rFonts w:ascii="Cambria Math" w:eastAsia="宋体" w:hAnsi="Cambria Math" w:cs="Cambria Math"/>
+                <w:rFonts w:ascii="Times New Roman" w:eastAsia="宋体" w:hAnsi="Times New Roman" w:cs="Cambria Math"/>
               </w:rPr>
               <m:t>Q</m:t>
             </m:r>
@@ -1456,7 +1456,7 @@
           <m:sub>
             <m:r>
               <w:rPr>
-                <w:rFonts w:ascii="Cambria Math" w:eastAsia="宋体" w:hAnsi="Cambria Math" w:cs="Cambria Math"/>
+                <w:rFonts w:ascii="Times New Roman" w:eastAsia="宋体" w:hAnsi="Times New Roman" w:cs="Cambria Math"/>
               </w:rPr>
               <m:t>3</m:t>
             </m:r>
@@ -1464,13 +1464,13 @@
         </m:sSub>
         <m:r>
           <w:rPr>
-            <w:rFonts w:ascii="Cambria Math" w:eastAsia="宋体" w:hAnsi="Cambria Math" w:cs="Cambria Math"/>
+            <w:rFonts w:ascii="Times New Roman" w:eastAsia="宋体" w:hAnsi="Times New Roman" w:cs="Cambria Math"/>
           </w:rPr>
           <m:t>=</m:t>
         </m:r>
         <m:r>
           <w:rPr>
-            <w:rFonts w:ascii="Cambria Math" w:eastAsia="宋体" w:hAnsi="Cambria Math" w:cs="Cambria Math"/>
+            <w:rFonts w:ascii="Times New Roman" w:eastAsia="宋体" w:hAnsi="Times New Roman" w:cs="Cambria Math"/>
           </w:rPr>
           <m:t>2</m:t>
         </m:r>
@@ -1482,7 +1482,7 @@
           <m:e>
             <m:r>
               <w:rPr>
-                <w:rFonts w:ascii="Cambria Math" w:eastAsia="宋体" w:hAnsi="Cambria Math" w:cs="Cambria Math"/>
+                <w:rFonts w:ascii="Times New Roman" w:eastAsia="宋体" w:hAnsi="Times New Roman" w:cs="Cambria Math"/>
               </w:rPr>
               <m:t>3</m:t>
             </m:r>
@@ -1490,7 +1490,7 @@
         </m:rad>
         <m:r>
           <w:rPr>
-            <w:rFonts w:ascii="Cambria Math" w:eastAsia="宋体" w:hAnsi="Cambria Math" w:cs="Cambria Math"/>
+            <w:rFonts w:ascii="Times New Roman" w:eastAsia="宋体" w:hAnsi="Times New Roman" w:cs="Cambria Math"/>
           </w:rPr>
           <m:t>r</m:t>
         </m:r>
@@ -1536,7 +1536,7 @@
           <m:e>
             <m:r>
               <w:rPr>
-                <w:rFonts w:ascii="Cambria Math" w:eastAsia="宋体" w:hAnsi="Cambria Math" w:cs="Cambria Math"/>
+                <w:rFonts w:ascii="Times New Roman" w:eastAsia="宋体" w:hAnsi="Times New Roman" w:cs="Cambria Math"/>
               </w:rPr>
               <m:t>Q</m:t>
             </m:r>
@@ -1544,7 +1544,7 @@
           <m:sub>
             <m:r>
               <w:rPr>
-                <w:rFonts w:ascii="Cambria Math" w:eastAsia="宋体" w:hAnsi="Cambria Math" w:cs="Cambria Math"/>
+                <w:rFonts w:ascii="Times New Roman" w:eastAsia="宋体" w:hAnsi="Times New Roman" w:cs="Cambria Math"/>
               </w:rPr>
               <m:t>2</m:t>
             </m:r>
@@ -1564,7 +1564,7 @@
           <m:e>
             <m:r>
               <w:rPr>
-                <w:rFonts w:ascii="Cambria Math" w:eastAsia="宋体" w:hAnsi="Cambria Math" w:cs="Cambria Math"/>
+                <w:rFonts w:ascii="Times New Roman" w:eastAsia="宋体" w:hAnsi="Times New Roman" w:cs="Cambria Math"/>
               </w:rPr>
               <m:t>Q</m:t>
             </m:r>
@@ -1572,7 +1572,7 @@
           <m:sub>
             <m:r>
               <w:rPr>
-                <w:rFonts w:ascii="Cambria Math" w:eastAsia="宋体" w:hAnsi="Cambria Math" w:cs="Cambria Math"/>
+                <w:rFonts w:ascii="Times New Roman" w:eastAsia="宋体" w:hAnsi="Times New Roman" w:cs="Cambria Math"/>
               </w:rPr>
               <m:t>1</m:t>
             </m:r>
@@ -1592,7 +1592,7 @@
           <m:e>
             <m:r>
               <w:rPr>
-                <w:rFonts w:ascii="Cambria Math" w:eastAsia="宋体" w:hAnsi="Cambria Math" w:cs="Cambria Math"/>
+                <w:rFonts w:ascii="Times New Roman" w:eastAsia="宋体" w:hAnsi="Times New Roman" w:cs="Cambria Math"/>
               </w:rPr>
               <m:t>Q</m:t>
             </m:r>
@@ -1600,7 +1600,7 @@
           <m:sub>
             <m:r>
               <w:rPr>
-                <w:rFonts w:ascii="Cambria Math" w:eastAsia="宋体" w:hAnsi="Cambria Math" w:cs="Cambria Math"/>
+                <w:rFonts w:ascii="Times New Roman" w:eastAsia="宋体" w:hAnsi="Times New Roman" w:cs="Cambria Math"/>
               </w:rPr>
               <m:t>3</m:t>
             </m:r>
@@ -1620,7 +1620,7 @@
           <m:e>
             <m:r>
               <w:rPr>
-                <w:rFonts w:ascii="Cambria Math" w:eastAsia="宋体" w:hAnsi="Cambria Math" w:cs="Cambria Math"/>
+                <w:rFonts w:ascii="Times New Roman" w:eastAsia="宋体" w:hAnsi="Times New Roman" w:cs="Cambria Math"/>
               </w:rPr>
               <m:t>Q</m:t>
             </m:r>
@@ -1628,7 +1628,7 @@
           <m:sub>
             <m:r>
               <w:rPr>
-                <w:rFonts w:ascii="Cambria Math" w:eastAsia="宋体" w:hAnsi="Cambria Math" w:cs="Cambria Math"/>
+                <w:rFonts w:ascii="Times New Roman" w:eastAsia="宋体" w:hAnsi="Times New Roman" w:cs="Cambria Math"/>
               </w:rPr>
               <m:t>1</m:t>
             </m:r>
@@ -1648,7 +1648,7 @@
           <m:e>
             <m:r>
               <w:rPr>
-                <w:rFonts w:ascii="Cambria Math" w:eastAsia="宋体" w:hAnsi="Cambria Math" w:cs="Cambria Math"/>
+                <w:rFonts w:ascii="Times New Roman" w:eastAsia="宋体" w:hAnsi="Times New Roman" w:cs="Cambria Math"/>
               </w:rPr>
               <m:t>Q</m:t>
             </m:r>
@@ -1656,7 +1656,7 @@
           <m:sub>
             <m:r>
               <w:rPr>
-                <w:rFonts w:ascii="Cambria Math" w:eastAsia="宋体" w:hAnsi="Cambria Math" w:cs="Cambria Math"/>
+                <w:rFonts w:ascii="Times New Roman" w:eastAsia="宋体" w:hAnsi="Times New Roman" w:cs="Cambria Math"/>
               </w:rPr>
               <m:t>3</m:t>
             </m:r>
@@ -1676,7 +1676,7 @@
           <m:e>
             <m:r>
               <w:rPr>
-                <w:rFonts w:ascii="Cambria Math" w:eastAsia="宋体" w:hAnsi="Cambria Math" w:cs="Cambria Math"/>
+                <w:rFonts w:ascii="Times New Roman" w:eastAsia="宋体" w:hAnsi="Times New Roman" w:cs="Cambria Math"/>
               </w:rPr>
               <m:t>Q</m:t>
             </m:r>
@@ -1684,7 +1684,7 @@
           <m:sub>
             <m:r>
               <w:rPr>
-                <w:rFonts w:ascii="Cambria Math" w:eastAsia="宋体" w:hAnsi="Cambria Math" w:cs="Cambria Math"/>
+                <w:rFonts w:ascii="Times New Roman" w:eastAsia="宋体" w:hAnsi="Times New Roman" w:cs="Cambria Math"/>
               </w:rPr>
               <m:t>2</m:t>
             </m:r>
@@ -1704,7 +1704,7 @@
           <m:e>
             <m:r>
               <w:rPr>
-                <w:rFonts w:ascii="Cambria Math" w:eastAsia="宋体" w:hAnsi="Cambria Math" w:cs="Cambria Math"/>
+                <w:rFonts w:ascii="Times New Roman" w:eastAsia="宋体" w:hAnsi="Times New Roman" w:cs="Cambria Math"/>
               </w:rPr>
               <m:t>Q</m:t>
             </m:r>
@@ -1712,7 +1712,7 @@
           <m:sub>
             <m:r>
               <w:rPr>
-                <w:rFonts w:ascii="Cambria Math" w:eastAsia="宋体" w:hAnsi="Cambria Math" w:cs="Cambria Math"/>
+                <w:rFonts w:ascii="Times New Roman" w:eastAsia="宋体" w:hAnsi="Times New Roman" w:cs="Cambria Math"/>
               </w:rPr>
               <m:t>1</m:t>
             </m:r>
@@ -1821,7 +1821,7 @@
               <m:num>
                 <m:r>
                   <w:rPr>
-                    <w:rFonts w:ascii="Cambria Math" w:eastAsia="宋体" w:hAnsi="Cambria Math" w:cs="Cambria Math"/>
+                    <w:rFonts w:ascii="Times New Roman" w:eastAsia="宋体" w:hAnsi="Times New Roman" w:cs="Cambria Math"/>
                   </w:rPr>
                   <m:t>k</m:t>
                 </m:r>
@@ -1829,7 +1829,7 @@
                   <m:e>
                     <m:r>
                       <w:rPr>
-                        <w:rFonts w:ascii="Cambria Math" w:eastAsia="宋体" w:hAnsi="Cambria Math" w:cs="Cambria Math"/>
+                        <w:rFonts w:ascii="Times New Roman" w:eastAsia="宋体" w:hAnsi="Times New Roman" w:cs="Cambria Math"/>
                       </w:rPr>
                       <m:t>Q</m:t>
                     </m:r>
@@ -1837,7 +1837,7 @@
                   <m:sub>
                     <m:r>
                       <w:rPr>
-                        <w:rFonts w:ascii="Cambria Math" w:eastAsia="宋体" w:hAnsi="Cambria Math" w:cs="Cambria Math"/>
+                        <w:rFonts w:ascii="Times New Roman" w:eastAsia="宋体" w:hAnsi="Times New Roman" w:cs="Cambria Math"/>
                       </w:rPr>
                       <m:t>1</m:t>
                     </m:r>
@@ -1850,19 +1850,19 @@
                     <m:sty m:val="p"/>
                   </m:rPr>
                   <w:rPr>
-                    <w:rFonts w:ascii="Cambria Math" w:eastAsia="宋体" w:hAnsi="Cambria Math" w:cs="Cambria Math"/>
+                    <w:rFonts w:ascii="Times New Roman" w:eastAsia="宋体" w:hAnsi="Times New Roman" w:cs="Cambria Math"/>
                   </w:rPr>
                   <m:t>（</m:t>
                 </m:r>
                 <m:r>
                   <w:rPr>
-                    <w:rFonts w:ascii="Cambria Math" w:eastAsia="宋体" w:hAnsi="Cambria Math" w:cs="Cambria Math"/>
+                    <w:rFonts w:ascii="Times New Roman" w:eastAsia="宋体" w:hAnsi="Times New Roman" w:cs="Cambria Math"/>
                   </w:rPr>
                   <m:t>2</m:t>
                 </m:r>
                 <m:r>
                   <w:rPr>
-                    <w:rFonts w:ascii="Cambria Math" w:eastAsia="宋体" w:hAnsi="Cambria Math" w:cs="Cambria Math"/>
+                    <w:rFonts w:ascii="Times New Roman" w:eastAsia="宋体" w:hAnsi="Times New Roman" w:cs="Cambria Math"/>
                   </w:rPr>
                   <m:t>r</m:t>
                 </m:r>
@@ -1873,7 +1873,7 @@
                         <m:sty m:val="p"/>
                       </m:rPr>
                       <w:rPr>
-                        <w:rFonts w:ascii="Cambria Math" w:eastAsia="宋体" w:hAnsi="Cambria Math" w:cs="Cambria Math"/>
+                        <w:rFonts w:ascii="Times New Roman" w:eastAsia="宋体" w:hAnsi="Times New Roman" w:cs="Cambria Math"/>
                       </w:rPr>
                       <m:t>）</m:t>
                     </m:r>
@@ -1881,7 +1881,7 @@
                   <m:sup>
                     <m:r>
                       <w:rPr>
-                        <w:rFonts w:ascii="Cambria Math" w:eastAsia="宋体" w:hAnsi="Cambria Math" w:cs="Cambria Math"/>
+                        <w:rFonts w:ascii="Times New Roman" w:eastAsia="宋体" w:hAnsi="Times New Roman" w:cs="Cambria Math"/>
                       </w:rPr>
                       <m:t>2</m:t>
                     </m:r>
@@ -1899,7 +1899,7 @@
               <m:e>
                 <m:r>
                   <w:rPr>
-                    <w:rFonts w:ascii="Cambria Math" w:eastAsia="宋体" w:hAnsi="Cambria Math" w:cs="Cambria Math"/>
+                    <w:rFonts w:ascii="Times New Roman" w:eastAsia="宋体" w:hAnsi="Times New Roman" w:cs="Cambria Math"/>
                   </w:rPr>
                   <m:t>3</m:t>
                 </m:r>
@@ -1909,7 +1909,7 @@
         </m:f>
         <m:r>
           <w:rPr>
-            <w:rFonts w:ascii="Cambria Math" w:eastAsia="宋体" w:hAnsi="Cambria Math" w:cs="Cambria Math"/>
+            <w:rFonts w:ascii="Times New Roman" w:eastAsia="宋体" w:hAnsi="Times New Roman" w:cs="Cambria Math"/>
           </w:rPr>
           <m:t>=</m:t>
         </m:r>
@@ -1919,7 +1919,7 @@
               <m:num>
                 <m:r>
                   <w:rPr>
-                    <w:rFonts w:ascii="Cambria Math" w:eastAsia="宋体" w:hAnsi="Cambria Math" w:cs="Cambria Math"/>
+                    <w:rFonts w:ascii="Times New Roman" w:eastAsia="宋体" w:hAnsi="Times New Roman" w:cs="Cambria Math"/>
                   </w:rPr>
                   <m:t>k</m:t>
                 </m:r>
@@ -1927,7 +1927,7 @@
                   <m:e>
                     <m:r>
                       <w:rPr>
-                        <w:rFonts w:ascii="Cambria Math" w:eastAsia="宋体" w:hAnsi="Cambria Math" w:cs="Cambria Math"/>
+                        <w:rFonts w:ascii="Times New Roman" w:eastAsia="宋体" w:hAnsi="Times New Roman" w:cs="Cambria Math"/>
                       </w:rPr>
                       <m:t>Q</m:t>
                     </m:r>
@@ -1935,7 +1935,7 @@
                   <m:sub>
                     <m:r>
                       <w:rPr>
-                        <w:rFonts w:ascii="Cambria Math" w:eastAsia="宋体" w:hAnsi="Cambria Math" w:cs="Cambria Math"/>
+                        <w:rFonts w:ascii="Times New Roman" w:eastAsia="宋体" w:hAnsi="Times New Roman" w:cs="Cambria Math"/>
                       </w:rPr>
                       <m:t>2</m:t>
                     </m:r>
@@ -1948,7 +1948,7 @@
                     <m:sty m:val="p"/>
                   </m:rPr>
                   <w:rPr>
-                    <w:rFonts w:ascii="Cambria Math" w:eastAsia="宋体" w:hAnsi="Cambria Math" w:cs="Cambria Math"/>
+                    <w:rFonts w:ascii="Times New Roman" w:eastAsia="宋体" w:hAnsi="Times New Roman" w:cs="Cambria Math"/>
                   </w:rPr>
                   <m:t>（</m:t>
                 </m:r>
@@ -1960,7 +1960,7 @@
                   <m:e>
                     <m:r>
                       <w:rPr>
-                        <w:rFonts w:ascii="Cambria Math" w:eastAsia="宋体" w:hAnsi="Cambria Math" w:cs="Cambria Math"/>
+                        <w:rFonts w:ascii="Times New Roman" w:eastAsia="宋体" w:hAnsi="Times New Roman" w:cs="Cambria Math"/>
                       </w:rPr>
                       <m:t>3</m:t>
                     </m:r>
@@ -1968,7 +1968,7 @@
                 </m:rad>
                 <m:r>
                   <w:rPr>
-                    <w:rFonts w:ascii="Cambria Math" w:eastAsia="宋体" w:hAnsi="Cambria Math" w:cs="Cambria Math"/>
+                    <w:rFonts w:ascii="Times New Roman" w:eastAsia="宋体" w:hAnsi="Times New Roman" w:cs="Cambria Math"/>
                   </w:rPr>
                   <m:t>r</m:t>
                 </m:r>
@@ -1979,7 +1979,7 @@
                         <m:sty m:val="p"/>
                       </m:rPr>
                       <w:rPr>
-                        <w:rFonts w:ascii="Cambria Math" w:eastAsia="宋体" w:hAnsi="Cambria Math" w:cs="Cambria Math"/>
+                        <w:rFonts w:ascii="Times New Roman" w:eastAsia="宋体" w:hAnsi="Times New Roman" w:cs="Cambria Math"/>
                       </w:rPr>
                       <m:t>）</m:t>
                     </m:r>
@@ -1987,7 +1987,7 @@
                   <m:sup>
                     <m:r>
                       <w:rPr>
-                        <w:rFonts w:ascii="Cambria Math" w:eastAsia="宋体" w:hAnsi="Cambria Math" w:cs="Cambria Math"/>
+                        <w:rFonts w:ascii="Times New Roman" w:eastAsia="宋体" w:hAnsi="Times New Roman" w:cs="Cambria Math"/>
                       </w:rPr>
                       <m:t>2</m:t>
                     </m:r>
@@ -1999,7 +1999,7 @@
           <m:den>
             <m:r>
               <w:rPr>
-                <w:rFonts w:ascii="Cambria Math" w:eastAsia="宋体" w:hAnsi="Cambria Math" w:cs="Cambria Math"/>
+                <w:rFonts w:ascii="Times New Roman" w:eastAsia="宋体" w:hAnsi="Times New Roman" w:cs="Cambria Math"/>
               </w:rPr>
               <m:t>2</m:t>
             </m:r>
@@ -2007,7 +2007,7 @@
         </m:f>
         <m:r>
           <w:rPr>
-            <w:rFonts w:ascii="Cambria Math" w:eastAsia="宋体" w:hAnsi="Cambria Math" w:cs="Cambria Math"/>
+            <w:rFonts w:ascii="Times New Roman" w:eastAsia="宋体" w:hAnsi="Times New Roman" w:cs="Cambria Math"/>
           </w:rPr>
           <m:t>=</m:t>
         </m:r>
@@ -2017,7 +2017,7 @@
               <m:num>
                 <m:r>
                   <w:rPr>
-                    <w:rFonts w:ascii="Cambria Math" w:eastAsia="宋体" w:hAnsi="Cambria Math" w:cs="Cambria Math"/>
+                    <w:rFonts w:ascii="Times New Roman" w:eastAsia="宋体" w:hAnsi="Times New Roman" w:cs="Cambria Math"/>
                   </w:rPr>
                   <m:t>k</m:t>
                 </m:r>
@@ -2025,7 +2025,7 @@
                   <m:e>
                     <m:r>
                       <w:rPr>
-                        <w:rFonts w:ascii="Cambria Math" w:eastAsia="宋体" w:hAnsi="Cambria Math" w:cs="Cambria Math"/>
+                        <w:rFonts w:ascii="Times New Roman" w:eastAsia="宋体" w:hAnsi="Times New Roman" w:cs="Cambria Math"/>
                       </w:rPr>
                       <m:t>Q</m:t>
                     </m:r>
@@ -2033,7 +2033,7 @@
                   <m:sub>
                     <m:r>
                       <w:rPr>
-                        <w:rFonts w:ascii="Cambria Math" w:eastAsia="宋体" w:hAnsi="Cambria Math" w:cs="Cambria Math"/>
+                        <w:rFonts w:ascii="Times New Roman" w:eastAsia="宋体" w:hAnsi="Times New Roman" w:cs="Cambria Math"/>
                       </w:rPr>
                       <m:t>3</m:t>
                     </m:r>
@@ -2046,13 +2046,13 @@
                     <m:sty m:val="p"/>
                   </m:rPr>
                   <w:rPr>
-                    <w:rFonts w:ascii="Cambria Math" w:eastAsia="宋体" w:hAnsi="Cambria Math" w:cs="Cambria Math"/>
+                    <w:rFonts w:ascii="Times New Roman" w:eastAsia="宋体" w:hAnsi="Times New Roman" w:cs="Cambria Math"/>
                   </w:rPr>
                   <m:t>（</m:t>
                 </m:r>
                 <m:r>
                   <w:rPr>
-                    <w:rFonts w:ascii="Cambria Math" w:eastAsia="宋体" w:hAnsi="Cambria Math" w:cs="Cambria Math"/>
+                    <w:rFonts w:ascii="Times New Roman" w:eastAsia="宋体" w:hAnsi="Times New Roman" w:cs="Cambria Math"/>
                   </w:rPr>
                   <m:t>2</m:t>
                 </m:r>
@@ -2064,7 +2064,7 @@
                   <m:e>
                     <m:r>
                       <w:rPr>
-                        <w:rFonts w:ascii="Cambria Math" w:eastAsia="宋体" w:hAnsi="Cambria Math" w:cs="Cambria Math"/>
+                        <w:rFonts w:ascii="Times New Roman" w:eastAsia="宋体" w:hAnsi="Times New Roman" w:cs="Cambria Math"/>
                       </w:rPr>
                       <m:t>3</m:t>
                     </m:r>
@@ -2072,7 +2072,7 @@
                 </m:rad>
                 <m:r>
                   <w:rPr>
-                    <w:rFonts w:ascii="Cambria Math" w:eastAsia="宋体" w:hAnsi="Cambria Math" w:cs="Cambria Math"/>
+                    <w:rFonts w:ascii="Times New Roman" w:eastAsia="宋体" w:hAnsi="Times New Roman" w:cs="Cambria Math"/>
                   </w:rPr>
                   <m:t>r</m:t>
                 </m:r>
@@ -2083,7 +2083,7 @@
                         <m:sty m:val="p"/>
                       </m:rPr>
                       <w:rPr>
-                        <w:rFonts w:ascii="Cambria Math" w:eastAsia="宋体" w:hAnsi="Cambria Math" w:cs="Cambria Math"/>
+                        <w:rFonts w:ascii="Times New Roman" w:eastAsia="宋体" w:hAnsi="Times New Roman" w:cs="Cambria Math"/>
                       </w:rPr>
                       <m:t>）</m:t>
                     </m:r>
@@ -2091,7 +2091,7 @@
                   <m:sup>
                     <m:r>
                       <w:rPr>
-                        <w:rFonts w:ascii="Cambria Math" w:eastAsia="宋体" w:hAnsi="Cambria Math" w:cs="Cambria Math"/>
+                        <w:rFonts w:ascii="Times New Roman" w:eastAsia="宋体" w:hAnsi="Times New Roman" w:cs="Cambria Math"/>
                       </w:rPr>
                       <m:t>2</m:t>
                     </m:r>
@@ -2103,7 +2103,7 @@
           <m:den>
             <m:r>
               <w:rPr>
-                <w:rFonts w:ascii="Cambria Math" w:eastAsia="宋体" w:hAnsi="Cambria Math" w:cs="Cambria Math"/>
+                <w:rFonts w:ascii="Times New Roman" w:eastAsia="宋体" w:hAnsi="Times New Roman" w:cs="Cambria Math"/>
               </w:rPr>
               <m:t>1</m:t>
             </m:r>
@@ -2147,7 +2147,7 @@
               <m:e>
                 <m:r>
                   <w:rPr>
-                    <w:rFonts w:ascii="Cambria Math" w:eastAsia="宋体" w:hAnsi="Cambria Math" w:cs="Cambria Math"/>
+                    <w:rFonts w:ascii="Times New Roman" w:eastAsia="宋体" w:hAnsi="Times New Roman" w:cs="Cambria Math"/>
                   </w:rPr>
                   <m:t>Q</m:t>
                 </m:r>
@@ -2155,7 +2155,7 @@
               <m:sub>
                 <m:r>
                   <w:rPr>
-                    <w:rFonts w:ascii="Cambria Math" w:eastAsia="宋体" w:hAnsi="Cambria Math" w:cs="Cambria Math"/>
+                    <w:rFonts w:ascii="Times New Roman" w:eastAsia="宋体" w:hAnsi="Times New Roman" w:cs="Cambria Math"/>
                   </w:rPr>
                   <m:t>1</m:t>
                 </m:r>
@@ -2165,7 +2165,7 @@
           <m:den>
             <m:r>
               <w:rPr>
-                <w:rFonts w:ascii="Cambria Math" w:eastAsia="宋体" w:hAnsi="Cambria Math" w:cs="Cambria Math"/>
+                <w:rFonts w:ascii="Times New Roman" w:eastAsia="宋体" w:hAnsi="Times New Roman" w:cs="Cambria Math"/>
               </w:rPr>
               <m:t>2</m:t>
             </m:r>
@@ -2173,7 +2173,7 @@
         </m:f>
         <m:r>
           <w:rPr>
-            <w:rFonts w:ascii="Cambria Math" w:eastAsia="宋体" w:hAnsi="Cambria Math" w:cs="Cambria Math"/>
+            <w:rFonts w:ascii="Times New Roman" w:eastAsia="宋体" w:hAnsi="Times New Roman" w:cs="Cambria Math"/>
           </w:rPr>
           <m:t>=</m:t>
         </m:r>
@@ -2183,7 +2183,7 @@
               <m:e>
                 <m:r>
                   <w:rPr>
-                    <w:rFonts w:ascii="Cambria Math" w:eastAsia="宋体" w:hAnsi="Cambria Math" w:cs="Cambria Math"/>
+                    <w:rFonts w:ascii="Times New Roman" w:eastAsia="宋体" w:hAnsi="Times New Roman" w:cs="Cambria Math"/>
                   </w:rPr>
                   <m:t>Q</m:t>
                 </m:r>
@@ -2191,7 +2191,7 @@
               <m:sub>
                 <m:r>
                   <w:rPr>
-                    <w:rFonts w:ascii="Cambria Math" w:eastAsia="宋体" w:hAnsi="Cambria Math" w:cs="Cambria Math"/>
+                    <w:rFonts w:ascii="Times New Roman" w:eastAsia="宋体" w:hAnsi="Times New Roman" w:cs="Cambria Math"/>
                   </w:rPr>
                   <m:t>2</m:t>
                 </m:r>
@@ -2207,7 +2207,7 @@
               <m:e>
                 <m:r>
                   <w:rPr>
-                    <w:rFonts w:ascii="Cambria Math" w:eastAsia="宋体" w:hAnsi="Cambria Math" w:cs="Cambria Math"/>
+                    <w:rFonts w:ascii="Times New Roman" w:eastAsia="宋体" w:hAnsi="Times New Roman" w:cs="Cambria Math"/>
                   </w:rPr>
                   <m:t>3</m:t>
                 </m:r>
@@ -2217,7 +2217,7 @@
         </m:f>
         <m:r>
           <w:rPr>
-            <w:rFonts w:ascii="Cambria Math" w:eastAsia="宋体" w:hAnsi="Cambria Math" w:cs="Cambria Math"/>
+            <w:rFonts w:ascii="Times New Roman" w:eastAsia="宋体" w:hAnsi="Times New Roman" w:cs="Cambria Math"/>
           </w:rPr>
           <m:t>=</m:t>
         </m:r>
@@ -2227,7 +2227,7 @@
               <m:e>
                 <m:r>
                   <w:rPr>
-                    <w:rFonts w:ascii="Cambria Math" w:eastAsia="宋体" w:hAnsi="Cambria Math" w:cs="Cambria Math"/>
+                    <w:rFonts w:ascii="Times New Roman" w:eastAsia="宋体" w:hAnsi="Times New Roman" w:cs="Cambria Math"/>
                   </w:rPr>
                   <m:t>Q</m:t>
                 </m:r>
@@ -2235,7 +2235,7 @@
               <m:sub>
                 <m:r>
                   <w:rPr>
-                    <w:rFonts w:ascii="Cambria Math" w:eastAsia="宋体" w:hAnsi="Cambria Math" w:cs="Cambria Math"/>
+                    <w:rFonts w:ascii="Times New Roman" w:eastAsia="宋体" w:hAnsi="Times New Roman" w:cs="Cambria Math"/>
                   </w:rPr>
                   <m:t>3</m:t>
                 </m:r>
@@ -2245,7 +2245,7 @@
           <m:den>
             <m:r>
               <w:rPr>
-                <w:rFonts w:ascii="Cambria Math" w:eastAsia="宋体" w:hAnsi="Cambria Math" w:cs="Cambria Math"/>
+                <w:rFonts w:ascii="Times New Roman" w:eastAsia="宋体" w:hAnsi="Times New Roman" w:cs="Cambria Math"/>
               </w:rPr>
               <m:t>2</m:t>
             </m:r>
@@ -2257,7 +2257,7 @@
               <m:e>
                 <m:r>
                   <w:rPr>
-                    <w:rFonts w:ascii="Cambria Math" w:eastAsia="宋体" w:hAnsi="Cambria Math" w:cs="Cambria Math"/>
+                    <w:rFonts w:ascii="Times New Roman" w:eastAsia="宋体" w:hAnsi="Times New Roman" w:cs="Cambria Math"/>
                   </w:rPr>
                   <m:t>3</m:t>
                 </m:r>
@@ -3148,7 +3148,7 @@
               <m:e>
                 <m:r>
                   <w:rPr>
-                    <w:rFonts w:ascii="Cambria Math" w:eastAsia="宋体" w:hAnsi="Cambria Math" w:cs="Cambria Math"/>
+                    <w:rFonts w:ascii="Times New Roman" w:eastAsia="宋体" w:hAnsi="Times New Roman" w:cs="Cambria Math"/>
                   </w:rPr>
                   <m:t>E</m:t>
                 </m:r>
@@ -3156,7 +3156,7 @@
               <m:sub>
                 <m:r>
                   <w:rPr>
-                    <w:rFonts w:ascii="Cambria Math" w:eastAsia="宋体" w:hAnsi="Cambria Math" w:cs="Cambria Math"/>
+                    <w:rFonts w:ascii="Times New Roman" w:eastAsia="宋体" w:hAnsi="Times New Roman" w:cs="Cambria Math"/>
                   </w:rPr>
                   <m:t>1</m:t>
                 </m:r>
@@ -3169,13 +3169,13 @@
                 <m:sty m:val="p"/>
               </m:rPr>
               <w:rPr>
-                <w:rFonts w:ascii="Cambria Math" w:eastAsia="宋体" w:hAnsi="Cambria Math" w:cs="Cambria Math"/>
+                <w:rFonts w:ascii="Times New Roman" w:eastAsia="宋体" w:hAnsi="Times New Roman" w:cs="Cambria Math"/>
               </w:rPr>
               <m:t>sin</m:t>
             </m:r>
             <m:r>
               <w:rPr>
-                <w:rFonts w:ascii="Cambria Math" w:eastAsia="宋体" w:hAnsi="Cambria Math" w:cs="Cambria Math"/>
+                <w:rFonts w:ascii="Times New Roman" w:eastAsia="宋体" w:hAnsi="Times New Roman" w:cs="Cambria Math"/>
               </w:rPr>
               <m:t>θ</m:t>
             </m:r>
@@ -3183,7 +3183,7 @@
         </m:f>
         <m:r>
           <w:rPr>
-            <w:rFonts w:ascii="Cambria Math" w:eastAsia="宋体" w:hAnsi="Cambria Math" w:cs="Cambria Math"/>
+            <w:rFonts w:ascii="Times New Roman" w:eastAsia="宋体" w:hAnsi="Times New Roman" w:cs="Cambria Math"/>
           </w:rPr>
           <m:t>=</m:t>
         </m:r>
@@ -3193,7 +3193,7 @@
               <m:e>
                 <m:r>
                   <w:rPr>
-                    <w:rFonts w:ascii="Cambria Math" w:eastAsia="宋体" w:hAnsi="Cambria Math" w:cs="Cambria Math"/>
+                    <w:rFonts w:ascii="Times New Roman" w:eastAsia="宋体" w:hAnsi="Times New Roman" w:cs="Cambria Math"/>
                   </w:rPr>
                   <m:t>E</m:t>
                 </m:r>
@@ -3201,7 +3201,7 @@
               <m:sub>
                 <m:r>
                   <w:rPr>
-                    <w:rFonts w:ascii="Cambria Math" w:eastAsia="宋体" w:hAnsi="Cambria Math" w:cs="Cambria Math"/>
+                    <w:rFonts w:ascii="Times New Roman" w:eastAsia="宋体" w:hAnsi="Times New Roman" w:cs="Cambria Math"/>
                   </w:rPr>
                   <m:t>2</m:t>
                 </m:r>
@@ -3214,13 +3214,13 @@
                 <m:sty m:val="p"/>
               </m:rPr>
               <w:rPr>
-                <w:rFonts w:ascii="Cambria Math" w:eastAsia="宋体" w:hAnsi="Cambria Math" w:cs="Cambria Math"/>
+                <w:rFonts w:ascii="Times New Roman" w:eastAsia="宋体" w:hAnsi="Times New Roman" w:cs="Cambria Math"/>
               </w:rPr>
               <m:t>sin</m:t>
             </m:r>
             <m:r>
               <w:rPr>
-                <w:rFonts w:ascii="Cambria Math" w:eastAsia="宋体" w:hAnsi="Cambria Math" w:cs="Cambria Math"/>
+                <w:rFonts w:ascii="Times New Roman" w:eastAsia="宋体" w:hAnsi="Times New Roman" w:cs="Cambria Math"/>
               </w:rPr>
               <m:t>α</m:t>
             </m:r>
@@ -3243,13 +3243,13 @@
           <m:num>
             <m:r>
               <w:rPr>
-                <w:rFonts w:ascii="Cambria Math" w:eastAsia="宋体" w:hAnsi="Cambria Math" w:cs="Cambria Math"/>
+                <w:rFonts w:ascii="Times New Roman" w:eastAsia="宋体" w:hAnsi="Times New Roman" w:cs="Cambria Math"/>
               </w:rPr>
               <m:t>A</m:t>
             </m:r>
             <m:r>
               <w:rPr>
-                <w:rFonts w:ascii="Cambria Math" w:eastAsia="宋体" w:hAnsi="Cambria Math" w:cs="Cambria Math"/>
+                <w:rFonts w:ascii="Times New Roman" w:eastAsia="宋体" w:hAnsi="Times New Roman" w:cs="Cambria Math"/>
               </w:rPr>
               <m:t>O</m:t>
             </m:r>
@@ -3260,13 +3260,13 @@
                 <m:sty m:val="p"/>
               </m:rPr>
               <w:rPr>
-                <w:rFonts w:ascii="Cambria Math" w:eastAsia="宋体" w:hAnsi="Cambria Math" w:cs="Cambria Math"/>
+                <w:rFonts w:ascii="Times New Roman" w:eastAsia="宋体" w:hAnsi="Times New Roman" w:cs="Cambria Math"/>
               </w:rPr>
               <m:t>sin</m:t>
             </m:r>
             <m:r>
               <w:rPr>
-                <w:rFonts w:ascii="Cambria Math" w:eastAsia="宋体" w:hAnsi="Cambria Math" w:cs="Cambria Math"/>
+                <w:rFonts w:ascii="Times New Roman" w:eastAsia="宋体" w:hAnsi="Times New Roman" w:cs="Cambria Math"/>
               </w:rPr>
               <m:t>α</m:t>
             </m:r>
@@ -3274,7 +3274,7 @@
         </m:f>
         <m:r>
           <w:rPr>
-            <w:rFonts w:ascii="Cambria Math" w:eastAsia="宋体" w:hAnsi="Cambria Math" w:cs="Cambria Math"/>
+            <w:rFonts w:ascii="Times New Roman" w:eastAsia="宋体" w:hAnsi="Times New Roman" w:cs="Cambria Math"/>
           </w:rPr>
           <m:t>=</m:t>
         </m:r>
@@ -3282,13 +3282,13 @@
           <m:num>
             <m:r>
               <w:rPr>
-                <w:rFonts w:ascii="Cambria Math" w:eastAsia="宋体" w:hAnsi="Cambria Math" w:cs="Cambria Math"/>
+                <w:rFonts w:ascii="Times New Roman" w:eastAsia="宋体" w:hAnsi="Times New Roman" w:cs="Cambria Math"/>
               </w:rPr>
               <m:t>A</m:t>
             </m:r>
             <m:r>
               <w:rPr>
-                <w:rFonts w:ascii="Cambria Math" w:eastAsia="宋体" w:hAnsi="Cambria Math" w:cs="Cambria Math"/>
+                <w:rFonts w:ascii="Times New Roman" w:eastAsia="宋体" w:hAnsi="Times New Roman" w:cs="Cambria Math"/>
               </w:rPr>
               <m:t>P</m:t>
             </m:r>
@@ -3299,31 +3299,31 @@
                 <m:sty m:val="p"/>
               </m:rPr>
               <w:rPr>
-                <w:rFonts w:ascii="Cambria Math" w:eastAsia="宋体" w:hAnsi="Cambria Math" w:cs="Cambria Math"/>
+                <w:rFonts w:ascii="Times New Roman" w:eastAsia="宋体" w:hAnsi="Times New Roman" w:cs="Cambria Math"/>
               </w:rPr>
               <m:t>sin</m:t>
             </m:r>
             <m:r>
               <w:rPr>
-                <w:rFonts w:ascii="Cambria Math" w:eastAsia="宋体" w:hAnsi="Cambria Math" w:cs="Cambria Math"/>
+                <w:rFonts w:ascii="Times New Roman" w:eastAsia="宋体" w:hAnsi="Times New Roman" w:cs="Cambria Math"/>
               </w:rPr>
               <m:t>∠</m:t>
             </m:r>
             <m:r>
               <w:rPr>
-                <w:rFonts w:ascii="Cambria Math" w:eastAsia="宋体" w:hAnsi="Cambria Math" w:cs="Cambria Math"/>
+                <w:rFonts w:ascii="Times New Roman" w:eastAsia="宋体" w:hAnsi="Times New Roman" w:cs="Cambria Math"/>
               </w:rPr>
               <m:t>A</m:t>
             </m:r>
             <m:r>
               <w:rPr>
-                <w:rFonts w:ascii="Cambria Math" w:eastAsia="宋体" w:hAnsi="Cambria Math" w:cs="Cambria Math"/>
+                <w:rFonts w:ascii="Times New Roman" w:eastAsia="宋体" w:hAnsi="Times New Roman" w:cs="Cambria Math"/>
               </w:rPr>
               <m:t>O</m:t>
             </m:r>
             <m:r>
               <w:rPr>
-                <w:rFonts w:ascii="Cambria Math" w:eastAsia="宋体" w:hAnsi="Cambria Math" w:cs="Cambria Math"/>
+                <w:rFonts w:ascii="Times New Roman" w:eastAsia="宋体" w:hAnsi="Times New Roman" w:cs="Cambria Math"/>
               </w:rPr>
               <m:t>P</m:t>
             </m:r>
@@ -3346,13 +3346,13 @@
           <m:num>
             <m:r>
               <w:rPr>
-                <w:rFonts w:ascii="Cambria Math" w:eastAsia="宋体" w:hAnsi="Cambria Math" w:cs="Cambria Math"/>
+                <w:rFonts w:ascii="Times New Roman" w:eastAsia="宋体" w:hAnsi="Times New Roman" w:cs="Cambria Math"/>
               </w:rPr>
               <m:t>B</m:t>
             </m:r>
             <m:r>
               <w:rPr>
-                <w:rFonts w:ascii="Cambria Math" w:eastAsia="宋体" w:hAnsi="Cambria Math" w:cs="Cambria Math"/>
+                <w:rFonts w:ascii="Times New Roman" w:eastAsia="宋体" w:hAnsi="Times New Roman" w:cs="Cambria Math"/>
               </w:rPr>
               <m:t>O</m:t>
             </m:r>
@@ -3363,13 +3363,13 @@
                 <m:sty m:val="p"/>
               </m:rPr>
               <w:rPr>
-                <w:rFonts w:ascii="Cambria Math" w:eastAsia="宋体" w:hAnsi="Cambria Math" w:cs="Cambria Math"/>
+                <w:rFonts w:ascii="Times New Roman" w:eastAsia="宋体" w:hAnsi="Times New Roman" w:cs="Cambria Math"/>
               </w:rPr>
               <m:t>sin</m:t>
             </m:r>
             <m:r>
               <w:rPr>
-                <w:rFonts w:ascii="Cambria Math" w:eastAsia="宋体" w:hAnsi="Cambria Math" w:cs="Cambria Math"/>
+                <w:rFonts w:ascii="Times New Roman" w:eastAsia="宋体" w:hAnsi="Times New Roman" w:cs="Cambria Math"/>
               </w:rPr>
               <m:t>θ</m:t>
             </m:r>
@@ -3377,7 +3377,7 @@
         </m:f>
         <m:r>
           <w:rPr>
-            <w:rFonts w:ascii="Cambria Math" w:eastAsia="宋体" w:hAnsi="Cambria Math" w:cs="Cambria Math"/>
+            <w:rFonts w:ascii="Times New Roman" w:eastAsia="宋体" w:hAnsi="Times New Roman" w:cs="Cambria Math"/>
           </w:rPr>
           <m:t>=</m:t>
         </m:r>
@@ -3385,13 +3385,13 @@
           <m:num>
             <m:r>
               <w:rPr>
-                <w:rFonts w:ascii="Cambria Math" w:eastAsia="宋体" w:hAnsi="Cambria Math" w:cs="Cambria Math"/>
+                <w:rFonts w:ascii="Times New Roman" w:eastAsia="宋体" w:hAnsi="Times New Roman" w:cs="Cambria Math"/>
               </w:rPr>
               <m:t>B</m:t>
             </m:r>
             <m:r>
               <w:rPr>
-                <w:rFonts w:ascii="Cambria Math" w:eastAsia="宋体" w:hAnsi="Cambria Math" w:cs="Cambria Math"/>
+                <w:rFonts w:ascii="Times New Roman" w:eastAsia="宋体" w:hAnsi="Times New Roman" w:cs="Cambria Math"/>
               </w:rPr>
               <m:t>P</m:t>
             </m:r>
@@ -3402,7 +3402,7 @@
                 <m:sty m:val="p"/>
               </m:rPr>
               <w:rPr>
-                <w:rFonts w:ascii="Cambria Math" w:eastAsia="宋体" w:hAnsi="Cambria Math" w:cs="Cambria Math"/>
+                <w:rFonts w:ascii="Times New Roman" w:eastAsia="宋体" w:hAnsi="Times New Roman" w:cs="Cambria Math"/>
               </w:rPr>
               <m:t>sin</m:t>
             </m:r>
@@ -3415,7 +3415,7 @@
                   <m:e>
                     <m:r>
                       <w:rPr>
-                        <w:rFonts w:ascii="Cambria Math" w:eastAsia="宋体" w:hAnsi="Cambria Math" w:cs="Cambria Math"/>
+                        <w:rFonts w:ascii="Times New Roman" w:eastAsia="宋体" w:hAnsi="Times New Roman" w:cs="Cambria Math"/>
                       </w:rPr>
                       <m:t>180</m:t>
                     </m:r>
@@ -3423,7 +3423,7 @@
                   <m:sup>
                     <m:r>
                       <w:rPr>
-                        <w:rFonts w:ascii="Cambria Math" w:eastAsia="宋体" w:hAnsi="Cambria Math" w:cs="Cambria Math"/>
+                        <w:rFonts w:ascii="Times New Roman" w:eastAsia="宋体" w:hAnsi="Times New Roman" w:cs="Cambria Math"/>
                       </w:rPr>
                       <m:t>∘</m:t>
                     </m:r>
@@ -3431,31 +3431,31 @@
                 </m:sSup>
                 <m:r>
                   <w:rPr>
-                    <w:rFonts w:ascii="Cambria Math" w:eastAsia="宋体" w:hAnsi="Cambria Math" w:cs="Cambria Math"/>
+                    <w:rFonts w:ascii="Times New Roman" w:eastAsia="宋体" w:hAnsi="Times New Roman" w:cs="Cambria Math"/>
                   </w:rPr>
                   <m:t>−</m:t>
                 </m:r>
                 <m:r>
                   <w:rPr>
-                    <w:rFonts w:ascii="Cambria Math" w:eastAsia="宋体" w:hAnsi="Cambria Math" w:cs="Cambria Math"/>
+                    <w:rFonts w:ascii="Times New Roman" w:eastAsia="宋体" w:hAnsi="Times New Roman" w:cs="Cambria Math"/>
                   </w:rPr>
                   <m:t>∠</m:t>
                 </m:r>
                 <m:r>
                   <w:rPr>
-                    <w:rFonts w:ascii="Cambria Math" w:eastAsia="宋体" w:hAnsi="Cambria Math" w:cs="Cambria Math"/>
+                    <w:rFonts w:ascii="Times New Roman" w:eastAsia="宋体" w:hAnsi="Times New Roman" w:cs="Cambria Math"/>
                   </w:rPr>
                   <m:t>B</m:t>
                 </m:r>
                 <m:r>
                   <w:rPr>
-                    <w:rFonts w:ascii="Cambria Math" w:eastAsia="宋体" w:hAnsi="Cambria Math" w:cs="Cambria Math"/>
+                    <w:rFonts w:ascii="Times New Roman" w:eastAsia="宋体" w:hAnsi="Times New Roman" w:cs="Cambria Math"/>
                   </w:rPr>
                   <m:t>O</m:t>
                 </m:r>
                 <m:r>
                   <w:rPr>
-                    <w:rFonts w:ascii="Cambria Math" w:eastAsia="宋体" w:hAnsi="Cambria Math" w:cs="Cambria Math"/>
+                    <w:rFonts w:ascii="Times New Roman" w:eastAsia="宋体" w:hAnsi="Times New Roman" w:cs="Cambria Math"/>
                   </w:rPr>
                   <m:t>P</m:t>
                 </m:r>
@@ -3499,7 +3499,7 @@
           <m:e>
             <m:r>
               <w:rPr>
-                <w:rFonts w:ascii="Cambria Math" w:eastAsia="宋体" w:hAnsi="Cambria Math" w:cs="Cambria Math"/>
+                <w:rFonts w:ascii="Times New Roman" w:eastAsia="宋体" w:hAnsi="Times New Roman" w:cs="Cambria Math"/>
               </w:rPr>
               <m:t>E</m:t>
             </m:r>
@@ -3507,7 +3507,7 @@
           <m:sub>
             <m:r>
               <w:rPr>
-                <w:rFonts w:ascii="Cambria Math" w:eastAsia="宋体" w:hAnsi="Cambria Math" w:cs="Cambria Math"/>
+                <w:rFonts w:ascii="Times New Roman" w:eastAsia="宋体" w:hAnsi="Times New Roman" w:cs="Cambria Math"/>
               </w:rPr>
               <m:t>1</m:t>
             </m:r>
@@ -3515,13 +3515,13 @@
         </m:sSub>
         <m:r>
           <w:rPr>
-            <w:rFonts w:ascii="Cambria Math" w:eastAsia="宋体" w:hAnsi="Cambria Math" w:cs="Cambria Math"/>
+            <w:rFonts w:ascii="Times New Roman" w:eastAsia="宋体" w:hAnsi="Times New Roman" w:cs="Cambria Math"/>
           </w:rPr>
           <m:t>=</m:t>
         </m:r>
         <m:r>
           <w:rPr>
-            <w:rFonts w:ascii="Cambria Math" w:eastAsia="宋体" w:hAnsi="Cambria Math" w:cs="Cambria Math"/>
+            <w:rFonts w:ascii="Times New Roman" w:eastAsia="宋体" w:hAnsi="Times New Roman" w:cs="Cambria Math"/>
           </w:rPr>
           <m:t>k</m:t>
         </m:r>
@@ -3531,7 +3531,7 @@
               <m:e>
                 <m:r>
                   <w:rPr>
-                    <w:rFonts w:ascii="Cambria Math" w:eastAsia="宋体" w:hAnsi="Cambria Math" w:cs="Cambria Math"/>
+                    <w:rFonts w:ascii="Times New Roman" w:eastAsia="宋体" w:hAnsi="Times New Roman" w:cs="Cambria Math"/>
                   </w:rPr>
                   <m:t>Q</m:t>
                 </m:r>
@@ -3539,7 +3539,7 @@
               <m:sub>
                 <m:r>
                   <w:rPr>
-                    <w:rFonts w:ascii="Cambria Math" w:eastAsia="宋体" w:hAnsi="Cambria Math" w:cs="Cambria Math"/>
+                    <w:rFonts w:ascii="Times New Roman" w:eastAsia="宋体" w:hAnsi="Times New Roman" w:cs="Cambria Math"/>
                   </w:rPr>
                   <m:t>1</m:t>
                 </m:r>
@@ -3549,7 +3549,7 @@
           <m:den>
             <m:r>
               <w:rPr>
-                <w:rFonts w:ascii="Cambria Math" w:eastAsia="宋体" w:hAnsi="Cambria Math" w:cs="Cambria Math"/>
+                <w:rFonts w:ascii="Times New Roman" w:eastAsia="宋体" w:hAnsi="Times New Roman" w:cs="Cambria Math"/>
               </w:rPr>
               <m:t>A</m:t>
             </m:r>
@@ -3557,7 +3557,7 @@
               <m:e>
                 <m:r>
                   <w:rPr>
-                    <w:rFonts w:ascii="Cambria Math" w:eastAsia="宋体" w:hAnsi="Cambria Math" w:cs="Cambria Math"/>
+                    <w:rFonts w:ascii="Times New Roman" w:eastAsia="宋体" w:hAnsi="Times New Roman" w:cs="Cambria Math"/>
                   </w:rPr>
                   <m:t>P</m:t>
                 </m:r>
@@ -3565,7 +3565,7 @@
               <m:sup>
                 <m:r>
                   <w:rPr>
-                    <w:rFonts w:ascii="Cambria Math" w:eastAsia="宋体" w:hAnsi="Cambria Math" w:cs="Cambria Math"/>
+                    <w:rFonts w:ascii="Times New Roman" w:eastAsia="宋体" w:hAnsi="Times New Roman" w:cs="Cambria Math"/>
                   </w:rPr>
                   <m:t>2</m:t>
                 </m:r>
@@ -3587,7 +3587,7 @@
           <m:e>
             <m:r>
               <w:rPr>
-                <w:rFonts w:ascii="Cambria Math" w:eastAsia="宋体" w:hAnsi="Cambria Math" w:cs="Cambria Math"/>
+                <w:rFonts w:ascii="Times New Roman" w:eastAsia="宋体" w:hAnsi="Times New Roman" w:cs="Cambria Math"/>
               </w:rPr>
               <m:t>E</m:t>
             </m:r>
@@ -3595,7 +3595,7 @@
           <m:sub>
             <m:r>
               <w:rPr>
-                <w:rFonts w:ascii="Cambria Math" w:eastAsia="宋体" w:hAnsi="Cambria Math" w:cs="Cambria Math"/>
+                <w:rFonts w:ascii="Times New Roman" w:eastAsia="宋体" w:hAnsi="Times New Roman" w:cs="Cambria Math"/>
               </w:rPr>
               <m:t>2</m:t>
             </m:r>
@@ -3603,13 +3603,13 @@
         </m:sSub>
         <m:r>
           <w:rPr>
-            <w:rFonts w:ascii="Cambria Math" w:eastAsia="宋体" w:hAnsi="Cambria Math" w:cs="Cambria Math"/>
+            <w:rFonts w:ascii="Times New Roman" w:eastAsia="宋体" w:hAnsi="Times New Roman" w:cs="Cambria Math"/>
           </w:rPr>
           <m:t>=</m:t>
         </m:r>
         <m:r>
           <w:rPr>
-            <w:rFonts w:ascii="Cambria Math" w:eastAsia="宋体" w:hAnsi="Cambria Math" w:cs="Cambria Math"/>
+            <w:rFonts w:ascii="Times New Roman" w:eastAsia="宋体" w:hAnsi="Times New Roman" w:cs="Cambria Math"/>
           </w:rPr>
           <m:t>k</m:t>
         </m:r>
@@ -3619,7 +3619,7 @@
               <m:e>
                 <m:r>
                   <w:rPr>
-                    <w:rFonts w:ascii="Cambria Math" w:eastAsia="宋体" w:hAnsi="Cambria Math" w:cs="Cambria Math"/>
+                    <w:rFonts w:ascii="Times New Roman" w:eastAsia="宋体" w:hAnsi="Times New Roman" w:cs="Cambria Math"/>
                   </w:rPr>
                   <m:t>Q</m:t>
                 </m:r>
@@ -3627,7 +3627,7 @@
               <m:sub>
                 <m:r>
                   <w:rPr>
-                    <w:rFonts w:ascii="Cambria Math" w:eastAsia="宋体" w:hAnsi="Cambria Math" w:cs="Cambria Math"/>
+                    <w:rFonts w:ascii="Times New Roman" w:eastAsia="宋体" w:hAnsi="Times New Roman" w:cs="Cambria Math"/>
                   </w:rPr>
                   <m:t>2</m:t>
                 </m:r>
@@ -3637,7 +3637,7 @@
           <m:den>
             <m:r>
               <w:rPr>
-                <w:rFonts w:ascii="Cambria Math" w:eastAsia="宋体" w:hAnsi="Cambria Math" w:cs="Cambria Math"/>
+                <w:rFonts w:ascii="Times New Roman" w:eastAsia="宋体" w:hAnsi="Times New Roman" w:cs="Cambria Math"/>
               </w:rPr>
               <m:t>B</m:t>
             </m:r>
@@ -3645,7 +3645,7 @@
               <m:e>
                 <m:r>
                   <w:rPr>
-                    <w:rFonts w:ascii="Cambria Math" w:eastAsia="宋体" w:hAnsi="Cambria Math" w:cs="Cambria Math"/>
+                    <w:rFonts w:ascii="Times New Roman" w:eastAsia="宋体" w:hAnsi="Times New Roman" w:cs="Cambria Math"/>
                   </w:rPr>
                   <m:t>P</m:t>
                 </m:r>
@@ -3653,7 +3653,7 @@
               <m:sup>
                 <m:r>
                   <w:rPr>
-                    <w:rFonts w:ascii="Cambria Math" w:eastAsia="宋体" w:hAnsi="Cambria Math" w:cs="Cambria Math"/>
+                    <w:rFonts w:ascii="Times New Roman" w:eastAsia="宋体" w:hAnsi="Times New Roman" w:cs="Cambria Math"/>
                   </w:rPr>
                   <m:t>2</m:t>
                 </m:r>
@@ -3699,7 +3699,7 @@
               <m:e>
                 <m:r>
                   <w:rPr>
-                    <w:rFonts w:ascii="Cambria Math" w:eastAsia="宋体" w:hAnsi="Cambria Math" w:cs="Cambria Math"/>
+                    <w:rFonts w:ascii="Times New Roman" w:eastAsia="宋体" w:hAnsi="Times New Roman" w:cs="Cambria Math"/>
                   </w:rPr>
                   <m:t>Q</m:t>
                 </m:r>
@@ -3707,7 +3707,7 @@
               <m:sub>
                 <m:r>
                   <w:rPr>
-                    <w:rFonts w:ascii="Cambria Math" w:eastAsia="宋体" w:hAnsi="Cambria Math" w:cs="Cambria Math"/>
+                    <w:rFonts w:ascii="Times New Roman" w:eastAsia="宋体" w:hAnsi="Times New Roman" w:cs="Cambria Math"/>
                   </w:rPr>
                   <m:t>1</m:t>
                 </m:r>
@@ -3719,7 +3719,7 @@
               <m:e>
                 <m:r>
                   <w:rPr>
-                    <w:rFonts w:ascii="Cambria Math" w:eastAsia="宋体" w:hAnsi="Cambria Math" w:cs="Cambria Math"/>
+                    <w:rFonts w:ascii="Times New Roman" w:eastAsia="宋体" w:hAnsi="Times New Roman" w:cs="Cambria Math"/>
                   </w:rPr>
                   <m:t>Q</m:t>
                 </m:r>
@@ -3727,7 +3727,7 @@
               <m:sub>
                 <m:r>
                   <w:rPr>
-                    <w:rFonts w:ascii="Cambria Math" w:eastAsia="宋体" w:hAnsi="Cambria Math" w:cs="Cambria Math"/>
+                    <w:rFonts w:ascii="Times New Roman" w:eastAsia="宋体" w:hAnsi="Times New Roman" w:cs="Cambria Math"/>
                   </w:rPr>
                   <m:t>2</m:t>
                 </m:r>
@@ -3737,7 +3737,7 @@
         </m:f>
         <m:r>
           <w:rPr>
-            <w:rFonts w:ascii="Cambria Math" w:eastAsia="宋体" w:hAnsi="Cambria Math" w:cs="Cambria Math"/>
+            <w:rFonts w:ascii="Times New Roman" w:eastAsia="宋体" w:hAnsi="Times New Roman" w:cs="Cambria Math"/>
           </w:rPr>
           <m:t>=</m:t>
         </m:r>
@@ -3747,7 +3747,7 @@
               <m:e>
                 <m:r>
                   <w:rPr>
-                    <w:rFonts w:ascii="Cambria Math" w:eastAsia="宋体" w:hAnsi="Cambria Math" w:cs="Cambria Math"/>
+                    <w:rFonts w:ascii="Times New Roman" w:eastAsia="宋体" w:hAnsi="Times New Roman" w:cs="Cambria Math"/>
                   </w:rPr>
                   <m:t>n</m:t>
                 </m:r>
@@ -3755,7 +3755,7 @@
               <m:sup>
                 <m:r>
                   <w:rPr>
-                    <w:rFonts w:ascii="Cambria Math" w:eastAsia="宋体" w:hAnsi="Cambria Math" w:cs="Cambria Math"/>
+                    <w:rFonts w:ascii="Times New Roman" w:eastAsia="宋体" w:hAnsi="Times New Roman" w:cs="Cambria Math"/>
                   </w:rPr>
                   <m:t>3</m:t>
                 </m:r>
@@ -3765,7 +3765,7 @@
           <m:den>
             <m:r>
               <w:rPr>
-                <w:rFonts w:ascii="Cambria Math" w:eastAsia="宋体" w:hAnsi="Cambria Math" w:cs="Cambria Math"/>
+                <w:rFonts w:ascii="Times New Roman" w:eastAsia="宋体" w:hAnsi="Times New Roman" w:cs="Cambria Math"/>
               </w:rPr>
               <m:t>m</m:t>
             </m:r>
@@ -4041,7 +4041,7 @@
       <m:oMath>
         <m:r>
           <w:rPr>
-            <w:rFonts w:ascii="Cambria Math" w:eastAsia="宋体" w:hAnsi="Cambria Math" w:cs="Cambria Math"/>
+            <w:rFonts w:ascii="Times New Roman" w:eastAsia="宋体" w:hAnsi="Times New Roman" w:cs="Cambria Math"/>
           </w:rPr>
           <m:t>θ</m:t>
         </m:r>
@@ -4205,13 +4205,13 @@
           <m:num>
             <m:r>
               <w:rPr>
-                <w:rFonts w:ascii="Cambria Math" w:eastAsia="宋体" w:hAnsi="Cambria Math" w:cs="Cambria Math"/>
+                <w:rFonts w:ascii="Times New Roman" w:eastAsia="宋体" w:hAnsi="Times New Roman" w:cs="Cambria Math"/>
               </w:rPr>
               <m:t>m</m:t>
             </m:r>
             <m:r>
               <w:rPr>
-                <w:rFonts w:ascii="Cambria Math" w:eastAsia="宋体" w:hAnsi="Cambria Math" w:cs="Cambria Math"/>
+                <w:rFonts w:ascii="Times New Roman" w:eastAsia="宋体" w:hAnsi="Times New Roman" w:cs="Cambria Math"/>
               </w:rPr>
               <m:t>g</m:t>
             </m:r>
@@ -4219,7 +4219,7 @@
           <m:den>
             <m:r>
               <w:rPr>
-                <w:rFonts w:ascii="Cambria Math" w:eastAsia="宋体" w:hAnsi="Cambria Math" w:cs="Cambria Math"/>
+                <w:rFonts w:ascii="Times New Roman" w:eastAsia="宋体" w:hAnsi="Times New Roman" w:cs="Cambria Math"/>
               </w:rPr>
               <m:t>q</m:t>
             </m:r>
@@ -4233,7 +4233,7 @@
         <w:spacing w:line="300" w:lineRule="auto" w:before="0" w:after="0"/>
         <w:jc w:val="left"/>
         <w:rPr>
-          <w:rFonts w:ascii="Times New Roman" w:eastAsia="Times New Roman" w:hAnsi="Times New Roman" w:cs="Times New Roman"/>
+          <w:rFonts w:ascii="Times New Roman" w:eastAsia="宋体" w:hAnsi="Times New Roman" w:cs="Times New Roman"/>
           <w:i/>
           <w:sz w:val="21"/>
           <w:szCs w:val="21"/>
@@ -4278,7 +4278,7 @@
           <m:num>
             <m:r>
               <w:rPr>
-                <w:rFonts w:ascii="Cambria Math" w:eastAsia="宋体" w:hAnsi="Cambria Math" w:cs="Cambria Math"/>
+                <w:rFonts w:ascii="Times New Roman" w:eastAsia="宋体" w:hAnsi="Times New Roman" w:cs="Cambria Math"/>
               </w:rPr>
               <m:t>Q</m:t>
             </m:r>
@@ -4287,13 +4287,13 @@
                 <m:sty m:val="p"/>
               </m:rPr>
               <w:rPr>
-                <w:rFonts w:ascii="Cambria Math" w:eastAsia="宋体" w:hAnsi="Cambria Math" w:cs="Cambria Math"/>
+                <w:rFonts w:ascii="Times New Roman" w:eastAsia="宋体" w:hAnsi="Times New Roman" w:cs="Cambria Math"/>
               </w:rPr>
               <m:t>cos</m:t>
             </m:r>
             <m:r>
               <w:rPr>
-                <w:rFonts w:ascii="Cambria Math" w:eastAsia="宋体" w:hAnsi="Cambria Math" w:cs="Cambria Math"/>
+                <w:rFonts w:ascii="Times New Roman" w:eastAsia="宋体" w:hAnsi="Times New Roman" w:cs="Cambria Math"/>
               </w:rPr>
               <m:t>θ</m:t>
             </m:r>
@@ -4303,7 +4303,7 @@
               <m:e>
                 <m:r>
                   <w:rPr>
-                    <w:rFonts w:ascii="Cambria Math" w:eastAsia="宋体" w:hAnsi="Cambria Math" w:cs="Cambria Math"/>
+                    <w:rFonts w:ascii="Times New Roman" w:eastAsia="宋体" w:hAnsi="Times New Roman" w:cs="Cambria Math"/>
                   </w:rPr>
                   <m:t>L</m:t>
                 </m:r>
@@ -4311,7 +4311,7 @@
               <m:sup>
                 <m:r>
                   <w:rPr>
-                    <w:rFonts w:ascii="Cambria Math" w:eastAsia="宋体" w:hAnsi="Cambria Math" w:cs="Cambria Math"/>
+                    <w:rFonts w:ascii="Times New Roman" w:eastAsia="宋体" w:hAnsi="Times New Roman" w:cs="Cambria Math"/>
                   </w:rPr>
                   <m:t>2</m:t>
                 </m:r>
@@ -4327,7 +4327,7 @@
         <w:spacing w:line="300" w:lineRule="auto" w:before="0" w:after="0"/>
         <w:jc w:val="left"/>
         <w:rPr>
-          <w:rFonts w:ascii="Times New Roman" w:eastAsia="Times New Roman" w:hAnsi="Times New Roman" w:cs="Times New Roman"/>
+          <w:rFonts w:ascii="Times New Roman" w:eastAsia="宋体" w:hAnsi="Times New Roman" w:cs="Times New Roman"/>
           <w:i/>
           <w:sz w:val="21"/>
           <w:szCs w:val="21"/>
@@ -4372,7 +4372,7 @@
           <m:num>
             <m:r>
               <w:rPr>
-                <w:rFonts w:ascii="Cambria Math" w:eastAsia="宋体" w:hAnsi="Cambria Math" w:cs="Cambria Math"/>
+                <w:rFonts w:ascii="Times New Roman" w:eastAsia="宋体" w:hAnsi="Times New Roman" w:cs="Cambria Math"/>
               </w:rPr>
               <m:t>Q</m:t>
             </m:r>
@@ -4383,7 +4383,7 @@
                     <m:sty m:val="p"/>
                   </m:rPr>
                   <w:rPr>
-                    <w:rFonts w:ascii="Cambria Math" w:eastAsia="宋体" w:hAnsi="Cambria Math" w:cs="Cambria Math"/>
+                    <w:rFonts w:ascii="Times New Roman" w:eastAsia="宋体" w:hAnsi="Times New Roman" w:cs="Cambria Math"/>
                   </w:rPr>
                   <m:t>cos</m:t>
                 </m:r>
@@ -4391,7 +4391,7 @@
               <m:sup>
                 <m:r>
                   <w:rPr>
-                    <w:rFonts w:ascii="Cambria Math" w:eastAsia="宋体" w:hAnsi="Cambria Math" w:cs="Cambria Math"/>
+                    <w:rFonts w:ascii="Times New Roman" w:eastAsia="宋体" w:hAnsi="Times New Roman" w:cs="Cambria Math"/>
                   </w:rPr>
                   <m:t>3</m:t>
                 </m:r>
@@ -4399,7 +4399,7 @@
             </m:sSup>
             <m:r>
               <w:rPr>
-                <w:rFonts w:ascii="Cambria Math" w:eastAsia="宋体" w:hAnsi="Cambria Math" w:cs="Cambria Math"/>
+                <w:rFonts w:ascii="Times New Roman" w:eastAsia="宋体" w:hAnsi="Times New Roman" w:cs="Cambria Math"/>
               </w:rPr>
               <m:t>θ</m:t>
             </m:r>
@@ -4409,7 +4409,7 @@
               <m:e>
                 <m:r>
                   <w:rPr>
-                    <w:rFonts w:ascii="Cambria Math" w:eastAsia="宋体" w:hAnsi="Cambria Math" w:cs="Cambria Math"/>
+                    <w:rFonts w:ascii="Times New Roman" w:eastAsia="宋体" w:hAnsi="Times New Roman" w:cs="Cambria Math"/>
                   </w:rPr>
                   <m:t>L</m:t>
                 </m:r>
@@ -4417,7 +4417,7 @@
               <m:sup>
                 <m:r>
                   <w:rPr>
-                    <w:rFonts w:ascii="Cambria Math" w:eastAsia="宋体" w:hAnsi="Cambria Math" w:cs="Cambria Math"/>
+                    <w:rFonts w:ascii="Times New Roman" w:eastAsia="宋体" w:hAnsi="Times New Roman" w:cs="Cambria Math"/>
                   </w:rPr>
                   <m:t>2</m:t>
                 </m:r>
@@ -4546,7 +4546,7 @@
           <m:e>
             <m:r>
               <w:rPr>
-                <w:rFonts w:ascii="Cambria Math" w:eastAsia="宋体" w:hAnsi="Cambria Math" w:cs="Cambria Math"/>
+                <w:rFonts w:ascii="Times New Roman" w:eastAsia="宋体" w:hAnsi="Times New Roman" w:cs="Cambria Math"/>
               </w:rPr>
               <m:t>q</m:t>
             </m:r>
@@ -4554,7 +4554,7 @@
           <m:sub>
             <m:r>
               <w:rPr>
-                <w:rFonts w:ascii="Cambria Math" w:eastAsia="宋体" w:hAnsi="Cambria Math" w:cs="Cambria Math"/>
+                <w:rFonts w:ascii="Times New Roman" w:eastAsia="宋体" w:hAnsi="Times New Roman" w:cs="Cambria Math"/>
               </w:rPr>
               <m:t>0</m:t>
             </m:r>
@@ -4562,7 +4562,7 @@
         </m:sSub>
         <m:r>
           <w:rPr>
-            <w:rFonts w:ascii="Cambria Math" w:eastAsia="宋体" w:hAnsi="Cambria Math" w:cs="Cambria Math"/>
+            <w:rFonts w:ascii="Times New Roman" w:eastAsia="宋体" w:hAnsi="Times New Roman" w:cs="Cambria Math"/>
           </w:rPr>
           <m:t>=</m:t>
         </m:r>
@@ -4570,7 +4570,7 @@
           <m:num>
             <m:r>
               <w:rPr>
-                <w:rFonts w:ascii="Cambria Math" w:eastAsia="宋体" w:hAnsi="Cambria Math" w:cs="Cambria Math"/>
+                <w:rFonts w:ascii="Times New Roman" w:eastAsia="宋体" w:hAnsi="Times New Roman" w:cs="Cambria Math"/>
               </w:rPr>
               <m:t>Q</m:t>
             </m:r>
@@ -4578,7 +4578,7 @@
           <m:den>
             <m:r>
               <w:rPr>
-                <w:rFonts w:ascii="Cambria Math" w:eastAsia="宋体" w:hAnsi="Cambria Math" w:cs="Cambria Math"/>
+                <w:rFonts w:ascii="Times New Roman" w:eastAsia="宋体" w:hAnsi="Times New Roman" w:cs="Cambria Math"/>
               </w:rPr>
               <m:t>n</m:t>
             </m:r>
@@ -4637,7 +4637,7 @@
           <m:e>
             <m:r>
               <w:rPr>
-                <w:rFonts w:ascii="Cambria Math" w:eastAsia="宋体" w:hAnsi="Cambria Math" w:cs="Cambria Math"/>
+                <w:rFonts w:ascii="Times New Roman" w:eastAsia="宋体" w:hAnsi="Times New Roman" w:cs="Cambria Math"/>
               </w:rPr>
               <m:t>E</m:t>
             </m:r>
@@ -4645,7 +4645,7 @@
           <m:sub>
             <m:r>
               <w:rPr>
-                <w:rFonts w:ascii="Cambria Math" w:eastAsia="宋体" w:hAnsi="Cambria Math" w:cs="Cambria Math"/>
+                <w:rFonts w:ascii="Times New Roman" w:eastAsia="宋体" w:hAnsi="Times New Roman" w:cs="Cambria Math"/>
               </w:rPr>
               <m:t>0</m:t>
             </m:r>
@@ -4653,7 +4653,7 @@
         </m:sSub>
         <m:r>
           <w:rPr>
-            <w:rFonts w:ascii="Cambria Math" w:eastAsia="宋体" w:hAnsi="Cambria Math" w:cs="Cambria Math"/>
+            <w:rFonts w:ascii="Times New Roman" w:eastAsia="宋体" w:hAnsi="Times New Roman" w:cs="Cambria Math"/>
           </w:rPr>
           <m:t>=</m:t>
         </m:r>
@@ -4661,7 +4661,7 @@
           <m:num>
             <m:r>
               <w:rPr>
-                <w:rFonts w:ascii="Cambria Math" w:eastAsia="宋体" w:hAnsi="Cambria Math" w:cs="Cambria Math"/>
+                <w:rFonts w:ascii="Times New Roman" w:eastAsia="宋体" w:hAnsi="Times New Roman" w:cs="Cambria Math"/>
               </w:rPr>
               <m:t>k</m:t>
             </m:r>
@@ -4669,7 +4669,7 @@
               <m:e>
                 <m:r>
                   <w:rPr>
-                    <w:rFonts w:ascii="Cambria Math" w:eastAsia="宋体" w:hAnsi="Cambria Math" w:cs="Cambria Math"/>
+                    <w:rFonts w:ascii="Times New Roman" w:eastAsia="宋体" w:hAnsi="Times New Roman" w:cs="Cambria Math"/>
                   </w:rPr>
                   <m:t>q</m:t>
                 </m:r>
@@ -4677,7 +4677,7 @@
               <m:sub>
                 <m:r>
                   <w:rPr>
-                    <w:rFonts w:ascii="Cambria Math" w:eastAsia="宋体" w:hAnsi="Cambria Math" w:cs="Cambria Math"/>
+                    <w:rFonts w:ascii="Times New Roman" w:eastAsia="宋体" w:hAnsi="Times New Roman" w:cs="Cambria Math"/>
                   </w:rPr>
                   <m:t>0</m:t>
                 </m:r>
@@ -4689,7 +4689,7 @@
               <m:e>
                 <m:r>
                   <w:rPr>
-                    <w:rFonts w:ascii="Cambria Math" w:eastAsia="宋体" w:hAnsi="Cambria Math" w:cs="Cambria Math"/>
+                    <w:rFonts w:ascii="Times New Roman" w:eastAsia="宋体" w:hAnsi="Times New Roman" w:cs="Cambria Math"/>
                   </w:rPr>
                   <m:t>r</m:t>
                 </m:r>
@@ -4697,7 +4697,7 @@
               <m:sup>
                 <m:r>
                   <w:rPr>
-                    <w:rFonts w:ascii="Cambria Math" w:eastAsia="宋体" w:hAnsi="Cambria Math" w:cs="Cambria Math"/>
+                    <w:rFonts w:ascii="Times New Roman" w:eastAsia="宋体" w:hAnsi="Times New Roman" w:cs="Cambria Math"/>
                   </w:rPr>
                   <m:t>2</m:t>
                 </m:r>
@@ -4707,7 +4707,7 @@
         </m:f>
         <m:r>
           <w:rPr>
-            <w:rFonts w:ascii="Cambria Math" w:eastAsia="宋体" w:hAnsi="Cambria Math" w:cs="Cambria Math"/>
+            <w:rFonts w:ascii="Times New Roman" w:eastAsia="宋体" w:hAnsi="Times New Roman" w:cs="Cambria Math"/>
           </w:rPr>
           <m:t>=</m:t>
         </m:r>
@@ -4715,7 +4715,7 @@
           <m:num>
             <m:r>
               <w:rPr>
-                <w:rFonts w:ascii="Cambria Math" w:eastAsia="宋体" w:hAnsi="Cambria Math" w:cs="Cambria Math"/>
+                <w:rFonts w:ascii="Times New Roman" w:eastAsia="宋体" w:hAnsi="Times New Roman" w:cs="Cambria Math"/>
               </w:rPr>
               <m:t>k</m:t>
             </m:r>
@@ -4723,7 +4723,7 @@
               <m:num>
                 <m:r>
                   <w:rPr>
-                    <w:rFonts w:ascii="Cambria Math" w:eastAsia="宋体" w:hAnsi="Cambria Math" w:cs="Cambria Math"/>
+                    <w:rFonts w:ascii="Times New Roman" w:eastAsia="宋体" w:hAnsi="Times New Roman" w:cs="Cambria Math"/>
                   </w:rPr>
                   <m:t>Q</m:t>
                 </m:r>
@@ -4731,7 +4731,7 @@
               <m:den>
                 <m:r>
                   <w:rPr>
-                    <w:rFonts w:ascii="Cambria Math" w:eastAsia="宋体" w:hAnsi="Cambria Math" w:cs="Cambria Math"/>
+                    <w:rFonts w:ascii="Times New Roman" w:eastAsia="宋体" w:hAnsi="Times New Roman" w:cs="Cambria Math"/>
                   </w:rPr>
                   <m:t>n</m:t>
                 </m:r>
@@ -4750,7 +4750,7 @@
                       <m:num>
                         <m:r>
                           <w:rPr>
-                            <w:rFonts w:ascii="Cambria Math" w:eastAsia="宋体" w:hAnsi="Cambria Math" w:cs="Cambria Math"/>
+                            <w:rFonts w:ascii="Times New Roman" w:eastAsia="宋体" w:hAnsi="Times New Roman" w:cs="Cambria Math"/>
                           </w:rPr>
                           <m:t>L</m:t>
                         </m:r>
@@ -4761,13 +4761,13 @@
                             <m:sty m:val="p"/>
                           </m:rPr>
                           <w:rPr>
-                            <w:rFonts w:ascii="Cambria Math" w:eastAsia="宋体" w:hAnsi="Cambria Math" w:cs="Cambria Math"/>
+                            <w:rFonts w:ascii="Times New Roman" w:eastAsia="宋体" w:hAnsi="Times New Roman" w:cs="Cambria Math"/>
                           </w:rPr>
                           <m:t>cos</m:t>
                         </m:r>
                         <m:r>
                           <w:rPr>
-                            <w:rFonts w:ascii="Cambria Math" w:eastAsia="宋体" w:hAnsi="Cambria Math" w:cs="Cambria Math"/>
+                            <w:rFonts w:ascii="Times New Roman" w:eastAsia="宋体" w:hAnsi="Times New Roman" w:cs="Cambria Math"/>
                           </w:rPr>
                           <m:t>θ</m:t>
                         </m:r>
@@ -4779,7 +4779,7 @@
               <m:sup>
                 <m:r>
                   <w:rPr>
-                    <w:rFonts w:ascii="Cambria Math" w:eastAsia="宋体" w:hAnsi="Cambria Math" w:cs="Cambria Math"/>
+                    <w:rFonts w:ascii="Times New Roman" w:eastAsia="宋体" w:hAnsi="Times New Roman" w:cs="Cambria Math"/>
                   </w:rPr>
                   <m:t>2</m:t>
                 </m:r>
@@ -4789,7 +4789,7 @@
         </m:f>
         <m:r>
           <w:rPr>
-            <w:rFonts w:ascii="Cambria Math" w:eastAsia="宋体" w:hAnsi="Cambria Math" w:cs="Cambria Math"/>
+            <w:rFonts w:ascii="Times New Roman" w:eastAsia="宋体" w:hAnsi="Times New Roman" w:cs="Cambria Math"/>
           </w:rPr>
           <m:t>=</m:t>
         </m:r>
@@ -4797,13 +4797,13 @@
           <m:num>
             <m:r>
               <w:rPr>
-                <w:rFonts w:ascii="Cambria Math" w:eastAsia="宋体" w:hAnsi="Cambria Math" w:cs="Cambria Math"/>
+                <w:rFonts w:ascii="Times New Roman" w:eastAsia="宋体" w:hAnsi="Times New Roman" w:cs="Cambria Math"/>
               </w:rPr>
               <m:t>k</m:t>
             </m:r>
             <m:r>
               <w:rPr>
-                <w:rFonts w:ascii="Cambria Math" w:eastAsia="宋体" w:hAnsi="Cambria Math" w:cs="Cambria Math"/>
+                <w:rFonts w:ascii="Times New Roman" w:eastAsia="宋体" w:hAnsi="Times New Roman" w:cs="Cambria Math"/>
               </w:rPr>
               <m:t>Q</m:t>
             </m:r>
@@ -4814,7 +4814,7 @@
                     <m:sty m:val="p"/>
                   </m:rPr>
                   <w:rPr>
-                    <w:rFonts w:ascii="Cambria Math" w:eastAsia="宋体" w:hAnsi="Cambria Math" w:cs="Cambria Math"/>
+                    <w:rFonts w:ascii="Times New Roman" w:eastAsia="宋体" w:hAnsi="Times New Roman" w:cs="Cambria Math"/>
                   </w:rPr>
                   <m:t>cos</m:t>
                 </m:r>
@@ -4822,7 +4822,7 @@
               <m:sup>
                 <m:r>
                   <w:rPr>
-                    <w:rFonts w:ascii="Cambria Math" w:eastAsia="宋体" w:hAnsi="Cambria Math" w:cs="Cambria Math"/>
+                    <w:rFonts w:ascii="Times New Roman" w:eastAsia="宋体" w:hAnsi="Times New Roman" w:cs="Cambria Math"/>
                   </w:rPr>
                   <m:t>2</m:t>
                 </m:r>
@@ -4830,7 +4830,7 @@
             </m:sSup>
             <m:r>
               <w:rPr>
-                <w:rFonts w:ascii="Cambria Math" w:eastAsia="宋体" w:hAnsi="Cambria Math" w:cs="Cambria Math"/>
+                <w:rFonts w:ascii="Times New Roman" w:eastAsia="宋体" w:hAnsi="Times New Roman" w:cs="Cambria Math"/>
               </w:rPr>
               <m:t>θ</m:t>
             </m:r>
@@ -4838,7 +4838,7 @@
           <m:den>
             <m:r>
               <w:rPr>
-                <w:rFonts w:ascii="Cambria Math" w:eastAsia="宋体" w:hAnsi="Cambria Math" w:cs="Cambria Math"/>
+                <w:rFonts w:ascii="Times New Roman" w:eastAsia="宋体" w:hAnsi="Times New Roman" w:cs="Cambria Math"/>
               </w:rPr>
               <m:t>n</m:t>
             </m:r>
@@ -4846,7 +4846,7 @@
               <m:e>
                 <m:r>
                   <w:rPr>
-                    <w:rFonts w:ascii="Cambria Math" w:eastAsia="宋体" w:hAnsi="Cambria Math" w:cs="Cambria Math"/>
+                    <w:rFonts w:ascii="Times New Roman" w:eastAsia="宋体" w:hAnsi="Times New Roman" w:cs="Cambria Math"/>
                   </w:rPr>
                   <m:t>L</m:t>
                 </m:r>
@@ -4854,7 +4854,7 @@
               <m:sup>
                 <m:r>
                   <w:rPr>
-                    <w:rFonts w:ascii="Cambria Math" w:eastAsia="宋体" w:hAnsi="Cambria Math" w:cs="Cambria Math"/>
+                    <w:rFonts w:ascii="Times New Roman" w:eastAsia="宋体" w:hAnsi="Times New Roman" w:cs="Cambria Math"/>
                   </w:rPr>
                   <m:t>2</m:t>
                 </m:r>
@@ -4913,19 +4913,19 @@
       <m:oMath>
         <m:r>
           <w:rPr>
-            <w:rFonts w:ascii="Cambria Math" w:eastAsia="宋体" w:hAnsi="Cambria Math" w:cs="Cambria Math"/>
+            <w:rFonts w:ascii="Times New Roman" w:eastAsia="宋体" w:hAnsi="Times New Roman" w:cs="Cambria Math"/>
           </w:rPr>
           <m:t>E</m:t>
         </m:r>
         <m:r>
           <w:rPr>
-            <w:rFonts w:ascii="Cambria Math" w:eastAsia="宋体" w:hAnsi="Cambria Math" w:cs="Cambria Math"/>
+            <w:rFonts w:ascii="Times New Roman" w:eastAsia="宋体" w:hAnsi="Times New Roman" w:cs="Cambria Math"/>
           </w:rPr>
           <m:t>=</m:t>
         </m:r>
         <m:r>
           <w:rPr>
-            <w:rFonts w:ascii="Cambria Math" w:eastAsia="宋体" w:hAnsi="Cambria Math" w:cs="Cambria Math"/>
+            <w:rFonts w:ascii="Times New Roman" w:eastAsia="宋体" w:hAnsi="Times New Roman" w:cs="Cambria Math"/>
           </w:rPr>
           <m:t>n</m:t>
         </m:r>
@@ -4933,7 +4933,7 @@
           <m:e>
             <m:r>
               <w:rPr>
-                <w:rFonts w:ascii="Cambria Math" w:eastAsia="宋体" w:hAnsi="Cambria Math" w:cs="Cambria Math"/>
+                <w:rFonts w:ascii="Times New Roman" w:eastAsia="宋体" w:hAnsi="Times New Roman" w:cs="Cambria Math"/>
               </w:rPr>
               <m:t>E</m:t>
             </m:r>
@@ -4941,7 +4941,7 @@
           <m:sub>
             <m:r>
               <w:rPr>
-                <w:rFonts w:ascii="Cambria Math" w:eastAsia="宋体" w:hAnsi="Cambria Math" w:cs="Cambria Math"/>
+                <w:rFonts w:ascii="Times New Roman" w:eastAsia="宋体" w:hAnsi="Times New Roman" w:cs="Cambria Math"/>
               </w:rPr>
               <m:t>0</m:t>
             </m:r>
@@ -4952,19 +4952,19 @@
             <m:sty m:val="p"/>
           </m:rPr>
           <w:rPr>
-            <w:rFonts w:ascii="Cambria Math" w:eastAsia="宋体" w:hAnsi="Cambria Math" w:cs="Cambria Math"/>
+            <w:rFonts w:ascii="Times New Roman" w:eastAsia="宋体" w:hAnsi="Times New Roman" w:cs="Cambria Math"/>
           </w:rPr>
           <m:t>cos</m:t>
         </m:r>
         <m:r>
           <w:rPr>
-            <w:rFonts w:ascii="Cambria Math" w:eastAsia="宋体" w:hAnsi="Cambria Math" w:cs="Cambria Math"/>
+            <w:rFonts w:ascii="Times New Roman" w:eastAsia="宋体" w:hAnsi="Times New Roman" w:cs="Cambria Math"/>
           </w:rPr>
           <m:t>θ</m:t>
         </m:r>
         <m:r>
           <w:rPr>
-            <w:rFonts w:ascii="Cambria Math" w:eastAsia="宋体" w:hAnsi="Cambria Math" w:cs="Cambria Math"/>
+            <w:rFonts w:ascii="Times New Roman" w:eastAsia="宋体" w:hAnsi="Times New Roman" w:cs="Cambria Math"/>
           </w:rPr>
           <m:t>=</m:t>
         </m:r>
@@ -4972,13 +4972,13 @@
           <m:num>
             <m:r>
               <w:rPr>
-                <w:rFonts w:ascii="Cambria Math" w:eastAsia="宋体" w:hAnsi="Cambria Math" w:cs="Cambria Math"/>
+                <w:rFonts w:ascii="Times New Roman" w:eastAsia="宋体" w:hAnsi="Times New Roman" w:cs="Cambria Math"/>
               </w:rPr>
               <m:t>k</m:t>
             </m:r>
             <m:r>
               <w:rPr>
-                <w:rFonts w:ascii="Cambria Math" w:eastAsia="宋体" w:hAnsi="Cambria Math" w:cs="Cambria Math"/>
+                <w:rFonts w:ascii="Times New Roman" w:eastAsia="宋体" w:hAnsi="Times New Roman" w:cs="Cambria Math"/>
               </w:rPr>
               <m:t>Q</m:t>
             </m:r>
@@ -4989,7 +4989,7 @@
                     <m:sty m:val="p"/>
                   </m:rPr>
                   <w:rPr>
-                    <w:rFonts w:ascii="Cambria Math" w:eastAsia="宋体" w:hAnsi="Cambria Math" w:cs="Cambria Math"/>
+                    <w:rFonts w:ascii="Times New Roman" w:eastAsia="宋体" w:hAnsi="Times New Roman" w:cs="Cambria Math"/>
                   </w:rPr>
                   <m:t>cos</m:t>
                 </m:r>
@@ -4997,7 +4997,7 @@
               <m:sup>
                 <m:r>
                   <w:rPr>
-                    <w:rFonts w:ascii="Cambria Math" w:eastAsia="宋体" w:hAnsi="Cambria Math" w:cs="Cambria Math"/>
+                    <w:rFonts w:ascii="Times New Roman" w:eastAsia="宋体" w:hAnsi="Times New Roman" w:cs="Cambria Math"/>
                   </w:rPr>
                   <m:t>3</m:t>
                 </m:r>
@@ -5005,7 +5005,7 @@
             </m:sSup>
             <m:r>
               <w:rPr>
-                <w:rFonts w:ascii="Cambria Math" w:eastAsia="宋体" w:hAnsi="Cambria Math" w:cs="Cambria Math"/>
+                <w:rFonts w:ascii="Times New Roman" w:eastAsia="宋体" w:hAnsi="Times New Roman" w:cs="Cambria Math"/>
               </w:rPr>
               <m:t>θ</m:t>
             </m:r>
@@ -5015,7 +5015,7 @@
               <m:e>
                 <m:r>
                   <w:rPr>
-                    <w:rFonts w:ascii="Cambria Math" w:eastAsia="宋体" w:hAnsi="Cambria Math" w:cs="Cambria Math"/>
+                    <w:rFonts w:ascii="Times New Roman" w:eastAsia="宋体" w:hAnsi="Times New Roman" w:cs="Cambria Math"/>
                   </w:rPr>
                   <m:t>L</m:t>
                 </m:r>
@@ -5023,7 +5023,7 @@
               <m:sup>
                 <m:r>
                   <w:rPr>
-                    <w:rFonts w:ascii="Cambria Math" w:eastAsia="宋体" w:hAnsi="Cambria Math" w:cs="Cambria Math"/>
+                    <w:rFonts w:ascii="Times New Roman" w:eastAsia="宋体" w:hAnsi="Times New Roman" w:cs="Cambria Math"/>
                   </w:rPr>
                   <m:t>2</m:t>
                 </m:r>
@@ -5082,31 +5082,31 @@
       <m:oMath>
         <m:r>
           <w:rPr>
-            <w:rFonts w:ascii="Cambria Math" w:eastAsia="宋体" w:hAnsi="Cambria Math" w:cs="Cambria Math"/>
+            <w:rFonts w:ascii="Times New Roman" w:eastAsia="宋体" w:hAnsi="Times New Roman" w:cs="Cambria Math"/>
           </w:rPr>
           <m:t>m</m:t>
         </m:r>
         <m:r>
           <w:rPr>
-            <w:rFonts w:ascii="Cambria Math" w:eastAsia="宋体" w:hAnsi="Cambria Math" w:cs="Cambria Math"/>
+            <w:rFonts w:ascii="Times New Roman" w:eastAsia="宋体" w:hAnsi="Times New Roman" w:cs="Cambria Math"/>
           </w:rPr>
           <m:t>g</m:t>
         </m:r>
         <m:r>
           <w:rPr>
-            <w:rFonts w:ascii="Cambria Math" w:eastAsia="宋体" w:hAnsi="Cambria Math" w:cs="Cambria Math"/>
+            <w:rFonts w:ascii="Times New Roman" w:eastAsia="宋体" w:hAnsi="Times New Roman" w:cs="Cambria Math"/>
           </w:rPr>
           <m:t>=</m:t>
         </m:r>
         <m:r>
           <w:rPr>
-            <w:rFonts w:ascii="Cambria Math" w:eastAsia="宋体" w:hAnsi="Cambria Math" w:cs="Cambria Math"/>
+            <w:rFonts w:ascii="Times New Roman" w:eastAsia="宋体" w:hAnsi="Times New Roman" w:cs="Cambria Math"/>
           </w:rPr>
           <m:t>q</m:t>
         </m:r>
         <m:r>
           <w:rPr>
-            <w:rFonts w:ascii="Cambria Math" w:eastAsia="宋体" w:hAnsi="Cambria Math" w:cs="Cambria Math"/>
+            <w:rFonts w:ascii="Times New Roman" w:eastAsia="宋体" w:hAnsi="Times New Roman" w:cs="Cambria Math"/>
           </w:rPr>
           <m:t>E</m:t>
         </m:r>
@@ -5161,13 +5161,13 @@
       <m:oMath>
         <m:r>
           <w:rPr>
-            <w:rFonts w:ascii="Cambria Math" w:eastAsia="宋体" w:hAnsi="Cambria Math" w:cs="Cambria Math"/>
+            <w:rFonts w:ascii="Times New Roman" w:eastAsia="宋体" w:hAnsi="Times New Roman" w:cs="Cambria Math"/>
           </w:rPr>
           <m:t>E</m:t>
         </m:r>
         <m:r>
           <w:rPr>
-            <w:rFonts w:ascii="Cambria Math" w:eastAsia="宋体" w:hAnsi="Cambria Math" w:cs="Cambria Math"/>
+            <w:rFonts w:ascii="Times New Roman" w:eastAsia="宋体" w:hAnsi="Times New Roman" w:cs="Cambria Math"/>
           </w:rPr>
           <m:t>=</m:t>
         </m:r>
@@ -5175,13 +5175,13 @@
           <m:num>
             <m:r>
               <w:rPr>
-                <w:rFonts w:ascii="Cambria Math" w:eastAsia="宋体" w:hAnsi="Cambria Math" w:cs="Cambria Math"/>
+                <w:rFonts w:ascii="Times New Roman" w:eastAsia="宋体" w:hAnsi="Times New Roman" w:cs="Cambria Math"/>
               </w:rPr>
               <m:t>m</m:t>
             </m:r>
             <m:r>
               <w:rPr>
-                <w:rFonts w:ascii="Cambria Math" w:eastAsia="宋体" w:hAnsi="Cambria Math" w:cs="Cambria Math"/>
+                <w:rFonts w:ascii="Times New Roman" w:eastAsia="宋体" w:hAnsi="Times New Roman" w:cs="Cambria Math"/>
               </w:rPr>
               <m:t>g</m:t>
             </m:r>
@@ -5189,7 +5189,7 @@
           <m:den>
             <m:r>
               <w:rPr>
-                <w:rFonts w:ascii="Cambria Math" w:eastAsia="宋体" w:hAnsi="Cambria Math" w:cs="Cambria Math"/>
+                <w:rFonts w:ascii="Times New Roman" w:eastAsia="宋体" w:hAnsi="Times New Roman" w:cs="Cambria Math"/>
               </w:rPr>
               <m:t>q</m:t>
             </m:r>
@@ -5299,7 +5299,7 @@
           <m:num>
             <m:r>
               <w:rPr>
-                <w:rFonts w:ascii="Cambria Math" w:eastAsia="宋体" w:hAnsi="Cambria Math" w:cs="Cambria Math"/>
+                <w:rFonts w:ascii="Times New Roman" w:eastAsia="宋体" w:hAnsi="Times New Roman" w:cs="Cambria Math"/>
               </w:rPr>
               <m:t>2</m:t>
             </m:r>
@@ -5307,7 +5307,7 @@
           <m:den>
             <m:r>
               <w:rPr>
-                <w:rFonts w:ascii="Cambria Math" w:eastAsia="宋体" w:hAnsi="Cambria Math" w:cs="Cambria Math"/>
+                <w:rFonts w:ascii="Times New Roman" w:eastAsia="宋体" w:hAnsi="Times New Roman" w:cs="Cambria Math"/>
               </w:rPr>
               <m:t>3</m:t>
             </m:r>
@@ -5325,7 +5325,7 @@
       <m:oMath>
         <m:r>
           <w:rPr>
-            <w:rFonts w:ascii="Cambria Math" w:eastAsia="宋体" w:hAnsi="Cambria Math" w:cs="Cambria Math"/>
+            <w:rFonts w:ascii="Times New Roman" w:eastAsia="宋体" w:hAnsi="Times New Roman" w:cs="Cambria Math"/>
           </w:rPr>
           <m:t>A</m:t>
         </m:r>
@@ -5333,7 +5333,7 @@
           <m:e>
             <m:r>
               <w:rPr>
-                <w:rFonts w:ascii="Cambria Math" w:eastAsia="宋体" w:hAnsi="Cambria Math" w:cs="Cambria Math"/>
+                <w:rFonts w:ascii="Times New Roman" w:eastAsia="宋体" w:hAnsi="Times New Roman" w:cs="Cambria Math"/>
               </w:rPr>
               <m:t>A</m:t>
             </m:r>
@@ -5341,7 +5341,7 @@
           <m:sub>
             <m:r>
               <w:rPr>
-                <w:rFonts w:ascii="Cambria Math" w:eastAsia="宋体" w:hAnsi="Cambria Math" w:cs="Cambria Math"/>
+                <w:rFonts w:ascii="Times New Roman" w:eastAsia="宋体" w:hAnsi="Times New Roman" w:cs="Cambria Math"/>
               </w:rPr>
               <m:t>1</m:t>
             </m:r>
@@ -5351,7 +5351,7 @@
           <m:e>
             <m:r>
               <w:rPr>
-                <w:rFonts w:ascii="Cambria Math" w:eastAsia="宋体" w:hAnsi="Cambria Math" w:cs="Cambria Math"/>
+                <w:rFonts w:ascii="Times New Roman" w:eastAsia="宋体" w:hAnsi="Times New Roman" w:cs="Cambria Math"/>
               </w:rPr>
               <m:t>B</m:t>
             </m:r>
@@ -5359,7 +5359,7 @@
           <m:sub>
             <m:r>
               <w:rPr>
-                <w:rFonts w:ascii="Cambria Math" w:eastAsia="宋体" w:hAnsi="Cambria Math" w:cs="Cambria Math"/>
+                <w:rFonts w:ascii="Times New Roman" w:eastAsia="宋体" w:hAnsi="Times New Roman" w:cs="Cambria Math"/>
               </w:rPr>
               <m:t>1</m:t>
             </m:r>
@@ -5367,7 +5367,7 @@
         </m:sSub>
         <m:r>
           <w:rPr>
-            <w:rFonts w:ascii="Cambria Math" w:eastAsia="宋体" w:hAnsi="Cambria Math" w:cs="Cambria Math"/>
+            <w:rFonts w:ascii="Times New Roman" w:eastAsia="宋体" w:hAnsi="Times New Roman" w:cs="Cambria Math"/>
           </w:rPr>
           <m:t>B</m:t>
         </m:r>
@@ -5402,7 +5402,7 @@
           <m:num>
             <m:r>
               <w:rPr>
-                <w:rFonts w:ascii="Cambria Math" w:eastAsia="宋体" w:hAnsi="Cambria Math" w:cs="Cambria Math"/>
+                <w:rFonts w:ascii="Times New Roman" w:eastAsia="宋体" w:hAnsi="Times New Roman" w:cs="Cambria Math"/>
               </w:rPr>
               <m:t>1</m:t>
             </m:r>
@@ -5410,7 +5410,7 @@
           <m:den>
             <m:r>
               <w:rPr>
-                <w:rFonts w:ascii="Cambria Math" w:eastAsia="宋体" w:hAnsi="Cambria Math" w:cs="Cambria Math"/>
+                <w:rFonts w:ascii="Times New Roman" w:eastAsia="宋体" w:hAnsi="Times New Roman" w:cs="Cambria Math"/>
               </w:rPr>
               <m:t>3</m:t>
             </m:r>
@@ -5447,7 +5447,7 @@
           <m:num>
             <m:r>
               <w:rPr>
-                <w:rFonts w:ascii="Cambria Math" w:eastAsia="宋体" w:hAnsi="Cambria Math" w:cs="Cambria Math"/>
+                <w:rFonts w:ascii="Times New Roman" w:eastAsia="宋体" w:hAnsi="Times New Roman" w:cs="Cambria Math"/>
               </w:rPr>
               <m:t>1</m:t>
             </m:r>
@@ -5455,7 +5455,7 @@
           <m:den>
             <m:r>
               <w:rPr>
-                <w:rFonts w:ascii="Cambria Math" w:eastAsia="宋体" w:hAnsi="Cambria Math" w:cs="Cambria Math"/>
+                <w:rFonts w:ascii="Times New Roman" w:eastAsia="宋体" w:hAnsi="Times New Roman" w:cs="Cambria Math"/>
               </w:rPr>
               <m:t>2</m:t>
             </m:r>
@@ -5463,7 +5463,7 @@
         </m:f>
         <m:r>
           <w:rPr>
-            <w:rFonts w:ascii="Cambria Math" w:eastAsia="宋体" w:hAnsi="Cambria Math" w:cs="Cambria Math"/>
+            <w:rFonts w:ascii="Times New Roman" w:eastAsia="宋体" w:hAnsi="Times New Roman" w:cs="Cambria Math"/>
           </w:rPr>
           <m:t>q</m:t>
         </m:r>
@@ -5532,7 +5532,7 @@
           <m:num>
             <m:r>
               <w:rPr>
-                <w:rFonts w:ascii="Cambria Math" w:eastAsia="宋体" w:hAnsi="Cambria Math" w:cs="Cambria Math"/>
+                <w:rFonts w:ascii="Times New Roman" w:eastAsia="宋体" w:hAnsi="Times New Roman" w:cs="Cambria Math"/>
               </w:rPr>
               <m:t>2</m:t>
             </m:r>
@@ -5540,7 +5540,7 @@
           <m:den>
             <m:r>
               <w:rPr>
-                <w:rFonts w:ascii="Cambria Math" w:eastAsia="宋体" w:hAnsi="Cambria Math" w:cs="Cambria Math"/>
+                <w:rFonts w:ascii="Times New Roman" w:eastAsia="宋体" w:hAnsi="Times New Roman" w:cs="Cambria Math"/>
               </w:rPr>
               <m:t>3</m:t>
             </m:r>
@@ -5558,7 +5558,7 @@
       <m:oMath>
         <m:r>
           <w:rPr>
-            <w:rFonts w:ascii="Cambria Math" w:eastAsia="宋体" w:hAnsi="Cambria Math" w:cs="Cambria Math"/>
+            <w:rFonts w:ascii="Times New Roman" w:eastAsia="宋体" w:hAnsi="Times New Roman" w:cs="Cambria Math"/>
           </w:rPr>
           <m:t>A</m:t>
         </m:r>
@@ -5566,7 +5566,7 @@
           <m:e>
             <m:r>
               <w:rPr>
-                <w:rFonts w:ascii="Cambria Math" w:eastAsia="宋体" w:hAnsi="Cambria Math" w:cs="Cambria Math"/>
+                <w:rFonts w:ascii="Times New Roman" w:eastAsia="宋体" w:hAnsi="Times New Roman" w:cs="Cambria Math"/>
               </w:rPr>
               <m:t>A</m:t>
             </m:r>
@@ -5574,7 +5574,7 @@
           <m:sub>
             <m:r>
               <w:rPr>
-                <w:rFonts w:ascii="Cambria Math" w:eastAsia="宋体" w:hAnsi="Cambria Math" w:cs="Cambria Math"/>
+                <w:rFonts w:ascii="Times New Roman" w:eastAsia="宋体" w:hAnsi="Times New Roman" w:cs="Cambria Math"/>
               </w:rPr>
               <m:t>1</m:t>
             </m:r>
@@ -5584,7 +5584,7 @@
           <m:e>
             <m:r>
               <w:rPr>
-                <w:rFonts w:ascii="Cambria Math" w:eastAsia="宋体" w:hAnsi="Cambria Math" w:cs="Cambria Math"/>
+                <w:rFonts w:ascii="Times New Roman" w:eastAsia="宋体" w:hAnsi="Times New Roman" w:cs="Cambria Math"/>
               </w:rPr>
               <m:t>B</m:t>
             </m:r>
@@ -5592,7 +5592,7 @@
           <m:sub>
             <m:r>
               <w:rPr>
-                <w:rFonts w:ascii="Cambria Math" w:eastAsia="宋体" w:hAnsi="Cambria Math" w:cs="Cambria Math"/>
+                <w:rFonts w:ascii="Times New Roman" w:eastAsia="宋体" w:hAnsi="Times New Roman" w:cs="Cambria Math"/>
               </w:rPr>
               <m:t>1</m:t>
             </m:r>
@@ -5600,7 +5600,7 @@
         </m:sSub>
         <m:r>
           <w:rPr>
-            <w:rFonts w:ascii="Cambria Math" w:eastAsia="宋体" w:hAnsi="Cambria Math" w:cs="Cambria Math"/>
+            <w:rFonts w:ascii="Times New Roman" w:eastAsia="宋体" w:hAnsi="Times New Roman" w:cs="Cambria Math"/>
           </w:rPr>
           <m:t>B</m:t>
         </m:r>
@@ -5650,55 +5650,55 @@
       <m:oMath>
         <m:r>
           <w:rPr>
-            <w:rFonts w:ascii="Cambria Math" w:eastAsia="宋体" w:hAnsi="Cambria Math" w:cs="Cambria Math"/>
+            <w:rFonts w:ascii="Times New Roman" w:eastAsia="宋体" w:hAnsi="Times New Roman" w:cs="Cambria Math"/>
           </w:rPr>
           <m:t>O</m:t>
         </m:r>
         <m:r>
           <w:rPr>
-            <w:rFonts w:ascii="Cambria Math" w:eastAsia="宋体" w:hAnsi="Cambria Math" w:cs="Cambria Math"/>
+            <w:rFonts w:ascii="Times New Roman" w:eastAsia="宋体" w:hAnsi="Times New Roman" w:cs="Cambria Math"/>
           </w:rPr>
           <m:t>M</m:t>
         </m:r>
         <m:r>
           <w:rPr>
-            <w:rFonts w:ascii="Cambria Math" w:eastAsia="宋体" w:hAnsi="Cambria Math" w:cs="Cambria Math"/>
+            <w:rFonts w:ascii="Times New Roman" w:eastAsia="宋体" w:hAnsi="Times New Roman" w:cs="Cambria Math"/>
           </w:rPr>
           <m:t>=</m:t>
         </m:r>
         <m:r>
           <w:rPr>
-            <w:rFonts w:ascii="Cambria Math" w:eastAsia="宋体" w:hAnsi="Cambria Math" w:cs="Cambria Math"/>
+            <w:rFonts w:ascii="Times New Roman" w:eastAsia="宋体" w:hAnsi="Times New Roman" w:cs="Cambria Math"/>
           </w:rPr>
           <m:t>O</m:t>
         </m:r>
         <m:r>
           <w:rPr>
-            <w:rFonts w:ascii="Cambria Math" w:eastAsia="宋体" w:hAnsi="Cambria Math" w:cs="Cambria Math"/>
+            <w:rFonts w:ascii="Times New Roman" w:eastAsia="宋体" w:hAnsi="Times New Roman" w:cs="Cambria Math"/>
           </w:rPr>
           <m:t>N</m:t>
         </m:r>
         <m:r>
           <w:rPr>
-            <w:rFonts w:ascii="Cambria Math" w:eastAsia="宋体" w:hAnsi="Cambria Math" w:cs="Cambria Math"/>
+            <w:rFonts w:ascii="Times New Roman" w:eastAsia="宋体" w:hAnsi="Times New Roman" w:cs="Cambria Math"/>
           </w:rPr>
           <m:t>=</m:t>
         </m:r>
         <m:r>
           <w:rPr>
-            <w:rFonts w:ascii="Cambria Math" w:eastAsia="宋体" w:hAnsi="Cambria Math" w:cs="Cambria Math"/>
+            <w:rFonts w:ascii="Times New Roman" w:eastAsia="宋体" w:hAnsi="Times New Roman" w:cs="Cambria Math"/>
           </w:rPr>
           <m:t>2</m:t>
         </m:r>
         <m:r>
           <w:rPr>
-            <w:rFonts w:ascii="Cambria Math" w:eastAsia="宋体" w:hAnsi="Cambria Math" w:cs="Cambria Math"/>
+            <w:rFonts w:ascii="Times New Roman" w:eastAsia="宋体" w:hAnsi="Times New Roman" w:cs="Cambria Math"/>
           </w:rPr>
           <m:t>R</m:t>
         </m:r>
         <m:r>
           <w:rPr>
-            <w:rFonts w:ascii="Cambria Math" w:eastAsia="宋体" w:hAnsi="Cambria Math" w:cs="Cambria Math"/>
+            <w:rFonts w:ascii="Times New Roman" w:eastAsia="宋体" w:hAnsi="Times New Roman" w:cs="Cambria Math"/>
           </w:rPr>
           <m:t>,</m:t>
         </m:r>
@@ -5706,7 +5706,7 @@
           <m:e>
             <m:r>
               <w:rPr>
-                <w:rFonts w:ascii="Cambria Math" w:eastAsia="宋体" w:hAnsi="Cambria Math" w:cs="Cambria Math"/>
+                <w:rFonts w:ascii="Times New Roman" w:eastAsia="宋体" w:hAnsi="Times New Roman" w:cs="Cambria Math"/>
               </w:rPr>
               <m:t>A</m:t>
             </m:r>
@@ -5714,7 +5714,7 @@
           <m:sub>
             <m:r>
               <w:rPr>
-                <w:rFonts w:ascii="Cambria Math" w:eastAsia="宋体" w:hAnsi="Cambria Math" w:cs="Cambria Math"/>
+                <w:rFonts w:ascii="Times New Roman" w:eastAsia="宋体" w:hAnsi="Times New Roman" w:cs="Cambria Math"/>
               </w:rPr>
               <m:t>1</m:t>
             </m:r>
@@ -5722,13 +5722,13 @@
         </m:sSub>
         <m:r>
           <w:rPr>
-            <w:rFonts w:ascii="Cambria Math" w:eastAsia="宋体" w:hAnsi="Cambria Math" w:cs="Cambria Math"/>
+            <w:rFonts w:ascii="Times New Roman" w:eastAsia="宋体" w:hAnsi="Times New Roman" w:cs="Cambria Math"/>
           </w:rPr>
           <m:t>A</m:t>
         </m:r>
         <m:r>
           <w:rPr>
-            <w:rFonts w:ascii="Cambria Math" w:eastAsia="宋体" w:hAnsi="Cambria Math" w:cs="Cambria Math"/>
+            <w:rFonts w:ascii="Times New Roman" w:eastAsia="宋体" w:hAnsi="Times New Roman" w:cs="Cambria Math"/>
           </w:rPr>
           <m:t>=</m:t>
         </m:r>
@@ -5736,7 +5736,7 @@
           <m:e>
             <m:r>
               <w:rPr>
-                <w:rFonts w:ascii="Cambria Math" w:eastAsia="宋体" w:hAnsi="Cambria Math" w:cs="Cambria Math"/>
+                <w:rFonts w:ascii="Times New Roman" w:eastAsia="宋体" w:hAnsi="Times New Roman" w:cs="Cambria Math"/>
               </w:rPr>
               <m:t>B</m:t>
             </m:r>
@@ -5744,7 +5744,7 @@
           <m:sub>
             <m:r>
               <w:rPr>
-                <w:rFonts w:ascii="Cambria Math" w:eastAsia="宋体" w:hAnsi="Cambria Math" w:cs="Cambria Math"/>
+                <w:rFonts w:ascii="Times New Roman" w:eastAsia="宋体" w:hAnsi="Times New Roman" w:cs="Cambria Math"/>
               </w:rPr>
               <m:t>1</m:t>
             </m:r>
@@ -5752,7 +5752,7 @@
         </m:sSub>
         <m:r>
           <w:rPr>
-            <w:rFonts w:ascii="Cambria Math" w:eastAsia="宋体" w:hAnsi="Cambria Math" w:cs="Cambria Math"/>
+            <w:rFonts w:ascii="Times New Roman" w:eastAsia="宋体" w:hAnsi="Times New Roman" w:cs="Cambria Math"/>
           </w:rPr>
           <m:t>B</m:t>
         </m:r>
@@ -5770,7 +5770,7 @@
           <m:e>
             <m:r>
               <w:rPr>
-                <w:rFonts w:ascii="Cambria Math" w:eastAsia="宋体" w:hAnsi="Cambria Math" w:cs="Cambria Math"/>
+                <w:rFonts w:ascii="Times New Roman" w:eastAsia="宋体" w:hAnsi="Times New Roman" w:cs="Cambria Math"/>
               </w:rPr>
               <m:t>A</m:t>
             </m:r>
@@ -5778,7 +5778,7 @@
           <m:sub>
             <m:r>
               <w:rPr>
-                <w:rFonts w:ascii="Cambria Math" w:eastAsia="宋体" w:hAnsi="Cambria Math" w:cs="Cambria Math"/>
+                <w:rFonts w:ascii="Times New Roman" w:eastAsia="宋体" w:hAnsi="Times New Roman" w:cs="Cambria Math"/>
               </w:rPr>
               <m:t>1</m:t>
             </m:r>
@@ -5786,13 +5786,13 @@
         </m:sSub>
         <m:r>
           <w:rPr>
-            <w:rFonts w:ascii="Cambria Math" w:eastAsia="宋体" w:hAnsi="Cambria Math" w:cs="Cambria Math"/>
+            <w:rFonts w:ascii="Times New Roman" w:eastAsia="宋体" w:hAnsi="Times New Roman" w:cs="Cambria Math"/>
           </w:rPr>
           <m:t>A</m:t>
         </m:r>
         <m:r>
           <w:rPr>
-            <w:rFonts w:ascii="Cambria Math" w:eastAsia="宋体" w:hAnsi="Cambria Math" w:cs="Cambria Math"/>
+            <w:rFonts w:ascii="Times New Roman" w:eastAsia="宋体" w:hAnsi="Times New Roman" w:cs="Cambria Math"/>
           </w:rPr>
           <m:t>∥</m:t>
         </m:r>
@@ -5800,7 +5800,7 @@
           <m:e>
             <m:r>
               <w:rPr>
-                <w:rFonts w:ascii="Cambria Math" w:eastAsia="宋体" w:hAnsi="Cambria Math" w:cs="Cambria Math"/>
+                <w:rFonts w:ascii="Times New Roman" w:eastAsia="宋体" w:hAnsi="Times New Roman" w:cs="Cambria Math"/>
               </w:rPr>
               <m:t>B</m:t>
             </m:r>
@@ -5808,7 +5808,7 @@
           <m:sub>
             <m:r>
               <w:rPr>
-                <w:rFonts w:ascii="Cambria Math" w:eastAsia="宋体" w:hAnsi="Cambria Math" w:cs="Cambria Math"/>
+                <w:rFonts w:ascii="Times New Roman" w:eastAsia="宋体" w:hAnsi="Times New Roman" w:cs="Cambria Math"/>
               </w:rPr>
               <m:t>1</m:t>
             </m:r>
@@ -5816,25 +5816,25 @@
         </m:sSub>
         <m:r>
           <w:rPr>
-            <w:rFonts w:ascii="Cambria Math" w:eastAsia="宋体" w:hAnsi="Cambria Math" w:cs="Cambria Math"/>
+            <w:rFonts w:ascii="Times New Roman" w:eastAsia="宋体" w:hAnsi="Times New Roman" w:cs="Cambria Math"/>
           </w:rPr>
           <m:t>B</m:t>
         </m:r>
         <m:r>
           <w:rPr>
-            <w:rFonts w:ascii="Cambria Math" w:eastAsia="宋体" w:hAnsi="Cambria Math" w:cs="Cambria Math"/>
+            <w:rFonts w:ascii="Times New Roman" w:eastAsia="宋体" w:hAnsi="Times New Roman" w:cs="Cambria Math"/>
           </w:rPr>
           <m:t>∥</m:t>
         </m:r>
         <m:r>
           <w:rPr>
-            <w:rFonts w:ascii="Cambria Math" w:eastAsia="宋体" w:hAnsi="Cambria Math" w:cs="Cambria Math"/>
+            <w:rFonts w:ascii="Times New Roman" w:eastAsia="宋体" w:hAnsi="Times New Roman" w:cs="Cambria Math"/>
           </w:rPr>
           <m:t>C</m:t>
         </m:r>
         <m:r>
           <w:rPr>
-            <w:rFonts w:ascii="Cambria Math" w:eastAsia="宋体" w:hAnsi="Cambria Math" w:cs="Cambria Math"/>
+            <w:rFonts w:ascii="Times New Roman" w:eastAsia="宋体" w:hAnsi="Times New Roman" w:cs="Cambria Math"/>
           </w:rPr>
           <m:t>D</m:t>
         </m:r>
@@ -5852,7 +5852,7 @@
           <m:num>
             <m:r>
               <w:rPr>
-                <w:rFonts w:ascii="Cambria Math" w:eastAsia="宋体" w:hAnsi="Cambria Math" w:cs="Cambria Math"/>
+                <w:rFonts w:ascii="Times New Roman" w:eastAsia="宋体" w:hAnsi="Times New Roman" w:cs="Cambria Math"/>
               </w:rPr>
               <m:t>1</m:t>
             </m:r>
@@ -5860,7 +5860,7 @@
           <m:den>
             <m:r>
               <w:rPr>
-                <w:rFonts w:ascii="Cambria Math" w:eastAsia="宋体" w:hAnsi="Cambria Math" w:cs="Cambria Math"/>
+                <w:rFonts w:ascii="Times New Roman" w:eastAsia="宋体" w:hAnsi="Times New Roman" w:cs="Cambria Math"/>
               </w:rPr>
               <m:t>3</m:t>
             </m:r>
@@ -5880,7 +5880,7 @@
           <m:e>
             <m:r>
               <w:rPr>
-                <w:rFonts w:ascii="Cambria Math" w:eastAsia="宋体" w:hAnsi="Cambria Math" w:cs="Cambria Math"/>
+                <w:rFonts w:ascii="Times New Roman" w:eastAsia="宋体" w:hAnsi="Times New Roman" w:cs="Cambria Math"/>
               </w:rPr>
               <m:t>A</m:t>
             </m:r>
@@ -5888,7 +5888,7 @@
           <m:sub>
             <m:r>
               <w:rPr>
-                <w:rFonts w:ascii="Cambria Math" w:eastAsia="宋体" w:hAnsi="Cambria Math" w:cs="Cambria Math"/>
+                <w:rFonts w:ascii="Times New Roman" w:eastAsia="宋体" w:hAnsi="Times New Roman" w:cs="Cambria Math"/>
               </w:rPr>
               <m:t>1</m:t>
             </m:r>
@@ -5898,7 +5898,7 @@
           <m:e>
             <m:r>
               <w:rPr>
-                <w:rFonts w:ascii="Cambria Math" w:eastAsia="宋体" w:hAnsi="Cambria Math" w:cs="Cambria Math"/>
+                <w:rFonts w:ascii="Times New Roman" w:eastAsia="宋体" w:hAnsi="Times New Roman" w:cs="Cambria Math"/>
               </w:rPr>
               <m:t>B</m:t>
             </m:r>
@@ -5906,7 +5906,7 @@
           <m:sub>
             <m:r>
               <w:rPr>
-                <w:rFonts w:ascii="Cambria Math" w:eastAsia="宋体" w:hAnsi="Cambria Math" w:cs="Cambria Math"/>
+                <w:rFonts w:ascii="Times New Roman" w:eastAsia="宋体" w:hAnsi="Times New Roman" w:cs="Cambria Math"/>
               </w:rPr>
               <m:t>1</m:t>
             </m:r>
@@ -6134,19 +6134,19 @@
               <m:num>
                 <m:r>
                   <w:rPr>
-                    <w:rFonts w:ascii="Cambria Math" w:eastAsia="宋体" w:hAnsi="Cambria Math" w:cs="Cambria Math"/>
+                    <w:rFonts w:ascii="Times New Roman" w:eastAsia="宋体" w:hAnsi="Times New Roman" w:cs="Cambria Math"/>
                   </w:rPr>
                   <m:t>3</m:t>
                 </m:r>
                 <m:r>
                   <w:rPr>
-                    <w:rFonts w:ascii="Cambria Math" w:eastAsia="宋体" w:hAnsi="Cambria Math" w:cs="Cambria Math"/>
+                    <w:rFonts w:ascii="Times New Roman" w:eastAsia="宋体" w:hAnsi="Times New Roman" w:cs="Cambria Math"/>
                   </w:rPr>
                   <m:t>k</m:t>
                 </m:r>
                 <m:r>
                   <w:rPr>
-                    <w:rFonts w:ascii="Cambria Math" w:eastAsia="宋体" w:hAnsi="Cambria Math" w:cs="Cambria Math"/>
+                    <w:rFonts w:ascii="Times New Roman" w:eastAsia="宋体" w:hAnsi="Times New Roman" w:cs="Cambria Math"/>
                   </w:rPr>
                   <m:t>q</m:t>
                 </m:r>
@@ -6154,7 +6154,7 @@
               <m:den>
                 <m:r>
                   <w:rPr>
-                    <w:rFonts w:ascii="Cambria Math" w:eastAsia="宋体" w:hAnsi="Cambria Math" w:cs="Cambria Math"/>
+                    <w:rFonts w:ascii="Times New Roman" w:eastAsia="宋体" w:hAnsi="Times New Roman" w:cs="Cambria Math"/>
                   </w:rPr>
                   <m:t>8</m:t>
                 </m:r>
@@ -6162,7 +6162,7 @@
                   <m:e>
                     <m:r>
                       <w:rPr>
-                        <w:rFonts w:ascii="Cambria Math" w:eastAsia="宋体" w:hAnsi="Cambria Math" w:cs="Cambria Math"/>
+                        <w:rFonts w:ascii="Times New Roman" w:eastAsia="宋体" w:hAnsi="Times New Roman" w:cs="Cambria Math"/>
                       </w:rPr>
                       <m:t>R</m:t>
                     </m:r>
@@ -6170,7 +6170,7 @@
                   <m:sup>
                     <m:r>
                       <w:rPr>
-                        <w:rFonts w:ascii="Cambria Math" w:eastAsia="宋体" w:hAnsi="Cambria Math" w:cs="Cambria Math"/>
+                        <w:rFonts w:ascii="Times New Roman" w:eastAsia="宋体" w:hAnsi="Times New Roman" w:cs="Cambria Math"/>
                       </w:rPr>
                       <m:t>2</m:t>
                     </m:r>
@@ -6180,19 +6180,19 @@
             </m:f>
             <m:r>
               <w:rPr>
-                <w:rFonts w:ascii="Cambria Math" w:eastAsia="宋体" w:hAnsi="Cambria Math" w:cs="Cambria Math"/>
+                <w:rFonts w:ascii="Times New Roman" w:eastAsia="宋体" w:hAnsi="Times New Roman" w:cs="Cambria Math"/>
               </w:rPr>
               <m:t>−</m:t>
             </m:r>
             <m:r>
               <w:rPr>
-                <w:rFonts w:ascii="Cambria Math" w:eastAsia="宋体" w:hAnsi="Cambria Math" w:cs="Cambria Math"/>
+                <w:rFonts w:ascii="Times New Roman" w:eastAsia="宋体" w:hAnsi="Times New Roman" w:cs="Cambria Math"/>
               </w:rPr>
               <m:t>2</m:t>
             </m:r>
             <m:r>
               <w:rPr>
-                <w:rFonts w:ascii="Cambria Math" w:eastAsia="宋体" w:hAnsi="Cambria Math" w:cs="Cambria Math"/>
+                <w:rFonts w:ascii="Times New Roman" w:eastAsia="宋体" w:hAnsi="Times New Roman" w:cs="Cambria Math"/>
               </w:rPr>
               <m:t>E</m:t>
             </m:r>
@@ -6220,13 +6220,13 @@
           <m:num>
             <m:r>
               <w:rPr>
-                <w:rFonts w:ascii="Cambria Math" w:eastAsia="宋体" w:hAnsi="Cambria Math" w:cs="Cambria Math"/>
+                <w:rFonts w:ascii="Times New Roman" w:eastAsia="宋体" w:hAnsi="Times New Roman" w:cs="Cambria Math"/>
               </w:rPr>
               <m:t>k</m:t>
             </m:r>
             <m:r>
               <w:rPr>
-                <w:rFonts w:ascii="Cambria Math" w:eastAsia="宋体" w:hAnsi="Cambria Math" w:cs="Cambria Math"/>
+                <w:rFonts w:ascii="Times New Roman" w:eastAsia="宋体" w:hAnsi="Times New Roman" w:cs="Cambria Math"/>
               </w:rPr>
               <m:t>q</m:t>
             </m:r>
@@ -6234,7 +6234,7 @@
           <m:den>
             <m:r>
               <w:rPr>
-                <w:rFonts w:ascii="Cambria Math" w:eastAsia="宋体" w:hAnsi="Cambria Math" w:cs="Cambria Math"/>
+                <w:rFonts w:ascii="Times New Roman" w:eastAsia="宋体" w:hAnsi="Times New Roman" w:cs="Cambria Math"/>
               </w:rPr>
               <m:t>12</m:t>
             </m:r>
@@ -6242,7 +6242,7 @@
               <m:e>
                 <m:r>
                   <w:rPr>
-                    <w:rFonts w:ascii="Cambria Math" w:eastAsia="宋体" w:hAnsi="Cambria Math" w:cs="Cambria Math"/>
+                    <w:rFonts w:ascii="Times New Roman" w:eastAsia="宋体" w:hAnsi="Times New Roman" w:cs="Cambria Math"/>
                   </w:rPr>
                   <m:t>R</m:t>
                 </m:r>
@@ -6250,7 +6250,7 @@
               <m:sup>
                 <m:r>
                   <w:rPr>
-                    <w:rFonts w:ascii="Cambria Math" w:eastAsia="宋体" w:hAnsi="Cambria Math" w:cs="Cambria Math"/>
+                    <w:rFonts w:ascii="Times New Roman" w:eastAsia="宋体" w:hAnsi="Times New Roman" w:cs="Cambria Math"/>
                   </w:rPr>
                   <m:t>2</m:t>
                 </m:r>
@@ -6260,13 +6260,13 @@
         </m:f>
         <m:r>
           <w:rPr>
-            <w:rFonts w:ascii="Cambria Math" w:eastAsia="宋体" w:hAnsi="Cambria Math" w:cs="Cambria Math"/>
+            <w:rFonts w:ascii="Times New Roman" w:eastAsia="宋体" w:hAnsi="Times New Roman" w:cs="Cambria Math"/>
           </w:rPr>
           <m:t>+</m:t>
         </m:r>
         <m:r>
           <w:rPr>
-            <w:rFonts w:ascii="Cambria Math" w:eastAsia="宋体" w:hAnsi="Cambria Math" w:cs="Cambria Math"/>
+            <w:rFonts w:ascii="Times New Roman" w:eastAsia="宋体" w:hAnsi="Times New Roman" w:cs="Cambria Math"/>
           </w:rPr>
           <m:t>E</m:t>
         </m:r>
@@ -6372,13 +6372,13 @@
       <m:oMath>
         <m:r>
           <w:rPr>
-            <w:rFonts w:ascii="Cambria Math" w:eastAsia="宋体" w:hAnsi="Cambria Math" w:cs="Cambria Math"/>
+            <w:rFonts w:ascii="Times New Roman" w:eastAsia="宋体" w:hAnsi="Times New Roman" w:cs="Cambria Math"/>
           </w:rPr>
           <m:t>Q</m:t>
         </m:r>
         <m:r>
           <w:rPr>
-            <w:rFonts w:ascii="Cambria Math" w:eastAsia="宋体" w:hAnsi="Cambria Math" w:cs="Cambria Math"/>
+            <w:rFonts w:ascii="Times New Roman" w:eastAsia="宋体" w:hAnsi="Times New Roman" w:cs="Cambria Math"/>
           </w:rPr>
           <m:t>=</m:t>
         </m:r>
@@ -6386,7 +6386,7 @@
           <m:num>
             <m:r>
               <w:rPr>
-                <w:rFonts w:ascii="Cambria Math" w:eastAsia="宋体" w:hAnsi="Cambria Math" w:cs="Cambria Math"/>
+                <w:rFonts w:ascii="Times New Roman" w:eastAsia="宋体" w:hAnsi="Times New Roman" w:cs="Cambria Math"/>
               </w:rPr>
               <m:t>3</m:t>
             </m:r>
@@ -6394,7 +6394,7 @@
           <m:den>
             <m:r>
               <w:rPr>
-                <w:rFonts w:ascii="Cambria Math" w:eastAsia="宋体" w:hAnsi="Cambria Math" w:cs="Cambria Math"/>
+                <w:rFonts w:ascii="Times New Roman" w:eastAsia="宋体" w:hAnsi="Times New Roman" w:cs="Cambria Math"/>
               </w:rPr>
               <m:t>2</m:t>
             </m:r>
@@ -6402,7 +6402,7 @@
         </m:f>
         <m:r>
           <w:rPr>
-            <w:rFonts w:ascii="Cambria Math" w:eastAsia="宋体" w:hAnsi="Cambria Math" w:cs="Cambria Math"/>
+            <w:rFonts w:ascii="Times New Roman" w:eastAsia="宋体" w:hAnsi="Times New Roman" w:cs="Cambria Math"/>
           </w:rPr>
           <m:t>q</m:t>
         </m:r>
@@ -6493,7 +6493,7 @@
           <m:e>
             <m:r>
               <w:rPr>
-                <w:rFonts w:ascii="Cambria Math" w:eastAsia="宋体" w:hAnsi="Cambria Math" w:cs="Cambria Math"/>
+                <w:rFonts w:ascii="Times New Roman" w:eastAsia="宋体" w:hAnsi="Times New Roman" w:cs="Cambria Math"/>
               </w:rPr>
               <m:t>E</m:t>
             </m:r>
@@ -6501,7 +6501,7 @@
           <m:sub>
             <m:r>
               <w:rPr>
-                <w:rFonts w:ascii="Cambria Math" w:eastAsia="宋体" w:hAnsi="Cambria Math" w:cs="Cambria Math"/>
+                <w:rFonts w:ascii="Times New Roman" w:eastAsia="宋体" w:hAnsi="Times New Roman" w:cs="Cambria Math"/>
               </w:rPr>
               <m:t>M</m:t>
             </m:r>
@@ -6509,7 +6509,7 @@
         </m:sSub>
         <m:r>
           <w:rPr>
-            <w:rFonts w:ascii="Cambria Math" w:eastAsia="宋体" w:hAnsi="Cambria Math" w:cs="Cambria Math"/>
+            <w:rFonts w:ascii="Times New Roman" w:eastAsia="宋体" w:hAnsi="Times New Roman" w:cs="Cambria Math"/>
           </w:rPr>
           <m:t>=</m:t>
         </m:r>
@@ -6517,13 +6517,13 @@
           <m:num>
             <m:r>
               <w:rPr>
-                <w:rFonts w:ascii="Cambria Math" w:eastAsia="宋体" w:hAnsi="Cambria Math" w:cs="Cambria Math"/>
+                <w:rFonts w:ascii="Times New Roman" w:eastAsia="宋体" w:hAnsi="Times New Roman" w:cs="Cambria Math"/>
               </w:rPr>
               <m:t>k</m:t>
             </m:r>
             <m:r>
               <w:rPr>
-                <w:rFonts w:ascii="Cambria Math" w:eastAsia="宋体" w:hAnsi="Cambria Math" w:cs="Cambria Math"/>
+                <w:rFonts w:ascii="Times New Roman" w:eastAsia="宋体" w:hAnsi="Times New Roman" w:cs="Cambria Math"/>
               </w:rPr>
               <m:t>Q</m:t>
             </m:r>
@@ -6533,25 +6533,25 @@
               <m:e>
                 <m:r>
                   <w:rPr>
-                    <w:rFonts w:ascii="Cambria Math" w:eastAsia="宋体" w:hAnsi="Cambria Math" w:cs="Cambria Math"/>
+                    <w:rFonts w:ascii="Times New Roman" w:eastAsia="宋体" w:hAnsi="Times New Roman" w:cs="Cambria Math"/>
                   </w:rPr>
                   <m:t>(</m:t>
                 </m:r>
                 <m:r>
                   <w:rPr>
-                    <w:rFonts w:ascii="Cambria Math" w:eastAsia="宋体" w:hAnsi="Cambria Math" w:cs="Cambria Math"/>
+                    <w:rFonts w:ascii="Times New Roman" w:eastAsia="宋体" w:hAnsi="Times New Roman" w:cs="Cambria Math"/>
                   </w:rPr>
                   <m:t>2</m:t>
                 </m:r>
                 <m:r>
                   <w:rPr>
-                    <w:rFonts w:ascii="Cambria Math" w:eastAsia="宋体" w:hAnsi="Cambria Math" w:cs="Cambria Math"/>
+                    <w:rFonts w:ascii="Times New Roman" w:eastAsia="宋体" w:hAnsi="Times New Roman" w:cs="Cambria Math"/>
                   </w:rPr>
                   <m:t>R</m:t>
                 </m:r>
                 <m:r>
                   <w:rPr>
-                    <w:rFonts w:ascii="Cambria Math" w:eastAsia="宋体" w:hAnsi="Cambria Math" w:cs="Cambria Math"/>
+                    <w:rFonts w:ascii="Times New Roman" w:eastAsia="宋体" w:hAnsi="Times New Roman" w:cs="Cambria Math"/>
                   </w:rPr>
                   <m:t>)</m:t>
                 </m:r>
@@ -6559,7 +6559,7 @@
               <m:sup>
                 <m:r>
                   <w:rPr>
-                    <w:rFonts w:ascii="Cambria Math" w:eastAsia="宋体" w:hAnsi="Cambria Math" w:cs="Cambria Math"/>
+                    <w:rFonts w:ascii="Times New Roman" w:eastAsia="宋体" w:hAnsi="Times New Roman" w:cs="Cambria Math"/>
                   </w:rPr>
                   <m:t>2</m:t>
                 </m:r>
@@ -6569,7 +6569,7 @@
         </m:f>
         <m:r>
           <w:rPr>
-            <w:rFonts w:ascii="Cambria Math" w:eastAsia="宋体" w:hAnsi="Cambria Math" w:cs="Cambria Math"/>
+            <w:rFonts w:ascii="Times New Roman" w:eastAsia="宋体" w:hAnsi="Times New Roman" w:cs="Cambria Math"/>
           </w:rPr>
           <m:t>=</m:t>
         </m:r>
@@ -6577,19 +6577,19 @@
           <m:num>
             <m:r>
               <w:rPr>
-                <w:rFonts w:ascii="Cambria Math" w:eastAsia="宋体" w:hAnsi="Cambria Math" w:cs="Cambria Math"/>
+                <w:rFonts w:ascii="Times New Roman" w:eastAsia="宋体" w:hAnsi="Times New Roman" w:cs="Cambria Math"/>
               </w:rPr>
               <m:t>3</m:t>
             </m:r>
             <m:r>
               <w:rPr>
-                <w:rFonts w:ascii="Cambria Math" w:eastAsia="宋体" w:hAnsi="Cambria Math" w:cs="Cambria Math"/>
+                <w:rFonts w:ascii="Times New Roman" w:eastAsia="宋体" w:hAnsi="Times New Roman" w:cs="Cambria Math"/>
               </w:rPr>
               <m:t>k</m:t>
             </m:r>
             <m:r>
               <w:rPr>
-                <w:rFonts w:ascii="Cambria Math" w:eastAsia="宋体" w:hAnsi="Cambria Math" w:cs="Cambria Math"/>
+                <w:rFonts w:ascii="Times New Roman" w:eastAsia="宋体" w:hAnsi="Times New Roman" w:cs="Cambria Math"/>
               </w:rPr>
               <m:t>q</m:t>
             </m:r>
@@ -6597,7 +6597,7 @@
           <m:den>
             <m:r>
               <w:rPr>
-                <w:rFonts w:ascii="Cambria Math" w:eastAsia="宋体" w:hAnsi="Cambria Math" w:cs="Cambria Math"/>
+                <w:rFonts w:ascii="Times New Roman" w:eastAsia="宋体" w:hAnsi="Times New Roman" w:cs="Cambria Math"/>
               </w:rPr>
               <m:t>8</m:t>
             </m:r>
@@ -6605,7 +6605,7 @@
               <m:e>
                 <m:r>
                   <w:rPr>
-                    <w:rFonts w:ascii="Cambria Math" w:eastAsia="宋体" w:hAnsi="Cambria Math" w:cs="Cambria Math"/>
+                    <w:rFonts w:ascii="Times New Roman" w:eastAsia="宋体" w:hAnsi="Times New Roman" w:cs="Cambria Math"/>
                   </w:rPr>
                   <m:t>R</m:t>
                 </m:r>
@@ -6613,7 +6613,7 @@
               <m:sup>
                 <m:r>
                   <w:rPr>
-                    <w:rFonts w:ascii="Cambria Math" w:eastAsia="宋体" w:hAnsi="Cambria Math" w:cs="Cambria Math"/>
+                    <w:rFonts w:ascii="Times New Roman" w:eastAsia="宋体" w:hAnsi="Times New Roman" w:cs="Cambria Math"/>
                   </w:rPr>
                   <m:t>2</m:t>
                 </m:r>
@@ -6674,7 +6674,7 @@
           <m:e>
             <m:r>
               <w:rPr>
-                <w:rFonts w:ascii="Cambria Math" w:eastAsia="宋体" w:hAnsi="Cambria Math" w:cs="Cambria Math"/>
+                <w:rFonts w:ascii="Times New Roman" w:eastAsia="宋体" w:hAnsi="Times New Roman" w:cs="Cambria Math"/>
               </w:rPr>
               <m:t>E</m:t>
             </m:r>
@@ -6682,7 +6682,7 @@
           <m:sub>
             <m:r>
               <w:rPr>
-                <w:rFonts w:ascii="Cambria Math" w:eastAsia="宋体" w:hAnsi="Cambria Math" w:cs="Cambria Math"/>
+                <w:rFonts w:ascii="Times New Roman" w:eastAsia="宋体" w:hAnsi="Times New Roman" w:cs="Cambria Math"/>
               </w:rPr>
               <m:t>N</m:t>
             </m:r>
@@ -6690,7 +6690,7 @@
         </m:sSub>
         <m:r>
           <w:rPr>
-            <w:rFonts w:ascii="Cambria Math" w:eastAsia="宋体" w:hAnsi="Cambria Math" w:cs="Cambria Math"/>
+            <w:rFonts w:ascii="Times New Roman" w:eastAsia="宋体" w:hAnsi="Times New Roman" w:cs="Cambria Math"/>
           </w:rPr>
           <m:t>=</m:t>
         </m:r>
@@ -6698,19 +6698,19 @@
           <m:num>
             <m:r>
               <w:rPr>
-                <w:rFonts w:ascii="Cambria Math" w:eastAsia="宋体" w:hAnsi="Cambria Math" w:cs="Cambria Math"/>
+                <w:rFonts w:ascii="Times New Roman" w:eastAsia="宋体" w:hAnsi="Times New Roman" w:cs="Cambria Math"/>
               </w:rPr>
               <m:t>3</m:t>
             </m:r>
             <m:r>
               <w:rPr>
-                <w:rFonts w:ascii="Cambria Math" w:eastAsia="宋体" w:hAnsi="Cambria Math" w:cs="Cambria Math"/>
+                <w:rFonts w:ascii="Times New Roman" w:eastAsia="宋体" w:hAnsi="Times New Roman" w:cs="Cambria Math"/>
               </w:rPr>
               <m:t>k</m:t>
             </m:r>
             <m:r>
               <w:rPr>
-                <w:rFonts w:ascii="Cambria Math" w:eastAsia="宋体" w:hAnsi="Cambria Math" w:cs="Cambria Math"/>
+                <w:rFonts w:ascii="Times New Roman" w:eastAsia="宋体" w:hAnsi="Times New Roman" w:cs="Cambria Math"/>
               </w:rPr>
               <m:t>q</m:t>
             </m:r>
@@ -6718,7 +6718,7 @@
           <m:den>
             <m:r>
               <w:rPr>
-                <w:rFonts w:ascii="Cambria Math" w:eastAsia="宋体" w:hAnsi="Cambria Math" w:cs="Cambria Math"/>
+                <w:rFonts w:ascii="Times New Roman" w:eastAsia="宋体" w:hAnsi="Times New Roman" w:cs="Cambria Math"/>
               </w:rPr>
               <m:t>8</m:t>
             </m:r>
@@ -6726,7 +6726,7 @@
               <m:e>
                 <m:r>
                   <w:rPr>
-                    <w:rFonts w:ascii="Cambria Math" w:eastAsia="宋体" w:hAnsi="Cambria Math" w:cs="Cambria Math"/>
+                    <w:rFonts w:ascii="Times New Roman" w:eastAsia="宋体" w:hAnsi="Times New Roman" w:cs="Cambria Math"/>
                   </w:rPr>
                   <m:t>R</m:t>
                 </m:r>
@@ -6734,7 +6734,7 @@
               <m:sup>
                 <m:r>
                   <w:rPr>
-                    <w:rFonts w:ascii="Cambria Math" w:eastAsia="宋体" w:hAnsi="Cambria Math" w:cs="Cambria Math"/>
+                    <w:rFonts w:ascii="Times New Roman" w:eastAsia="宋体" w:hAnsi="Times New Roman" w:cs="Cambria Math"/>
                   </w:rPr>
                   <m:t>2</m:t>
                 </m:r>
@@ -6884,7 +6884,7 @@
               <m:e>
                 <m:r>
                   <w:rPr>
-                    <w:rFonts w:ascii="Cambria Math" w:eastAsia="宋体" w:hAnsi="Cambria Math" w:cs="Cambria Math"/>
+                    <w:rFonts w:ascii="Times New Roman" w:eastAsia="宋体" w:hAnsi="Times New Roman" w:cs="Cambria Math"/>
                   </w:rPr>
                   <m:t>E</m:t>
                 </m:r>
@@ -6892,7 +6892,7 @@
               <m:sup>
                 <m:r>
                   <w:rPr>
-                    <w:rFonts w:ascii="Cambria Math" w:eastAsia="宋体" w:hAnsi="Cambria Math" w:cs="Cambria Math"/>
+                    <w:rFonts w:ascii="Times New Roman" w:eastAsia="宋体" w:hAnsi="Times New Roman" w:cs="Cambria Math"/>
                   </w:rPr>
                   <m:t>′</m:t>
                 </m:r>
@@ -6902,7 +6902,7 @@
           <m:sub>
             <m:r>
               <w:rPr>
-                <w:rFonts w:ascii="Cambria Math" w:eastAsia="宋体" w:hAnsi="Cambria Math" w:cs="Cambria Math"/>
+                <w:rFonts w:ascii="Times New Roman" w:eastAsia="宋体" w:hAnsi="Times New Roman" w:cs="Cambria Math"/>
               </w:rPr>
               <m:t>N</m:t>
             </m:r>
@@ -6910,7 +6910,7 @@
         </m:sSub>
         <m:r>
           <w:rPr>
-            <w:rFonts w:ascii="Cambria Math" w:eastAsia="宋体" w:hAnsi="Cambria Math" w:cs="Cambria Math"/>
+            <w:rFonts w:ascii="Times New Roman" w:eastAsia="宋体" w:hAnsi="Times New Roman" w:cs="Cambria Math"/>
           </w:rPr>
           <m:t>=</m:t>
         </m:r>
@@ -6925,19 +6925,19 @@
               <m:num>
                 <m:r>
                   <w:rPr>
-                    <w:rFonts w:ascii="Cambria Math" w:eastAsia="宋体" w:hAnsi="Cambria Math" w:cs="Cambria Math"/>
+                    <w:rFonts w:ascii="Times New Roman" w:eastAsia="宋体" w:hAnsi="Times New Roman" w:cs="Cambria Math"/>
                   </w:rPr>
                   <m:t>3</m:t>
                 </m:r>
                 <m:r>
                   <w:rPr>
-                    <w:rFonts w:ascii="Cambria Math" w:eastAsia="宋体" w:hAnsi="Cambria Math" w:cs="Cambria Math"/>
+                    <w:rFonts w:ascii="Times New Roman" w:eastAsia="宋体" w:hAnsi="Times New Roman" w:cs="Cambria Math"/>
                   </w:rPr>
                   <m:t>k</m:t>
                 </m:r>
                 <m:r>
                   <w:rPr>
-                    <w:rFonts w:ascii="Cambria Math" w:eastAsia="宋体" w:hAnsi="Cambria Math" w:cs="Cambria Math"/>
+                    <w:rFonts w:ascii="Times New Roman" w:eastAsia="宋体" w:hAnsi="Times New Roman" w:cs="Cambria Math"/>
                   </w:rPr>
                   <m:t>q</m:t>
                 </m:r>
@@ -6945,7 +6945,7 @@
               <m:den>
                 <m:r>
                   <w:rPr>
-                    <w:rFonts w:ascii="Cambria Math" w:eastAsia="宋体" w:hAnsi="Cambria Math" w:cs="Cambria Math"/>
+                    <w:rFonts w:ascii="Times New Roman" w:eastAsia="宋体" w:hAnsi="Times New Roman" w:cs="Cambria Math"/>
                   </w:rPr>
                   <m:t>8</m:t>
                 </m:r>
@@ -6953,7 +6953,7 @@
                   <m:e>
                     <m:r>
                       <w:rPr>
-                        <w:rFonts w:ascii="Cambria Math" w:eastAsia="宋体" w:hAnsi="Cambria Math" w:cs="Cambria Math"/>
+                        <w:rFonts w:ascii="Times New Roman" w:eastAsia="宋体" w:hAnsi="Times New Roman" w:cs="Cambria Math"/>
                       </w:rPr>
                       <m:t>R</m:t>
                     </m:r>
@@ -6961,7 +6961,7 @@
                   <m:sup>
                     <m:r>
                       <w:rPr>
-                        <w:rFonts w:ascii="Cambria Math" w:eastAsia="宋体" w:hAnsi="Cambria Math" w:cs="Cambria Math"/>
+                        <w:rFonts w:ascii="Times New Roman" w:eastAsia="宋体" w:hAnsi="Times New Roman" w:cs="Cambria Math"/>
                       </w:rPr>
                       <m:t>2</m:t>
                     </m:r>
@@ -6971,19 +6971,19 @@
             </m:f>
             <m:r>
               <w:rPr>
-                <w:rFonts w:ascii="Cambria Math" w:eastAsia="宋体" w:hAnsi="Cambria Math" w:cs="Cambria Math"/>
+                <w:rFonts w:ascii="Times New Roman" w:eastAsia="宋体" w:hAnsi="Times New Roman" w:cs="Cambria Math"/>
               </w:rPr>
               <m:t>−</m:t>
             </m:r>
             <m:r>
               <w:rPr>
-                <w:rFonts w:ascii="Cambria Math" w:eastAsia="宋体" w:hAnsi="Cambria Math" w:cs="Cambria Math"/>
+                <w:rFonts w:ascii="Times New Roman" w:eastAsia="宋体" w:hAnsi="Times New Roman" w:cs="Cambria Math"/>
               </w:rPr>
               <m:t>2</m:t>
             </m:r>
             <m:r>
               <w:rPr>
-                <w:rFonts w:ascii="Cambria Math" w:eastAsia="宋体" w:hAnsi="Cambria Math" w:cs="Cambria Math"/>
+                <w:rFonts w:ascii="Times New Roman" w:eastAsia="宋体" w:hAnsi="Times New Roman" w:cs="Cambria Math"/>
               </w:rPr>
               <m:t>E</m:t>
             </m:r>
@@ -7014,6 +7014,7 @@
       <w:footerReference w:type="default" r:id="rId9"/>
       <w:pgSz w:w="11906" w:h="16838"/>
       <w:pgMar w:top="720" w:right="720" w:bottom="720" w:left="720" w:header="720" w:footer="720" w:gutter="0"/>
+      <w:pgNumType w:start="1"/>
       <w:cols w:space="720"/>
       <w:docGrid w:linePitch="360"/>
     </w:sectPr>
@@ -7022,23 +7023,54 @@
 </file>
 
 <file path=word/footer1.xml><?xml version="1.0" encoding="utf-8"?>
-<w:ftr xmlns:m="http://schemas.openxmlformats.org/officeDocument/2006/math" xmlns:mc="http://schemas.openxmlformats.org/markup-compatibility/2006" xmlns:mo="http://schemas.microsoft.com/office/mac/office/2008/main" xmlns:mv="urn:schemas-microsoft-com:mac:vml" xmlns:o="urn:schemas-microsoft-com:office:office" xmlns:r="http://schemas.openxmlformats.org/officeDocument/2006/relationships" xmlns:v="urn:schemas-microsoft-com:vml" xmlns:w10="urn:schemas-microsoft-com:office:word" xmlns:w14="http://schemas.microsoft.com/office/word/2010/wordml" xmlns:w="http://schemas.openxmlformats.org/wordprocessingml/2006/main" xmlns:wne="http://schemas.microsoft.com/office/word/2006/wordml" xmlns:wp14="http://schemas.microsoft.com/office/word/2010/wordprocessingDrawing" xmlns:wp="http://schemas.openxmlformats.org/drawingml/2006/wordprocessingDrawing" xmlns:wpc="http://schemas.microsoft.com/office/word/2010/wordprocessingCanvas" xmlns:wpg="http://schemas.microsoft.com/office/word/2010/wordprocessingGroup" xmlns:wpi="http://schemas.microsoft.com/office/word/2010/wordprocessingInk" xmlns:wps="http://schemas.microsoft.com/office/word/2010/wordprocessingShape" mc:Ignorable="w14 wp14">
+<w:ftr xmlns:w="http://schemas.openxmlformats.org/wordprocessingml/2006/main" xmlns:r="http://schemas.openxmlformats.org/officeDocument/2006/relationships">
   <w:p>
     <w:pPr>
-      <w:jc w:val="left"/>
-      <w:rPr>
-        <w:sz w:val="18"/>
-        <w:szCs w:val="18"/>
-      </w:rPr>
+      <w:jc w:val="center"/>
     </w:pPr>
     <w:r>
-      <w:fldChar w:fldCharType="begin"/>
+      <w:rPr>
+        <w:rFonts w:ascii="Times New Roman" w:hAnsi="Times New Roman" w:eastAsia="宋体"/>
+        <w:sz w:val="21"/>
+        <w:szCs w:val="21"/>
+      </w:rPr>
+      <w:t xml:space="preserve">第</w:t>
     </w:r>
+    <w:fldSimple w:instr=" PAGE ">
+      <w:r>
+        <w:rPr>
+          <w:rFonts w:ascii="Times New Roman" w:hAnsi="Times New Roman" w:eastAsia="宋体"/>
+          <w:sz w:val="21"/>
+          <w:szCs w:val="21"/>
+        </w:rPr>
+        <w:t xml:space="preserve">1</w:t>
+      </w:r>
+    </w:fldSimple>
     <w:r>
-      <w:instrText xml:space="preserve"> PAGE </w:instrText>
+      <w:rPr>
+        <w:rFonts w:ascii="Times New Roman" w:hAnsi="Times New Roman" w:eastAsia="宋体"/>
+        <w:sz w:val="21"/>
+        <w:szCs w:val="21"/>
+      </w:rPr>
+      <w:t xml:space="preserve">页（共</w:t>
     </w:r>
+    <w:fldSimple w:instr=" NUMPAGES ">
+      <w:r>
+        <w:rPr>
+          <w:rFonts w:ascii="Times New Roman" w:hAnsi="Times New Roman" w:eastAsia="宋体"/>
+          <w:sz w:val="21"/>
+          <w:szCs w:val="21"/>
+        </w:rPr>
+        <w:t xml:space="preserve">1</w:t>
+      </w:r>
+    </w:fldSimple>
     <w:r>
-      <w:fldChar w:fldCharType="end"/>
+      <w:rPr>
+        <w:rFonts w:ascii="Times New Roman" w:hAnsi="Times New Roman" w:eastAsia="宋体"/>
+        <w:sz w:val="21"/>
+        <w:szCs w:val="21"/>
+      </w:rPr>
+      <w:t xml:space="preserve">页）</w:t>
     </w:r>
   </w:p>
 </w:ftr>

--- a/高中物理/高中物理同步/人教版必修3 第9章 静电场及其应用·冲刺卷（4题）.docx
+++ b/高中物理/高中物理同步/人教版必修3 第9章 静电场及其应用·冲刺卷（4题）.docx
@@ -320,11 +320,9 @@
       <w:r>
         <w:rPr>
           <w:rFonts w:ascii="Times New Roman" w:eastAsia="宋体" w:hAnsi="Times New Roman" w:cs="Times New Roman"/>
-          <w:strike w:val="0"/>
           <w:kern w:val="0"/>
           <w:sz w:val="21"/>
           <w:szCs w:val="21"/>
-          <w:u w:val="none"/>
         </w:rPr>
         <w:drawing>
           <wp:inline>
@@ -1741,11 +1739,9 @@
       <w:r>
         <w:rPr>
           <w:rFonts w:ascii="Times New Roman" w:eastAsia="宋体" w:hAnsi="Times New Roman" w:cs="Times New Roman"/>
-          <w:strike w:val="0"/>
           <w:kern w:val="0"/>
           <w:sz w:val="21"/>
           <w:szCs w:val="21"/>
-          <w:u w:val="none"/>
         </w:rPr>
         <w:drawing>
           <wp:inline>
@@ -2707,11 +2703,9 @@
       <w:r>
         <w:rPr>
           <w:rFonts w:ascii="Times New Roman" w:eastAsia="宋体" w:hAnsi="Times New Roman" w:cs="Times New Roman"/>
-          <w:strike w:val="0"/>
           <w:kern w:val="0"/>
           <w:sz w:val="21"/>
           <w:szCs w:val="21"/>
-          <w:u w:val="none"/>
         </w:rPr>
         <w:drawing>
           <wp:inline>
@@ -3068,11 +3062,9 @@
       <w:r>
         <w:rPr>
           <w:rFonts w:ascii="Times New Roman" w:eastAsia="宋体" w:hAnsi="Times New Roman" w:cs="Times New Roman"/>
-          <w:strike w:val="0"/>
           <w:kern w:val="0"/>
           <w:sz w:val="21"/>
           <w:szCs w:val="21"/>
-          <w:u w:val="none"/>
         </w:rPr>
         <w:drawing>
           <wp:inline>
@@ -4085,11 +4077,9 @@
       <w:r>
         <w:rPr>
           <w:rFonts w:ascii="Times New Roman" w:eastAsia="宋体" w:hAnsi="Times New Roman" w:cs="Times New Roman"/>
-          <w:strike w:val="0"/>
           <w:kern w:val="0"/>
           <w:sz w:val="21"/>
           <w:szCs w:val="21"/>
-          <w:u w:val="none"/>
         </w:rPr>
         <w:drawing>
           <wp:inline>
@@ -6003,11 +5993,9 @@
       <w:r>
         <w:rPr>
           <w:rFonts w:ascii="Times New Roman" w:eastAsia="宋体" w:hAnsi="Times New Roman" w:cs="Times New Roman"/>
-          <w:strike w:val="0"/>
           <w:kern w:val="0"/>
           <w:sz w:val="21"/>
           <w:szCs w:val="21"/>
-          <w:u w:val="none"/>
         </w:rPr>
         <w:drawing>
           <wp:inline>
@@ -7013,7 +7001,7 @@
     <w:sectPr>
       <w:footerReference w:type="default" r:id="rId9"/>
       <w:pgSz w:w="11906" w:h="16838"/>
-      <w:pgMar w:top="720" w:right="720" w:bottom="720" w:left="720" w:header="720" w:footer="720" w:gutter="0"/>
+      <w:pgMar w:top="850" w:right="850" w:bottom="850" w:left="850" w:header="850" w:footer="850" w:gutter="0"/>
       <w:pgNumType w:start="1"/>
       <w:cols w:space="720"/>
       <w:docGrid w:linePitch="360"/>
@@ -7028,6 +7016,14 @@
     <w:pPr>
       <w:jc w:val="center"/>
     </w:pPr>
+    <w:r>
+      <w:rPr>
+        <w:rFonts w:ascii="Times New Roman" w:hAnsi="Times New Roman" w:eastAsia="宋体"/>
+        <w:sz w:val="21"/>
+        <w:szCs w:val="21"/>
+      </w:rPr>
+      <w:t xml:space="preserve">第9章·冲刺　</w:t>
+    </w:r>
     <w:r>
       <w:rPr>
         <w:rFonts w:ascii="Times New Roman" w:hAnsi="Times New Roman" w:eastAsia="宋体"/>

--- a/高中物理/高中物理同步/人教版必修3 第9章 静电场及其应用·冲刺卷（4题）.docx
+++ b/高中物理/高中物理同步/人教版必修3 第9章 静电场及其应用·冲刺卷（4题）.docx
@@ -7280,9 +7280,9 @@
   <w:docDefaults>
     <w:rPrDefault>
       <w:rPr>
-        <w:rFonts w:asciiTheme="minorHAnsi" w:eastAsiaTheme="minorEastAsia" w:hAnsiTheme="minorHAnsi" w:cstheme="minorBidi"/>
-        <w:sz w:val="22"/>
-        <w:szCs w:val="22"/>
+        <w:rFonts w:cstheme="minorBidi" w:ascii="Times New Roman" w:hAnsi="Times New Roman" w:eastAsia="宋体" w:cs="Times New Roman"/>
+        <w:sz w:val="21"/>
+        <w:szCs w:val="21"/>
         <w:lang w:val="en-US" w:eastAsia="en-US" w:bidi="ar-SA"/>
       </w:rPr>
     </w:rPrDefault>

--- a/高中物理/高中物理同步/人教版必修3 第9章 静电场及其应用·冲刺卷（4题）.docx
+++ b/高中物理/高中物理同步/人教版必修3 第9章 静电场及其应用·冲刺卷（4题）.docx
@@ -7011,14 +7011,14 @@
 </file>
 
 <file path=word/footer1.xml><?xml version="1.0" encoding="utf-8"?>
-<w:ftr xmlns:w="http://schemas.openxmlformats.org/wordprocessingml/2006/main" xmlns:r="http://schemas.openxmlformats.org/officeDocument/2006/relationships">
-  <w:p>
+<w:ftr xmlns:w="http://schemas.openxmlformats.org/wordprocessingml/2006/main">
+  <w:p xmlns:w="http://schemas.openxmlformats.org/wordprocessingml/2006/main">
     <w:pPr>
       <w:jc w:val="center"/>
     </w:pPr>
     <w:r>
       <w:rPr>
-        <w:rFonts w:ascii="Times New Roman" w:hAnsi="Times New Roman" w:eastAsia="宋体"/>
+        <w:rFonts w:ascii="Times New Roman" w:hAnsi="Times New Roman" w:eastAsia="宋体" w:cs="Times New Roman"/>
         <w:sz w:val="21"/>
         <w:szCs w:val="21"/>
       </w:rPr>
@@ -7026,47 +7026,107 @@
     </w:r>
     <w:r>
       <w:rPr>
-        <w:rFonts w:ascii="Times New Roman" w:hAnsi="Times New Roman" w:eastAsia="宋体"/>
+        <w:rFonts w:ascii="Times New Roman" w:hAnsi="Times New Roman" w:eastAsia="宋体" w:cs="Times New Roman"/>
         <w:sz w:val="21"/>
         <w:szCs w:val="21"/>
       </w:rPr>
-      <w:t xml:space="preserve">第</w:t>
+      <w:t>第</w:t>
     </w:r>
-    <w:fldSimple w:instr=" PAGE ">
-      <w:r>
-        <w:rPr>
-          <w:rFonts w:ascii="Times New Roman" w:hAnsi="Times New Roman" w:eastAsia="宋体"/>
-          <w:sz w:val="21"/>
-          <w:szCs w:val="21"/>
-        </w:rPr>
-        <w:t xml:space="preserve">1</w:t>
-      </w:r>
-    </w:fldSimple>
     <w:r>
       <w:rPr>
-        <w:rFonts w:ascii="Times New Roman" w:hAnsi="Times New Roman" w:eastAsia="宋体"/>
+        <w:rFonts w:ascii="Times New Roman" w:hAnsi="Times New Roman" w:eastAsia="宋体" w:cs="Times New Roman"/>
         <w:sz w:val="21"/>
         <w:szCs w:val="21"/>
       </w:rPr>
-      <w:t xml:space="preserve">页（共</w:t>
+      <w:fldChar w:fldCharType="begin"/>
     </w:r>
-    <w:fldSimple w:instr=" NUMPAGES ">
-      <w:r>
-        <w:rPr>
-          <w:rFonts w:ascii="Times New Roman" w:hAnsi="Times New Roman" w:eastAsia="宋体"/>
-          <w:sz w:val="21"/>
-          <w:szCs w:val="21"/>
-        </w:rPr>
-        <w:t xml:space="preserve">1</w:t>
-      </w:r>
-    </w:fldSimple>
     <w:r>
       <w:rPr>
-        <w:rFonts w:ascii="Times New Roman" w:hAnsi="Times New Roman" w:eastAsia="宋体"/>
+        <w:rFonts w:ascii="Times New Roman" w:hAnsi="Times New Roman" w:eastAsia="宋体" w:cs="Times New Roman"/>
         <w:sz w:val="21"/>
         <w:szCs w:val="21"/>
       </w:rPr>
-      <w:t xml:space="preserve">页）</w:t>
+      <w:instrText xml:space="preserve"> PAGE </w:instrText>
+    </w:r>
+    <w:r>
+      <w:rPr>
+        <w:rFonts w:ascii="Times New Roman" w:hAnsi="Times New Roman" w:eastAsia="宋体" w:cs="Times New Roman"/>
+        <w:sz w:val="21"/>
+        <w:szCs w:val="21"/>
+      </w:rPr>
+      <w:fldChar w:fldCharType="separate"/>
+    </w:r>
+    <w:r>
+      <w:rPr>
+        <w:rFonts w:ascii="Times New Roman" w:hAnsi="Times New Roman" w:eastAsia="宋体" w:cs="Times New Roman"/>
+        <w:sz w:val="21"/>
+        <w:szCs w:val="21"/>
+      </w:rPr>
+      <w:t>1</w:t>
+    </w:r>
+    <w:r>
+      <w:rPr>
+        <w:rFonts w:ascii="Times New Roman" w:hAnsi="Times New Roman" w:eastAsia="宋体" w:cs="Times New Roman"/>
+        <w:sz w:val="21"/>
+        <w:szCs w:val="21"/>
+      </w:rPr>
+      <w:fldChar w:fldCharType="end"/>
+    </w:r>
+    <w:r>
+      <w:rPr>
+        <w:rFonts w:ascii="Times New Roman" w:hAnsi="Times New Roman" w:eastAsia="宋体" w:cs="Times New Roman"/>
+        <w:sz w:val="21"/>
+        <w:szCs w:val="21"/>
+      </w:rPr>
+      <w:t>页（共</w:t>
+    </w:r>
+    <w:r>
+      <w:rPr>
+        <w:rFonts w:ascii="Times New Roman" w:hAnsi="Times New Roman" w:eastAsia="宋体" w:cs="Times New Roman"/>
+        <w:sz w:val="21"/>
+        <w:szCs w:val="21"/>
+      </w:rPr>
+      <w:fldChar w:fldCharType="begin"/>
+    </w:r>
+    <w:r>
+      <w:rPr>
+        <w:rFonts w:ascii="Times New Roman" w:hAnsi="Times New Roman" w:eastAsia="宋体" w:cs="Times New Roman"/>
+        <w:sz w:val="21"/>
+        <w:szCs w:val="21"/>
+      </w:rPr>
+      <w:instrText xml:space="preserve"> NUMPAGES </w:instrText>
+    </w:r>
+    <w:r>
+      <w:rPr>
+        <w:rFonts w:ascii="Times New Roman" w:hAnsi="Times New Roman" w:eastAsia="宋体" w:cs="Times New Roman"/>
+        <w:sz w:val="21"/>
+        <w:szCs w:val="21"/>
+      </w:rPr>
+      <w:fldChar w:fldCharType="separate"/>
+    </w:r>
+    <w:r>
+      <w:rPr>
+        <w:rFonts w:ascii="Times New Roman" w:hAnsi="Times New Roman" w:eastAsia="宋体" w:cs="Times New Roman"/>
+        <w:sz w:val="21"/>
+        <w:szCs w:val="21"/>
+      </w:rPr>
+      <w:t>4</w:t>
+    </w:r>
+    <w:r>
+      <w:rPr>
+        <w:rFonts w:ascii="Times New Roman" w:hAnsi="Times New Roman" w:eastAsia="宋体" w:cs="Times New Roman"/>
+        <w:sz w:val="21"/>
+        <w:szCs w:val="21"/>
+      </w:rPr>
+      <w:fldChar w:fldCharType="end"/>
+    </w:r>
+    <w:r>
+      <w:rPr>
+        <w:rFonts w:ascii="Times New Roman" w:hAnsi="Times New Roman" w:eastAsia="宋体" w:cs="Times New Roman"/>
+        <w:sz w:val="21"/>
+        <w:szCs w:val="21"/>
+      </w:rPr>
+      <w:t>页）</w:t>
     </w:r>
   </w:p>
 </w:ftr>
@@ -7280,15 +7340,14 @@
   <w:docDefaults>
     <w:rPrDefault>
       <w:rPr>
-        <w:rFonts w:cstheme="minorBidi" w:ascii="Times New Roman" w:hAnsi="Times New Roman" w:eastAsia="宋体" w:cs="Times New Roman"/>
+        <w:rFonts w:ascii="Times New Roman" w:hAnsi="Times New Roman" w:eastAsia="宋体" w:cs="Times New Roman"/>
         <w:sz w:val="21"/>
         <w:szCs w:val="21"/>
-        <w:lang w:val="en-US" w:eastAsia="en-US" w:bidi="ar-SA"/>
       </w:rPr>
     </w:rPrDefault>
     <w:pPrDefault>
       <w:pPr>
-        <w:spacing w:after="200" w:line="276" w:lineRule="auto"/>
+        <w:spacing w:before="0" w:after="0" w:line="300" w:lineRule="auto"/>
       </w:pPr>
     </w:pPrDefault>
   </w:docDefaults>

--- a/高中物理/高中物理同步/人教版必修3 第9章 静电场及其应用·冲刺卷（4题）.docx
+++ b/高中物理/高中物理同步/人教版必修3 第9章 静电场及其应用·冲刺卷（4题）.docx
@@ -7014,7 +7014,7 @@
 <w:ftr xmlns:w="http://schemas.openxmlformats.org/wordprocessingml/2006/main">
   <w:p xmlns:w="http://schemas.openxmlformats.org/wordprocessingml/2006/main">
     <w:pPr>
-      <w:jc w:val="center"/>
+      <w:jc w:val="left"/>
     </w:pPr>
     <w:r>
       <w:rPr>

--- a/高中物理/高中物理同步/人教版必修3 第9章 静电场及其应用·冲刺卷（4题）.docx
+++ b/高中物理/高中物理同步/人教版必修3 第9章 静电场及其应用·冲刺卷（4题）.docx
@@ -7094,31 +7094,7 @@
         <w:sz w:val="21"/>
         <w:szCs w:val="21"/>
       </w:rPr>
-      <w:instrText xml:space="preserve"> NUMPAGES </w:instrText>
-    </w:r>
-    <w:r>
-      <w:rPr>
-        <w:rFonts w:ascii="Times New Roman" w:hAnsi="Times New Roman" w:eastAsia="宋体" w:cs="Times New Roman"/>
-        <w:sz w:val="21"/>
-        <w:szCs w:val="21"/>
-      </w:rPr>
-      <w:fldChar w:fldCharType="separate"/>
-    </w:r>
-    <w:r>
-      <w:rPr>
-        <w:rFonts w:ascii="Times New Roman" w:hAnsi="Times New Roman" w:eastAsia="宋体" w:cs="Times New Roman"/>
-        <w:sz w:val="21"/>
-        <w:szCs w:val="21"/>
-      </w:rPr>
       <w:t>4</w:t>
-    </w:r>
-    <w:r>
-      <w:rPr>
-        <w:rFonts w:ascii="Times New Roman" w:hAnsi="Times New Roman" w:eastAsia="宋体" w:cs="Times New Roman"/>
-        <w:sz w:val="21"/>
-        <w:szCs w:val="21"/>
-      </w:rPr>
-      <w:fldChar w:fldCharType="end"/>
     </w:r>
     <w:r>
       <w:rPr>
